--- a/descripcion del sistema.docx
+++ b/descripcion del sistema.docx
@@ -5387,6 +5387,38 @@
           <w:i w:val="false"/>
           <w:iCs w:val="false"/>
         </w:rPr>
+        <w:t xml:space="preserve">Las fotos se comprimen en el navegador antes de subirse (</w:t>
+      </w:r>
+      <w:r>
+        <w:rPr>
+          <w:rFonts w:ascii="Consolas" w:cs="Consolas" w:eastAsia="Consolas" w:hAnsi="Consolas"/>
+          <w:i w:val="false"/>
+          <w:iCs w:val="false"/>
+        </w:rPr>
+        <w:t xml:space="preserve">compressImage</w:t>
+      </w:r>
+      <w:r>
+        <w:rPr>
+          <w:i w:val="false"/>
+          <w:iCs w:val="false"/>
+        </w:rPr>
+        <w:t xml:space="preserve">: redimensiona a máx. 1600px de lado mayor y reexporta como JPEG calidad ~0.82 vía Canvas) — una foto de cámara de celular puede pesar varios MB; comprimida ocupa una fracción del espacio en Storage y sube más rápido. Si la compresión falla, se sube el archivo original sin bloquear el envío.</w:t>
+      </w:r>
+    </w:p>
+    <w:p>
+      <w:pPr>
+        <w:pStyle w:val="ListParagraph"/>
+        <w:numPr>
+          <w:ilvl w:val="0"/>
+          <w:numId w:val="1"/>
+        </w:numPr>
+        <w:spacing w:after="40"/>
+      </w:pPr>
+      <w:r>
+        <w:rPr>
+          <w:i w:val="false"/>
+          <w:iCs w:val="false"/>
+        </w:rPr>
         <w:t xml:space="preserve">Las fotos se suben a Supabase Storage (bucket privado </w:t>
       </w:r>
       <w:r>
@@ -5418,6 +5450,46 @@
           <w:iCs w:val="false"/>
         </w:rPr>
         <w:t xml:space="preserve">) usando la sesión del propio empleado (RLS, no el cliente admin) — coherente con "cada quien sube lo suyo".</w:t>
+      </w:r>
+    </w:p>
+    <w:p>
+      <w:pPr>
+        <w:pStyle w:val="ListParagraph"/>
+        <w:numPr>
+          <w:ilvl w:val="0"/>
+          <w:numId w:val="1"/>
+        </w:numPr>
+        <w:spacing w:after="40"/>
+      </w:pPr>
+      <w:r>
+        <w:rPr>
+          <w:rFonts w:ascii="Consolas" w:cs="Consolas" w:eastAsia="Consolas" w:hAnsi="Consolas"/>
+          <w:i w:val="false"/>
+          <w:iCs w:val="false"/>
+        </w:rPr>
+        <w:t xml:space="preserve">next.config.ts</w:t>
+      </w:r>
+      <w:r>
+        <w:rPr>
+          <w:i w:val="false"/>
+          <w:iCs w:val="false"/>
+        </w:rPr>
+        <w:t xml:space="preserve"> sube el límite de tamaño de envío de Server Actions a 25 MB (</w:t>
+      </w:r>
+      <w:r>
+        <w:rPr>
+          <w:rFonts w:ascii="Consolas" w:cs="Consolas" w:eastAsia="Consolas" w:hAnsi="Consolas"/>
+          <w:i w:val="false"/>
+          <w:iCs w:val="false"/>
+        </w:rPr>
+        <w:t xml:space="preserve">experimental.serverActions.bodySizeLimit</w:t>
+      </w:r>
+      <w:r>
+        <w:rPr>
+          <w:i w:val="false"/>
+          <w:iCs w:val="false"/>
+        </w:rPr>
+        <w:t xml:space="preserve">) — el límite por defecto de Next (1 MB) es insuficiente para una foto de cámara sin comprimir, y kilometraje manda 2 fotos en el mismo envío.</w:t>
       </w:r>
     </w:p>
     <w:p>

--- a/descripcion del sistema.docx
+++ b/descripcion del sistema.docx
@@ -4841,7 +4841,7 @@
           <w:i w:val="false"/>
           <w:iCs w:val="false"/>
         </w:rPr>
-        <w:t xml:space="preserve">: el campo trae un PIN de 6 dígitos generado como sugerencia, con botón "Generar" para otro nuevo, pero el admin puede escribir la que quiera (mínimo 6 caracteres).</w:t>
+        <w:t xml:space="preserve">: el campo trae un PIN de 4 dígitos generado como sugerencia, con botón "Generar" para otro nuevo, pero el admin puede escribir la que quiera (mínimo 4 caracteres — requiere que en Supabase la longitud mínima de contraseña esté en 4, ver docs/supabase-setup.md).</w:t>
       </w:r>
     </w:p>
     <w:p>
@@ -4949,7 +4949,7 @@
           <w:i w:val="false"/>
           <w:iCs w:val="false"/>
         </w:rPr>
-        <w:t xml:space="preserve"> o similar) y contraseña temporal — un PIN numérico de 6 dígitos en vez de una contraseña alfanumérica, para que sea fácil de leer y escribir por empleados con poca familiaridad con contraseñas. Muestra una tabla con ID+usuario+contraseña de cada una para repartirlas. Más adelante, cuando el admin sabe a qué persona le va a asignar cada cuenta, la identifica por su ID y le pone el nombre real desde "Editar" — no hay que volver a crearla. El ID también se puede escribir a mano al crear un empleado individual (columna "ID" en la tabla, campo </w:t>
+        <w:t xml:space="preserve"> o similar) y contraseña temporal — un PIN numérico de 4 dígitos en vez de una contraseña alfanumérica, para que sea fácil de leer y escribir por empleados con poca familiaridad con contraseñas. Muestra una tabla con ID+usuario+contraseña de cada una para repartirlas. Más adelante, cuando el admin sabe a qué persona le va a asignar cada cuenta, la identifica por su ID y le pone el nombre real desde "Editar" — no hay que volver a crearla. El ID también se puede escribir a mano al crear un empleado individual (columna "ID" en la tabla, campo </w:t>
       </w:r>
       <w:r>
         <w:rPr>
@@ -5490,6 +5490,100 @@
           <w:iCs w:val="false"/>
         </w:rPr>
         <w:t xml:space="preserve">) — el límite por defecto de Next (1 MB) es insuficiente para una foto de cámara sin comprimir, y kilometraje manda 2 fotos en el mismo envío.</w:t>
+      </w:r>
+    </w:p>
+    <w:p>
+      <w:pPr>
+        <w:pStyle w:val="ListParagraph"/>
+        <w:numPr>
+          <w:ilvl w:val="0"/>
+          <w:numId w:val="1"/>
+        </w:numPr>
+        <w:spacing w:after="40"/>
+      </w:pPr>
+      <w:r>
+        <w:rPr>
+          <w:i w:val="false"/>
+          <w:iCs w:val="false"/>
+        </w:rPr>
+        <w:t xml:space="preserve">Inicio del empleado (</w:t>
+      </w:r>
+      <w:r>
+        <w:rPr>
+          <w:rFonts w:ascii="Consolas" w:cs="Consolas" w:eastAsia="Consolas" w:hAnsi="Consolas"/>
+          <w:i w:val="false"/>
+          <w:iCs w:val="false"/>
+        </w:rPr>
+        <w:t xml:space="preserve">/empleado</w:t>
+      </w:r>
+      <w:r>
+        <w:rPr>
+          <w:i w:val="false"/>
+          <w:iCs w:val="false"/>
+        </w:rPr>
+        <w:t xml:space="preserve">): tarjeta "Mi semana" (</w:t>
+      </w:r>
+      <w:r>
+        <w:rPr>
+          <w:rFonts w:ascii="Consolas" w:cs="Consolas" w:eastAsia="Consolas" w:hAnsi="Consolas"/>
+          <w:i w:val="false"/>
+          <w:iCs w:val="false"/>
+        </w:rPr>
+        <w:t xml:space="preserve">WeekTracker</w:t>
+      </w:r>
+      <w:r>
+        <w:rPr>
+          <w:i w:val="false"/>
+          <w:iCs w:val="false"/>
+        </w:rPr>
+        <w:t xml:space="preserve">) con los 7 días de la semana actual (lunes a domingo) y una bolita por día con el número de reportes diarios (Desayuno/Almuerzo/Cena, 0 a 3) que ya envió — gris si 0, ámbar si 1-2, verde si 3. Kilometraje no cuenta para esta bolita porque puede haber varios trayectos el mismo día, no es "uno por día" como las comidas.</w:t>
+      </w:r>
+    </w:p>
+    <w:p>
+      <w:pPr>
+        <w:pStyle w:val="ListParagraph"/>
+        <w:numPr>
+          <w:ilvl w:val="0"/>
+          <w:numId w:val="1"/>
+        </w:numPr>
+        <w:spacing w:after="40"/>
+      </w:pPr>
+      <w:r>
+        <w:rPr>
+          <w:i w:val="false"/>
+          <w:iCs w:val="false"/>
+        </w:rPr>
+        <w:t xml:space="preserve">Cada día es un enlace a </w:t>
+      </w:r>
+      <w:r>
+        <w:rPr>
+          <w:rFonts w:ascii="Consolas" w:cs="Consolas" w:eastAsia="Consolas" w:hAnsi="Consolas"/>
+          <w:i w:val="false"/>
+          <w:iCs w:val="false"/>
+        </w:rPr>
+        <w:t xml:space="preserve">/empleado/dia/[fecha]</w:t>
+      </w:r>
+      <w:r>
+        <w:rPr>
+          <w:i w:val="false"/>
+          <w:iCs w:val="false"/>
+        </w:rPr>
+        <w:t xml:space="preserve">, que muestra los 3 tipos de comida del día: si ya se reportó, su estado (Reportado/Aprobado/Rechazado con motivo); si falta, un botón "Reportar" que lleva al formulario de esa categoría con la fecha ya puesta (parámetro </w:t>
+      </w:r>
+      <w:r>
+        <w:rPr>
+          <w:rFonts w:ascii="Consolas" w:cs="Consolas" w:eastAsia="Consolas" w:hAnsi="Consolas"/>
+          <w:i w:val="false"/>
+          <w:iCs w:val="false"/>
+        </w:rPr>
+        <w:t xml:space="preserve">?date=</w:t>
+      </w:r>
+      <w:r>
+        <w:rPr>
+          <w:i w:val="false"/>
+          <w:iCs w:val="false"/>
+        </w:rPr>
+        <w:t xml:space="preserve">). Al enviar un gasto de comida, el sistema redirige de vuelta a esta vista del día (en vez de a "Mis Gastos") para poder seguir completando lo que falte de una vez.</w:t>
       </w:r>
     </w:p>
     <w:p>

--- a/descripcion del sistema.docx
+++ b/descripcion del sistema.docx
@@ -232,7 +232,37 @@
           <w:i w:val="false"/>
           <w:iCs w:val="false"/>
         </w:rPr>
-        <w:t xml:space="preserve">Después de iniciar sesión, el empleado tendrá una interfaz extremadamente sencilla con cuatro opciones principales:</w:t>
+        <w:t xml:space="preserve">Después de iniciar sesión, el empleado tendrá una interfaz extremadamente sencilla con las opciones de reporte que le correspondan según su rol. Para el rol </w:t>
+      </w:r>
+      <w:r>
+        <w:rPr>
+          <w:rFonts w:ascii="Consolas" w:cs="Consolas" w:eastAsia="Consolas" w:hAnsi="Consolas"/>
+          <w:i w:val="false"/>
+          <w:iCs w:val="false"/>
+        </w:rPr>
+        <w:t xml:space="preserve">EMPLOYEE</w:t>
+      </w:r>
+      <w:r>
+        <w:rPr>
+          <w:i w:val="false"/>
+          <w:iCs w:val="false"/>
+        </w:rPr>
+        <w:t xml:space="preserve"> (y </w:t>
+      </w:r>
+      <w:r>
+        <w:rPr>
+          <w:rFonts w:ascii="Consolas" w:cs="Consolas" w:eastAsia="Consolas" w:hAnsi="Consolas"/>
+          <w:i w:val="false"/>
+          <w:iCs w:val="false"/>
+        </w:rPr>
+        <w:t xml:space="preserve">EMPLEADO_INDIRECTO</w:t>
+      </w:r>
+      <w:r>
+        <w:rPr>
+          <w:i w:val="false"/>
+          <w:iCs w:val="false"/>
+        </w:rPr>
+        <w:t xml:space="preserve">, que usa exactamente la misma interfaz):</w:t>
       </w:r>
     </w:p>
     <w:p>
@@ -305,6 +335,23 @@
     </w:p>
     <w:p>
       <w:pPr>
+        <w:pStyle w:val="ListParagraph"/>
+        <w:numPr>
+          <w:ilvl w:val="0"/>
+          <w:numId w:val="1"/>
+        </w:numPr>
+        <w:spacing w:after="40"/>
+      </w:pPr>
+      <w:r>
+        <w:rPr>
+          <w:i w:val="false"/>
+          <w:iCs w:val="false"/>
+        </w:rPr>
+        <w:t xml:space="preserve">Reparación de llantas</w:t>
+      </w:r>
+    </w:p>
+    <w:p>
+      <w:pPr>
         <w:spacing w:after="120"/>
       </w:pPr>
       <w:r>
@@ -312,7 +359,363 @@
           <w:i w:val="false"/>
           <w:iCs w:val="false"/>
         </w:rPr>
+        <w:t xml:space="preserve">Los roles </w:t>
+      </w:r>
+      <w:r>
+        <w:rPr>
+          <w:rFonts w:ascii="Consolas" w:cs="Consolas" w:eastAsia="Consolas" w:hAnsi="Consolas"/>
+          <w:i w:val="false"/>
+          <w:iCs w:val="false"/>
+        </w:rPr>
+        <w:t xml:space="preserve">CAJA_CHICA</w:t>
+      </w:r>
+      <w:r>
+        <w:rPr>
+          <w:i w:val="false"/>
+          <w:iCs w:val="false"/>
+        </w:rPr>
+        <w:t xml:space="preserve"> y </w:t>
+      </w:r>
+      <w:r>
+        <w:rPr>
+          <w:rFonts w:ascii="Consolas" w:cs="Consolas" w:eastAsia="Consolas" w:hAnsi="Consolas"/>
+          <w:i w:val="false"/>
+          <w:iCs w:val="false"/>
+        </w:rPr>
+        <w:t xml:space="preserve">HOTEL</w:t>
+      </w:r>
+      <w:r>
+        <w:rPr>
+          <w:i w:val="false"/>
+          <w:iCs w:val="false"/>
+        </w:rPr>
+        <w:t xml:space="preserve"> ven una interfaz con una sola categoría propia en vez de estas cinco — ver sección 3.1.</w:t>
+      </w:r>
+    </w:p>
+    <w:p>
+      <w:pPr>
+        <w:spacing w:after="120"/>
+      </w:pPr>
+      <w:r>
+        <w:rPr>
+          <w:i w:val="false"/>
+          <w:iCs w:val="false"/>
+        </w:rPr>
         <w:t xml:space="preserve">El empleado únicamente podrá consultar y administrar sus propios registros. No tendrá acceso a información de otros empleados ni al Dashboard administrativo.</w:t>
+      </w:r>
+    </w:p>
+    <w:p>
+      <w:pPr>
+        <w:pStyle w:val="Heading2"/>
+        <w:spacing w:after="100" w:before="200"/>
+      </w:pPr>
+      <w:r>
+        <w:rPr>
+          <w:i w:val="false"/>
+          <w:iCs w:val="false"/>
+        </w:rPr>
+        <w:t xml:space="preserve">3.1 Roles y categorías adicionales (adición posterior al documento base)</w:t>
+      </w:r>
+    </w:p>
+    <w:p>
+      <w:pPr>
+        <w:spacing w:after="120"/>
+      </w:pPr>
+      <w:r>
+        <w:rPr>
+          <w:i w:val="false"/>
+          <w:iCs w:val="false"/>
+        </w:rPr>
+        <w:t xml:space="preserve">Además de </w:t>
+      </w:r>
+      <w:r>
+        <w:rPr>
+          <w:rFonts w:ascii="Consolas" w:cs="Consolas" w:eastAsia="Consolas" w:hAnsi="Consolas"/>
+          <w:i w:val="false"/>
+          <w:iCs w:val="false"/>
+        </w:rPr>
+        <w:t xml:space="preserve">EMPLOYEE</w:t>
+      </w:r>
+      <w:r>
+        <w:rPr>
+          <w:i w:val="false"/>
+          <w:iCs w:val="false"/>
+        </w:rPr>
+        <w:t xml:space="preserve"> y </w:t>
+      </w:r>
+      <w:r>
+        <w:rPr>
+          <w:rFonts w:ascii="Consolas" w:cs="Consolas" w:eastAsia="Consolas" w:hAnsi="Consolas"/>
+          <w:i w:val="false"/>
+          <w:iCs w:val="false"/>
+        </w:rPr>
+        <w:t xml:space="preserve">ADMIN</w:t>
+      </w:r>
+      <w:r>
+        <w:rPr>
+          <w:i w:val="false"/>
+          <w:iCs w:val="false"/>
+        </w:rPr>
+        <w:t xml:space="preserve">, el sistema contempla tres roles más, todos con la misma protección de acceso (cada quien solo ve lo suyo):</w:t>
+      </w:r>
+    </w:p>
+    <w:p>
+      <w:pPr>
+        <w:pStyle w:val="ListParagraph"/>
+        <w:numPr>
+          <w:ilvl w:val="0"/>
+          <w:numId w:val="1"/>
+        </w:numPr>
+        <w:spacing w:after="40"/>
+      </w:pPr>
+      <w:r>
+        <w:rPr>
+          <w:b/>
+          <w:bCs/>
+          <w:i w:val="false"/>
+          <w:iCs w:val="false"/>
+        </w:rPr>
+        <w:t xml:space="preserve">`EMPLEADO_INDIRECTO`</w:t>
+      </w:r>
+      <w:r>
+        <w:rPr>
+          <w:i w:val="false"/>
+          <w:iCs w:val="false"/>
+        </w:rPr>
+        <w:t xml:space="preserve"> ("Empleado no directo"): interfaz idéntica a </w:t>
+      </w:r>
+      <w:r>
+        <w:rPr>
+          <w:rFonts w:ascii="Consolas" w:cs="Consolas" w:eastAsia="Consolas" w:hAnsi="Consolas"/>
+          <w:i w:val="false"/>
+          <w:iCs w:val="false"/>
+        </w:rPr>
+        <w:t xml:space="preserve">EMPLOYEE</w:t>
+      </w:r>
+      <w:r>
+        <w:rPr>
+          <w:i w:val="false"/>
+          <w:iCs w:val="false"/>
+        </w:rPr>
+        <w:t xml:space="preserve"> (mismas 5 categorías). Existe como rol separado únicamente para poder identificar y presupuestar aparte los gastos de personal no directo — ver presupuesto mensual por rol en la sección 11 y en Configuración.</w:t>
+      </w:r>
+    </w:p>
+    <w:p>
+      <w:pPr>
+        <w:pStyle w:val="ListParagraph"/>
+        <w:numPr>
+          <w:ilvl w:val="0"/>
+          <w:numId w:val="1"/>
+        </w:numPr>
+        <w:spacing w:after="40"/>
+      </w:pPr>
+      <w:r>
+        <w:rPr>
+          <w:b/>
+          <w:bCs/>
+          <w:i w:val="false"/>
+          <w:iCs w:val="false"/>
+        </w:rPr>
+        <w:t xml:space="preserve">`CAJA_CHICA`</w:t>
+      </w:r>
+      <w:r>
+        <w:rPr>
+          <w:i w:val="false"/>
+          <w:iCs w:val="false"/>
+        </w:rPr>
+        <w:t xml:space="preserve">: una sola categoría genérica ("Caja chica"), sin las categorías fijas de comida/kilometraje. El formulario pide monto, moneda, foto del comprobante y una </w:t>
+      </w:r>
+      <w:r>
+        <w:rPr>
+          <w:b/>
+          <w:bCs/>
+          <w:i w:val="false"/>
+          <w:iCs w:val="false"/>
+        </w:rPr>
+        <w:t xml:space="preserve">descripción obligatoria</w:t>
+      </w:r>
+      <w:r>
+        <w:rPr>
+          <w:i w:val="false"/>
+          <w:iCs w:val="false"/>
+        </w:rPr>
+        <w:t xml:space="preserve"> ("¿En qué se gastó?") — a diferencia del resto de categorías, donde la descripción no existe.</w:t>
+      </w:r>
+    </w:p>
+    <w:p>
+      <w:pPr>
+        <w:pStyle w:val="ListParagraph"/>
+        <w:numPr>
+          <w:ilvl w:val="0"/>
+          <w:numId w:val="1"/>
+        </w:numPr>
+        <w:spacing w:after="40"/>
+      </w:pPr>
+      <w:r>
+        <w:rPr>
+          <w:b/>
+          <w:bCs/>
+          <w:i w:val="false"/>
+          <w:iCs w:val="false"/>
+        </w:rPr>
+        <w:t xml:space="preserve">`HOTEL`</w:t>
+      </w:r>
+      <w:r>
+        <w:rPr>
+          <w:i w:val="false"/>
+          <w:iCs w:val="false"/>
+        </w:rPr>
+        <w:t xml:space="preserve">: perfil especial — en vez de nombre/apellido tiene </w:t>
+      </w:r>
+      <w:r>
+        <w:rPr>
+          <w:b/>
+          <w:bCs/>
+          <w:i w:val="false"/>
+          <w:iCs w:val="false"/>
+        </w:rPr>
+        <w:t xml:space="preserve">nombre del hotel</w:t>
+      </w:r>
+      <w:r>
+        <w:rPr>
+          <w:i w:val="false"/>
+          <w:iCs w:val="false"/>
+        </w:rPr>
+        <w:t xml:space="preserve"> y una </w:t>
+      </w:r>
+      <w:r>
+        <w:rPr>
+          <w:b/>
+          <w:bCs/>
+          <w:i w:val="false"/>
+          <w:iCs w:val="false"/>
+        </w:rPr>
+        <w:t xml:space="preserve">tarifa por noche</w:t>
+      </w:r>
+      <w:r>
+        <w:rPr>
+          <w:i w:val="false"/>
+          <w:iCs w:val="false"/>
+        </w:rPr>
+        <w:t xml:space="preserve"> (</w:t>
+      </w:r>
+      <w:r>
+        <w:rPr>
+          <w:rFonts w:ascii="Consolas" w:cs="Consolas" w:eastAsia="Consolas" w:hAnsi="Consolas"/>
+          <w:i w:val="false"/>
+          <w:iCs w:val="false"/>
+        </w:rPr>
+        <w:t xml:space="preserve">nightly_rate</w:t>
+      </w:r>
+      <w:r>
+        <w:rPr>
+          <w:i w:val="false"/>
+          <w:iCs w:val="false"/>
+        </w:rPr>
+        <w:t xml:space="preserve">) que configura el administrador. Reporta "Hospedajes" (fecha, noches, la tarifa que el hotel dice haber aplicado, foto de la factura y descripción opcional). El monto que realmente se paga se calcula con noches × tarifa configurada por el admin en el perfil del hotel, </w:t>
+      </w:r>
+      <w:r>
+        <w:rPr>
+          <w:b/>
+          <w:bCs/>
+          <w:i w:val="false"/>
+          <w:iCs w:val="false"/>
+        </w:rPr>
+        <w:t xml:space="preserve">no</w:t>
+      </w:r>
+      <w:r>
+        <w:rPr>
+          <w:i w:val="false"/>
+          <w:iCs w:val="false"/>
+        </w:rPr>
+        <w:t xml:space="preserve"> con la tarifa que el hotel reporta; si ambas tarifas no coinciden, el administrador ve una alerta visible al revisar ese gasto. A diferencia de las demás categorías (una vez por día), un hotel puede reportar varias estadías el mismo día — la vista de detalle de día lista cada una por separado con la opción de "agregar otra".</w:t>
+      </w:r>
+    </w:p>
+    <w:p>
+      <w:pPr>
+        <w:spacing w:after="120"/>
+      </w:pPr>
+      <w:r>
+        <w:rPr>
+          <w:i w:val="false"/>
+          <w:iCs w:val="false"/>
+        </w:rPr>
+        <w:t xml:space="preserve">Los códigos de empleado (sección 8) usan un prefijo distinto por rol: </w:t>
+      </w:r>
+      <w:r>
+        <w:rPr>
+          <w:rFonts w:ascii="Consolas" w:cs="Consolas" w:eastAsia="Consolas" w:hAnsi="Consolas"/>
+          <w:i w:val="false"/>
+          <w:iCs w:val="false"/>
+        </w:rPr>
+        <w:t xml:space="preserve">A</w:t>
+      </w:r>
+      <w:r>
+        <w:rPr>
+          <w:i w:val="false"/>
+          <w:iCs w:val="false"/>
+        </w:rPr>
+        <w:t xml:space="preserve"> (admin), </w:t>
+      </w:r>
+      <w:r>
+        <w:rPr>
+          <w:rFonts w:ascii="Consolas" w:cs="Consolas" w:eastAsia="Consolas" w:hAnsi="Consolas"/>
+          <w:i w:val="false"/>
+          <w:iCs w:val="false"/>
+        </w:rPr>
+        <w:t xml:space="preserve">E</w:t>
+      </w:r>
+      <w:r>
+        <w:rPr>
+          <w:i w:val="false"/>
+          <w:iCs w:val="false"/>
+        </w:rPr>
+        <w:t xml:space="preserve"> (empleado), </w:t>
+      </w:r>
+      <w:r>
+        <w:rPr>
+          <w:rFonts w:ascii="Consolas" w:cs="Consolas" w:eastAsia="Consolas" w:hAnsi="Consolas"/>
+          <w:i w:val="false"/>
+          <w:iCs w:val="false"/>
+        </w:rPr>
+        <w:t xml:space="preserve">N</w:t>
+      </w:r>
+      <w:r>
+        <w:rPr>
+          <w:i w:val="false"/>
+          <w:iCs w:val="false"/>
+        </w:rPr>
+        <w:t xml:space="preserve"> (no directo), </w:t>
+      </w:r>
+      <w:r>
+        <w:rPr>
+          <w:rFonts w:ascii="Consolas" w:cs="Consolas" w:eastAsia="Consolas" w:hAnsi="Consolas"/>
+          <w:i w:val="false"/>
+          <w:iCs w:val="false"/>
+        </w:rPr>
+        <w:t xml:space="preserve">C</w:t>
+      </w:r>
+      <w:r>
+        <w:rPr>
+          <w:i w:val="false"/>
+          <w:iCs w:val="false"/>
+        </w:rPr>
+        <w:t xml:space="preserve"> (caja chica), </w:t>
+      </w:r>
+      <w:r>
+        <w:rPr>
+          <w:rFonts w:ascii="Consolas" w:cs="Consolas" w:eastAsia="Consolas" w:hAnsi="Consolas"/>
+          <w:i w:val="false"/>
+          <w:iCs w:val="false"/>
+        </w:rPr>
+        <w:t xml:space="preserve">H</w:t>
+      </w:r>
+      <w:r>
+        <w:rPr>
+          <w:i w:val="false"/>
+          <w:iCs w:val="false"/>
+        </w:rPr>
+        <w:t xml:space="preserve"> (hotel).</w:t>
       </w:r>
     </w:p>
     <w:p>
@@ -354,7 +757,7 @@
           <w:i w:val="false"/>
           <w:iCs w:val="false"/>
         </w:rPr>
-        <w:t xml:space="preserve">Fecha</w:t>
+        <w:t xml:space="preserve">Fecha (no se puede reportar más de 5 semanas atrás ni con fecha futura — ver sección 6)</w:t>
       </w:r>
     </w:p>
     <w:p>
@@ -422,24 +825,23 @@
           <w:i w:val="false"/>
           <w:iCs w:val="false"/>
         </w:rPr>
-        <w:t xml:space="preserve">Descripción opcional</w:t>
-      </w:r>
-    </w:p>
-    <w:p>
-      <w:pPr>
-        <w:pStyle w:val="ListParagraph"/>
-        <w:numPr>
-          <w:ilvl w:val="0"/>
-          <w:numId w:val="1"/>
-        </w:numPr>
-        <w:spacing w:after="40"/>
-      </w:pPr>
-      <w:r>
-        <w:rPr>
-          <w:i w:val="false"/>
-          <w:iCs w:val="false"/>
-        </w:rPr>
         <w:t xml:space="preserve">Fotografía del comprobante</w:t>
+      </w:r>
+    </w:p>
+    <w:p>
+      <w:pPr>
+        <w:pBdr>
+          <w:left w:val="single" w:color="5B4CF0" w:sz="18" w:space="8"/>
+        </w:pBdr>
+        <w:spacing w:after="200"/>
+        <w:ind w:left="360"/>
+      </w:pPr>
+      <w:r>
+        <w:rPr>
+          <w:i/>
+          <w:iCs/>
+        </w:rPr>
+        <w:t xml:space="preserve">Estos tres formularios ya no incluyen un campo de descripción (se quitó por ser innecesario en la práctica). La única categoría con descripción — y obligatoria — es Caja chica (sección 3.1). Reparación de llantas usa el mismo formulario que estos tres, sin descripción.</w:t>
       </w:r>
     </w:p>
     <w:p>
@@ -521,6 +923,22 @@
     </w:p>
     <w:p>
       <w:pPr>
+        <w:pBdr>
+          <w:left w:val="single" w:color="5B4CF0" w:sz="18" w:space="8"/>
+        </w:pBdr>
+        <w:spacing w:after="200"/>
+        <w:ind w:left="360"/>
+      </w:pPr>
+      <w:r>
+        <w:rPr>
+          <w:i/>
+          <w:iCs/>
+        </w:rPr>
+        <w:t xml:space="preserve">Simplificado respecto al diseño original de este documento (adición posterior): el empleado ya no escribe lugares, horas ni números de odómetro — solo reporta la evidencia; el administrador es quien asigna los kilómetros y el sistema calcula el monto a pagar.</w:t>
+      </w:r>
+    </w:p>
+    <w:p>
+      <w:pPr>
         <w:spacing w:after="120"/>
       </w:pPr>
       <w:r>
@@ -528,7 +946,76 @@
           <w:i w:val="false"/>
           <w:iCs w:val="false"/>
         </w:rPr>
-        <w:t xml:space="preserve">El registro de kilometraje deberá permitir documentar un trayecto.</w:t>
+        <w:t xml:space="preserve">El formulario que llena el empleado solo pide:</w:t>
+      </w:r>
+    </w:p>
+    <w:p>
+      <w:pPr>
+        <w:pStyle w:val="ListParagraph"/>
+        <w:numPr>
+          <w:ilvl w:val="0"/>
+          <w:numId w:val="1"/>
+        </w:numPr>
+        <w:spacing w:after="40"/>
+      </w:pPr>
+      <w:r>
+        <w:rPr>
+          <w:i w:val="false"/>
+          <w:iCs w:val="false"/>
+        </w:rPr>
+        <w:t xml:space="preserve">Fecha (mismo límite de 5 semanas atrás que el resto de categorías).</w:t>
+      </w:r>
+    </w:p>
+    <w:p>
+      <w:pPr>
+        <w:pStyle w:val="ListParagraph"/>
+        <w:numPr>
+          <w:ilvl w:val="0"/>
+          <w:numId w:val="1"/>
+        </w:numPr>
+        <w:spacing w:after="40"/>
+      </w:pPr>
+      <w:r>
+        <w:rPr>
+          <w:b/>
+          <w:bCs/>
+          <w:i w:val="false"/>
+          <w:iCs w:val="false"/>
+        </w:rPr>
+        <w:t xml:space="preserve">Fotografía de inicio</w:t>
+      </w:r>
+      <w:r>
+        <w:rPr>
+          <w:i w:val="false"/>
+          <w:iCs w:val="false"/>
+        </w:rPr>
+        <w:t xml:space="preserve">: evidencia del odómetro al comenzar el trayecto.</w:t>
+      </w:r>
+    </w:p>
+    <w:p>
+      <w:pPr>
+        <w:pStyle w:val="ListParagraph"/>
+        <w:numPr>
+          <w:ilvl w:val="0"/>
+          <w:numId w:val="1"/>
+        </w:numPr>
+        <w:spacing w:after="40"/>
+      </w:pPr>
+      <w:r>
+        <w:rPr>
+          <w:b/>
+          <w:bCs/>
+          <w:i w:val="false"/>
+          <w:iCs w:val="false"/>
+        </w:rPr>
+        <w:t xml:space="preserve">Fotografía final</w:t>
+      </w:r>
+      <w:r>
+        <w:rPr>
+          <w:i w:val="false"/>
+          <w:iCs w:val="false"/>
+        </w:rPr>
+        <w:t xml:space="preserve">: evidencia del odómetro al finalizar el trayecto.</w:t>
       </w:r>
     </w:p>
     <w:p>
@@ -540,160 +1027,7 @@
           <w:i w:val="false"/>
           <w:iCs w:val="false"/>
         </w:rPr>
-        <w:t xml:space="preserve">Campos principales:</w:t>
-      </w:r>
-    </w:p>
-    <w:p>
-      <w:pPr>
-        <w:pStyle w:val="ListParagraph"/>
-        <w:numPr>
-          <w:ilvl w:val="0"/>
-          <w:numId w:val="1"/>
-        </w:numPr>
-        <w:spacing w:after="40"/>
-      </w:pPr>
-      <w:r>
-        <w:rPr>
-          <w:i w:val="false"/>
-          <w:iCs w:val="false"/>
-        </w:rPr>
-        <w:t xml:space="preserve">Fecha</w:t>
-      </w:r>
-    </w:p>
-    <w:p>
-      <w:pPr>
-        <w:pStyle w:val="ListParagraph"/>
-        <w:numPr>
-          <w:ilvl w:val="0"/>
-          <w:numId w:val="1"/>
-        </w:numPr>
-        <w:spacing w:after="40"/>
-      </w:pPr>
-      <w:r>
-        <w:rPr>
-          <w:i w:val="false"/>
-          <w:iCs w:val="false"/>
-        </w:rPr>
-        <w:t xml:space="preserve">Hora de inicio</w:t>
-      </w:r>
-    </w:p>
-    <w:p>
-      <w:pPr>
-        <w:pStyle w:val="ListParagraph"/>
-        <w:numPr>
-          <w:ilvl w:val="0"/>
-          <w:numId w:val="1"/>
-        </w:numPr>
-        <w:spacing w:after="40"/>
-      </w:pPr>
-      <w:r>
-        <w:rPr>
-          <w:i w:val="false"/>
-          <w:iCs w:val="false"/>
-        </w:rPr>
-        <w:t xml:space="preserve">Hora de finalización</w:t>
-      </w:r>
-    </w:p>
-    <w:p>
-      <w:pPr>
-        <w:pStyle w:val="ListParagraph"/>
-        <w:numPr>
-          <w:ilvl w:val="0"/>
-          <w:numId w:val="1"/>
-        </w:numPr>
-        <w:spacing w:after="40"/>
-      </w:pPr>
-      <w:r>
-        <w:rPr>
-          <w:i w:val="false"/>
-          <w:iCs w:val="false"/>
-        </w:rPr>
-        <w:t xml:space="preserve">Lugar de inicio</w:t>
-      </w:r>
-    </w:p>
-    <w:p>
-      <w:pPr>
-        <w:pStyle w:val="ListParagraph"/>
-        <w:numPr>
-          <w:ilvl w:val="0"/>
-          <w:numId w:val="1"/>
-        </w:numPr>
-        <w:spacing w:after="40"/>
-      </w:pPr>
-      <w:r>
-        <w:rPr>
-          <w:i w:val="false"/>
-          <w:iCs w:val="false"/>
-        </w:rPr>
-        <w:t xml:space="preserve">Lugar de destino</w:t>
-      </w:r>
-    </w:p>
-    <w:p>
-      <w:pPr>
-        <w:pStyle w:val="ListParagraph"/>
-        <w:numPr>
-          <w:ilvl w:val="0"/>
-          <w:numId w:val="1"/>
-        </w:numPr>
-        <w:spacing w:after="40"/>
-      </w:pPr>
-      <w:r>
-        <w:rPr>
-          <w:i w:val="false"/>
-          <w:iCs w:val="false"/>
-        </w:rPr>
-        <w:t xml:space="preserve">Kilometraje inicial</w:t>
-      </w:r>
-    </w:p>
-    <w:p>
-      <w:pPr>
-        <w:pStyle w:val="ListParagraph"/>
-        <w:numPr>
-          <w:ilvl w:val="0"/>
-          <w:numId w:val="1"/>
-        </w:numPr>
-        <w:spacing w:after="40"/>
-      </w:pPr>
-      <w:r>
-        <w:rPr>
-          <w:i w:val="false"/>
-          <w:iCs w:val="false"/>
-        </w:rPr>
-        <w:t xml:space="preserve">Kilometraje final</w:t>
-      </w:r>
-    </w:p>
-    <w:p>
-      <w:pPr>
-        <w:pStyle w:val="ListParagraph"/>
-        <w:numPr>
-          <w:ilvl w:val="0"/>
-          <w:numId w:val="1"/>
-        </w:numPr>
-        <w:spacing w:after="40"/>
-      </w:pPr>
-      <w:r>
-        <w:rPr>
-          <w:i w:val="false"/>
-          <w:iCs w:val="false"/>
-        </w:rPr>
-        <w:t xml:space="preserve">Kilómetros recorridos</w:t>
-      </w:r>
-    </w:p>
-    <w:p>
-      <w:pPr>
-        <w:pStyle w:val="ListParagraph"/>
-        <w:numPr>
-          <w:ilvl w:val="0"/>
-          <w:numId w:val="1"/>
-        </w:numPr>
-        <w:spacing w:after="40"/>
-      </w:pPr>
-      <w:r>
-        <w:rPr>
-          <w:i w:val="false"/>
-          <w:iCs w:val="false"/>
-        </w:rPr>
-        <w:t xml:space="preserve">Descripción opcional</w:t>
+        <w:t xml:space="preserve">Ambas fotografías podrán tomarse con la cámara del celular o seleccionarse desde la galería. El gasto se crea con monto 0 y queda como "Sin km asignados" hasta que Administración lo revisa.</w:t>
       </w:r>
     </w:p>
     <w:p>
@@ -705,7 +1039,7 @@
           <w:i w:val="false"/>
           <w:iCs w:val="false"/>
         </w:rPr>
-        <w:t xml:space="preserve">El sistema calculará automáticamente:</w:t>
+        <w:t xml:space="preserve">Al revisar el gasto, el administrador escribe los kilómetros recorridos (a partir de lo que ve en las fotos del odómetro) y el sistema calcula automáticamente:</w:t>
       </w:r>
     </w:p>
     <w:p>
@@ -719,7 +1053,7 @@
           <w:sz w:val="20"/>
           <w:szCs w:val="20"/>
         </w:rPr>
-        <w:t xml:space="preserve">Kilómetros recorridos = Kilometraje final - Kilometraje inicial</w:t>
+        <w:t xml:space="preserve">Monto a pagar = Kilómetros asignados × Tarifa por km (configurada en Configuración)</w:t>
       </w:r>
     </w:p>
     <w:p>
@@ -736,18 +1070,33 @@
           <w:i w:val="false"/>
           <w:iCs w:val="false"/>
         </w:rPr>
-        <w:t xml:space="preserve">También deberá permitir dos fotografías:</w:t>
-      </w:r>
-    </w:p>
-    <w:p>
-      <w:pPr>
-        <w:pStyle w:val="ListParagraph"/>
-        <w:numPr>
-          <w:ilvl w:val="0"/>
-          <w:numId w:val="1"/>
-        </w:numPr>
-        <w:spacing w:after="40"/>
-      </w:pPr>
+        <w:t xml:space="preserve">La tarifa por km es un solo valor global que el administrador configura en Configuración (sección 21, adición posterior) — no varía por empleado.</w:t>
+      </w:r>
+    </w:p>
+    <w:p>
+      <w:pPr>
+        <w:pStyle w:val="Heading1"/>
+        <w:spacing w:after="120" w:before="260"/>
+      </w:pPr>
+      <w:r>
+        <w:rPr>
+          <w:i w:val="false"/>
+          <w:iCs w:val="false"/>
+        </w:rPr>
+        <w:t xml:space="preserve">6. Historial del empleado</w:t>
+      </w:r>
+    </w:p>
+    <w:p>
+      <w:pPr>
+        <w:spacing w:after="120"/>
+      </w:pPr>
+      <w:r>
+        <w:rPr>
+          <w:i w:val="false"/>
+          <w:iCs w:val="false"/>
+        </w:rPr>
+        <w:t xml:space="preserve">El empleado tendrá una sección denominada "Mis Gastos", donde podrá consultar únicamente sus propios registros de la semana seleccionada, con </w:t>
+      </w:r>
       <w:r>
         <w:rPr>
           <w:b/>
@@ -755,25 +1104,214 @@
           <w:i w:val="false"/>
           <w:iCs w:val="false"/>
         </w:rPr>
-        <w:t xml:space="preserve">Fotografía de inicio</w:t>
-      </w:r>
-      <w:r>
-        <w:rPr>
-          <w:i w:val="false"/>
-          <w:iCs w:val="false"/>
-        </w:rPr>
-        <w:t xml:space="preserve">: evidencia del odómetro al comenzar el trayecto.</w:t>
-      </w:r>
-    </w:p>
-    <w:p>
-      <w:pPr>
-        <w:pStyle w:val="ListParagraph"/>
-        <w:numPr>
-          <w:ilvl w:val="0"/>
-          <w:numId w:val="1"/>
-        </w:numPr>
-        <w:spacing w:after="40"/>
-      </w:pPr>
+        <w:t xml:space="preserve">navegación semanal</w:t>
+      </w:r>
+      <w:r>
+        <w:rPr>
+          <w:i w:val="false"/>
+          <w:iCs w:val="false"/>
+        </w:rPr>
+        <w:t xml:space="preserve"> (← Anterior / Siguiente →, acotada a 5 semanas hacia atrás y 5 hacia adelante — adición posterior a este documento). Por la misma razón, un empleado no puede reportar un gasto con fecha de más de 5 semanas atrás (ver secciones 4 y 5) — el límite se valida tanto en el campo de fecha del formulario como en el servidor.</w:t>
+      </w:r>
+    </w:p>
+    <w:p>
+      <w:pPr>
+        <w:spacing w:after="120"/>
+      </w:pPr>
+      <w:r>
+        <w:rPr>
+          <w:i w:val="false"/>
+          <w:iCs w:val="false"/>
+        </w:rPr>
+        <w:t xml:space="preserve">La información deberá mostrar como mínimo:</w:t>
+      </w:r>
+    </w:p>
+    <w:p>
+      <w:pPr>
+        <w:pStyle w:val="ListParagraph"/>
+        <w:numPr>
+          <w:ilvl w:val="0"/>
+          <w:numId w:val="1"/>
+        </w:numPr>
+        <w:spacing w:after="40"/>
+      </w:pPr>
+      <w:r>
+        <w:rPr>
+          <w:i w:val="false"/>
+          <w:iCs w:val="false"/>
+        </w:rPr>
+        <w:t xml:space="preserve">Fecha</w:t>
+      </w:r>
+    </w:p>
+    <w:p>
+      <w:pPr>
+        <w:pStyle w:val="ListParagraph"/>
+        <w:numPr>
+          <w:ilvl w:val="0"/>
+          <w:numId w:val="1"/>
+        </w:numPr>
+        <w:spacing w:after="40"/>
+      </w:pPr>
+      <w:r>
+        <w:rPr>
+          <w:i w:val="false"/>
+          <w:iCs w:val="false"/>
+        </w:rPr>
+        <w:t xml:space="preserve">Tipo de gasto</w:t>
+      </w:r>
+    </w:p>
+    <w:p>
+      <w:pPr>
+        <w:pStyle w:val="ListParagraph"/>
+        <w:numPr>
+          <w:ilvl w:val="0"/>
+          <w:numId w:val="1"/>
+        </w:numPr>
+        <w:spacing w:after="40"/>
+      </w:pPr>
+      <w:r>
+        <w:rPr>
+          <w:i w:val="false"/>
+          <w:iCs w:val="false"/>
+        </w:rPr>
+        <w:t xml:space="preserve">Monto</w:t>
+      </w:r>
+    </w:p>
+    <w:p>
+      <w:pPr>
+        <w:pStyle w:val="ListParagraph"/>
+        <w:numPr>
+          <w:ilvl w:val="0"/>
+          <w:numId w:val="1"/>
+        </w:numPr>
+        <w:spacing w:after="40"/>
+      </w:pPr>
+      <w:r>
+        <w:rPr>
+          <w:i w:val="false"/>
+          <w:iCs w:val="false"/>
+        </w:rPr>
+        <w:t xml:space="preserve">Estado</w:t>
+      </w:r>
+    </w:p>
+    <w:p>
+      <w:pPr>
+        <w:pStyle w:val="ListParagraph"/>
+        <w:numPr>
+          <w:ilvl w:val="0"/>
+          <w:numId w:val="1"/>
+        </w:numPr>
+        <w:spacing w:after="40"/>
+      </w:pPr>
+      <w:r>
+        <w:rPr>
+          <w:i w:val="false"/>
+          <w:iCs w:val="false"/>
+        </w:rPr>
+        <w:t xml:space="preserve">Comprobante</w:t>
+      </w:r>
+    </w:p>
+    <w:p>
+      <w:pPr>
+        <w:spacing w:after="120"/>
+      </w:pPr>
+      <w:r>
+        <w:rPr>
+          <w:i w:val="false"/>
+          <w:iCs w:val="false"/>
+        </w:rPr>
+        <w:t xml:space="preserve">Los estados contemplados serán:</w:t>
+      </w:r>
+    </w:p>
+    <w:p>
+      <w:pPr>
+        <w:pStyle w:val="ListParagraph"/>
+        <w:numPr>
+          <w:ilvl w:val="0"/>
+          <w:numId w:val="1"/>
+        </w:numPr>
+        <w:spacing w:after="40"/>
+      </w:pPr>
+      <w:r>
+        <w:rPr>
+          <w:i w:val="false"/>
+          <w:iCs w:val="false"/>
+        </w:rPr>
+        <w:t xml:space="preserve">Reportado</w:t>
+      </w:r>
+    </w:p>
+    <w:p>
+      <w:pPr>
+        <w:pStyle w:val="ListParagraph"/>
+        <w:numPr>
+          <w:ilvl w:val="0"/>
+          <w:numId w:val="1"/>
+        </w:numPr>
+        <w:spacing w:after="40"/>
+      </w:pPr>
+      <w:r>
+        <w:rPr>
+          <w:i w:val="false"/>
+          <w:iCs w:val="false"/>
+        </w:rPr>
+        <w:t xml:space="preserve">Aprobado</w:t>
+      </w:r>
+    </w:p>
+    <w:p>
+      <w:pPr>
+        <w:pStyle w:val="ListParagraph"/>
+        <w:numPr>
+          <w:ilvl w:val="0"/>
+          <w:numId w:val="1"/>
+        </w:numPr>
+        <w:spacing w:after="40"/>
+      </w:pPr>
+      <w:r>
+        <w:rPr>
+          <w:i w:val="false"/>
+          <w:iCs w:val="false"/>
+        </w:rPr>
+        <w:t xml:space="preserve">Rechazado</w:t>
+      </w:r>
+    </w:p>
+    <w:p>
+      <w:pPr>
+        <w:spacing w:after="120"/>
+      </w:pPr>
+      <w:r>
+        <w:rPr>
+          <w:i w:val="false"/>
+          <w:iCs w:val="false"/>
+        </w:rPr>
+        <w:t xml:space="preserve">En caso de rechazo, Administración podrá registrar un motivo.</w:t>
+      </w:r>
+    </w:p>
+    <w:p>
+      <w:pPr>
+        <w:spacing w:after="120"/>
+      </w:pPr>
+      <w:r>
+        <w:rPr>
+          <w:i w:val="false"/>
+          <w:iCs w:val="false"/>
+        </w:rPr>
+        <w:t xml:space="preserve">La vista de detalle de un día (</w:t>
+      </w:r>
+      <w:r>
+        <w:rPr>
+          <w:rFonts w:ascii="Consolas" w:cs="Consolas" w:eastAsia="Consolas" w:hAnsi="Consolas"/>
+          <w:i w:val="false"/>
+          <w:iCs w:val="false"/>
+        </w:rPr>
+        <w:t xml:space="preserve">/empleado/dia/[fecha]</w:t>
+      </w:r>
+      <w:r>
+        <w:rPr>
+          <w:i w:val="false"/>
+          <w:iCs w:val="false"/>
+        </w:rPr>
+        <w:t xml:space="preserve">) muestra, además del estado de cada categoría, una tarjeta de </w:t>
+      </w:r>
       <w:r>
         <w:rPr>
           <w:b/>
@@ -781,26 +1319,14 @@
           <w:i w:val="false"/>
           <w:iCs w:val="false"/>
         </w:rPr>
-        <w:t xml:space="preserve">Fotografía final</w:t>
-      </w:r>
-      <w:r>
-        <w:rPr>
-          <w:i w:val="false"/>
-          <w:iCs w:val="false"/>
-        </w:rPr>
-        <w:t xml:space="preserve">: evidencia del odómetro al finalizar el trayecto.</w:t>
-      </w:r>
-    </w:p>
-    <w:p>
-      <w:pPr>
-        <w:spacing w:after="120"/>
-      </w:pPr>
-      <w:r>
-        <w:rPr>
-          <w:i w:val="false"/>
-          <w:iCs w:val="false"/>
-        </w:rPr>
-        <w:t xml:space="preserve">Ambas fotografías podrán tomarse con la cámara del celular o seleccionarse desde la galería.</w:t>
+        <w:t xml:space="preserve">"Total del día"</w:t>
+      </w:r>
+      <w:r>
+        <w:rPr>
+          <w:i w:val="false"/>
+          <w:iCs w:val="false"/>
+        </w:rPr>
+        <w:t xml:space="preserve"> con el monto total reportado ese día (y el total de noches, cuando aplica a Hospedaje) — adición posterior a este documento.</w:t>
       </w:r>
     </w:p>
     <w:p>
@@ -813,7 +1339,7 @@
           <w:i w:val="false"/>
           <w:iCs w:val="false"/>
         </w:rPr>
-        <w:t xml:space="preserve">6. Historial del empleado</w:t>
+        <w:t xml:space="preserve">7. Módulo de Administración</w:t>
       </w:r>
     </w:p>
     <w:p>
@@ -825,7 +1351,75 @@
           <w:i w:val="false"/>
           <w:iCs w:val="false"/>
         </w:rPr>
-        <w:t xml:space="preserve">El empleado tendrá una sección denominada "Mis Gastos", donde podrá consultar únicamente sus propios registros.</w:t>
+        <w:t xml:space="preserve">El módulo administrativo deberá incluir:</w:t>
+      </w:r>
+    </w:p>
+    <w:p>
+      <w:pPr>
+        <w:pStyle w:val="ListParagraph"/>
+        <w:numPr>
+          <w:ilvl w:val="0"/>
+          <w:numId w:val="1"/>
+        </w:numPr>
+        <w:spacing w:after="40"/>
+      </w:pPr>
+      <w:r>
+        <w:rPr>
+          <w:i w:val="false"/>
+          <w:iCs w:val="false"/>
+        </w:rPr>
+        <w:t xml:space="preserve">Dashboard</w:t>
+      </w:r>
+    </w:p>
+    <w:p>
+      <w:pPr>
+        <w:pStyle w:val="ListParagraph"/>
+        <w:numPr>
+          <w:ilvl w:val="0"/>
+          <w:numId w:val="1"/>
+        </w:numPr>
+        <w:spacing w:after="40"/>
+      </w:pPr>
+      <w:r>
+        <w:rPr>
+          <w:i w:val="false"/>
+          <w:iCs w:val="false"/>
+        </w:rPr>
+        <w:t xml:space="preserve">Gastos</w:t>
+      </w:r>
+    </w:p>
+    <w:p>
+      <w:pPr>
+        <w:pStyle w:val="ListParagraph"/>
+        <w:numPr>
+          <w:ilvl w:val="0"/>
+          <w:numId w:val="1"/>
+        </w:numPr>
+        <w:spacing w:after="40"/>
+      </w:pPr>
+      <w:r>
+        <w:rPr>
+          <w:i w:val="false"/>
+          <w:iCs w:val="false"/>
+        </w:rPr>
+        <w:t xml:space="preserve">Empleados</w:t>
+      </w:r>
+    </w:p>
+    <w:p>
+      <w:pPr>
+        <w:pStyle w:val="ListParagraph"/>
+        <w:numPr>
+          <w:ilvl w:val="0"/>
+          <w:numId w:val="1"/>
+        </w:numPr>
+        <w:spacing w:after="40"/>
+      </w:pPr>
+      <w:r>
+        <w:rPr>
+          <w:i w:val="false"/>
+          <w:iCs w:val="false"/>
+        </w:rPr>
+        <w:t xml:space="preserve">Reportes</w:t>
       </w:r>
     </w:p>
     <w:p>
@@ -837,167 +1431,7 @@
           <w:i w:val="false"/>
           <w:iCs w:val="false"/>
         </w:rPr>
-        <w:t xml:space="preserve">La información deberá mostrar como mínimo:</w:t>
-      </w:r>
-    </w:p>
-    <w:p>
-      <w:pPr>
-        <w:pStyle w:val="ListParagraph"/>
-        <w:numPr>
-          <w:ilvl w:val="0"/>
-          <w:numId w:val="1"/>
-        </w:numPr>
-        <w:spacing w:after="40"/>
-      </w:pPr>
-      <w:r>
-        <w:rPr>
-          <w:i w:val="false"/>
-          <w:iCs w:val="false"/>
-        </w:rPr>
-        <w:t xml:space="preserve">Fecha</w:t>
-      </w:r>
-    </w:p>
-    <w:p>
-      <w:pPr>
-        <w:pStyle w:val="ListParagraph"/>
-        <w:numPr>
-          <w:ilvl w:val="0"/>
-          <w:numId w:val="1"/>
-        </w:numPr>
-        <w:spacing w:after="40"/>
-      </w:pPr>
-      <w:r>
-        <w:rPr>
-          <w:i w:val="false"/>
-          <w:iCs w:val="false"/>
-        </w:rPr>
-        <w:t xml:space="preserve">Tipo de gasto</w:t>
-      </w:r>
-    </w:p>
-    <w:p>
-      <w:pPr>
-        <w:pStyle w:val="ListParagraph"/>
-        <w:numPr>
-          <w:ilvl w:val="0"/>
-          <w:numId w:val="1"/>
-        </w:numPr>
-        <w:spacing w:after="40"/>
-      </w:pPr>
-      <w:r>
-        <w:rPr>
-          <w:i w:val="false"/>
-          <w:iCs w:val="false"/>
-        </w:rPr>
-        <w:t xml:space="preserve">Monto</w:t>
-      </w:r>
-    </w:p>
-    <w:p>
-      <w:pPr>
-        <w:pStyle w:val="ListParagraph"/>
-        <w:numPr>
-          <w:ilvl w:val="0"/>
-          <w:numId w:val="1"/>
-        </w:numPr>
-        <w:spacing w:after="40"/>
-      </w:pPr>
-      <w:r>
-        <w:rPr>
-          <w:i w:val="false"/>
-          <w:iCs w:val="false"/>
-        </w:rPr>
-        <w:t xml:space="preserve">Estado</w:t>
-      </w:r>
-    </w:p>
-    <w:p>
-      <w:pPr>
-        <w:pStyle w:val="ListParagraph"/>
-        <w:numPr>
-          <w:ilvl w:val="0"/>
-          <w:numId w:val="1"/>
-        </w:numPr>
-        <w:spacing w:after="40"/>
-      </w:pPr>
-      <w:r>
-        <w:rPr>
-          <w:i w:val="false"/>
-          <w:iCs w:val="false"/>
-        </w:rPr>
-        <w:t xml:space="preserve">Comprobante</w:t>
-      </w:r>
-    </w:p>
-    <w:p>
-      <w:pPr>
-        <w:spacing w:after="120"/>
-      </w:pPr>
-      <w:r>
-        <w:rPr>
-          <w:i w:val="false"/>
-          <w:iCs w:val="false"/>
-        </w:rPr>
-        <w:t xml:space="preserve">Los estados contemplados serán:</w:t>
-      </w:r>
-    </w:p>
-    <w:p>
-      <w:pPr>
-        <w:pStyle w:val="ListParagraph"/>
-        <w:numPr>
-          <w:ilvl w:val="0"/>
-          <w:numId w:val="1"/>
-        </w:numPr>
-        <w:spacing w:after="40"/>
-      </w:pPr>
-      <w:r>
-        <w:rPr>
-          <w:i w:val="false"/>
-          <w:iCs w:val="false"/>
-        </w:rPr>
-        <w:t xml:space="preserve">Reportado</w:t>
-      </w:r>
-    </w:p>
-    <w:p>
-      <w:pPr>
-        <w:pStyle w:val="ListParagraph"/>
-        <w:numPr>
-          <w:ilvl w:val="0"/>
-          <w:numId w:val="1"/>
-        </w:numPr>
-        <w:spacing w:after="40"/>
-      </w:pPr>
-      <w:r>
-        <w:rPr>
-          <w:i w:val="false"/>
-          <w:iCs w:val="false"/>
-        </w:rPr>
-        <w:t xml:space="preserve">Aprobado</w:t>
-      </w:r>
-    </w:p>
-    <w:p>
-      <w:pPr>
-        <w:pStyle w:val="ListParagraph"/>
-        <w:numPr>
-          <w:ilvl w:val="0"/>
-          <w:numId w:val="1"/>
-        </w:numPr>
-        <w:spacing w:after="40"/>
-      </w:pPr>
-      <w:r>
-        <w:rPr>
-          <w:i w:val="false"/>
-          <w:iCs w:val="false"/>
-        </w:rPr>
-        <w:t xml:space="preserve">Rechazado</w:t>
-      </w:r>
-    </w:p>
-    <w:p>
-      <w:pPr>
-        <w:spacing w:after="120"/>
-      </w:pPr>
-      <w:r>
-        <w:rPr>
-          <w:i w:val="false"/>
-          <w:iCs w:val="false"/>
-        </w:rPr>
-        <w:t xml:space="preserve">En caso de rechazo, Administración podrá registrar un motivo.</w:t>
+        <w:t xml:space="preserve">El administrador tendrá acceso completo a la información y podrá gestionar los registros manualmente o utilizando los datos enviados por los empleados.</w:t>
       </w:r>
     </w:p>
     <w:p>
@@ -1010,7 +1444,7 @@
           <w:i w:val="false"/>
           <w:iCs w:val="false"/>
         </w:rPr>
-        <w:t xml:space="preserve">7. Módulo de Administración</w:t>
+        <w:t xml:space="preserve">8. Administración de empleados</w:t>
       </w:r>
     </w:p>
     <w:p>
@@ -1022,75 +1456,7 @@
           <w:i w:val="false"/>
           <w:iCs w:val="false"/>
         </w:rPr>
-        <w:t xml:space="preserve">El módulo administrativo deberá incluir:</w:t>
-      </w:r>
-    </w:p>
-    <w:p>
-      <w:pPr>
-        <w:pStyle w:val="ListParagraph"/>
-        <w:numPr>
-          <w:ilvl w:val="0"/>
-          <w:numId w:val="1"/>
-        </w:numPr>
-        <w:spacing w:after="40"/>
-      </w:pPr>
-      <w:r>
-        <w:rPr>
-          <w:i w:val="false"/>
-          <w:iCs w:val="false"/>
-        </w:rPr>
-        <w:t xml:space="preserve">Dashboard</w:t>
-      </w:r>
-    </w:p>
-    <w:p>
-      <w:pPr>
-        <w:pStyle w:val="ListParagraph"/>
-        <w:numPr>
-          <w:ilvl w:val="0"/>
-          <w:numId w:val="1"/>
-        </w:numPr>
-        <w:spacing w:after="40"/>
-      </w:pPr>
-      <w:r>
-        <w:rPr>
-          <w:i w:val="false"/>
-          <w:iCs w:val="false"/>
-        </w:rPr>
-        <w:t xml:space="preserve">Gastos</w:t>
-      </w:r>
-    </w:p>
-    <w:p>
-      <w:pPr>
-        <w:pStyle w:val="ListParagraph"/>
-        <w:numPr>
-          <w:ilvl w:val="0"/>
-          <w:numId w:val="1"/>
-        </w:numPr>
-        <w:spacing w:after="40"/>
-      </w:pPr>
-      <w:r>
-        <w:rPr>
-          <w:i w:val="false"/>
-          <w:iCs w:val="false"/>
-        </w:rPr>
-        <w:t xml:space="preserve">Empleados</w:t>
-      </w:r>
-    </w:p>
-    <w:p>
-      <w:pPr>
-        <w:pStyle w:val="ListParagraph"/>
-        <w:numPr>
-          <w:ilvl w:val="0"/>
-          <w:numId w:val="1"/>
-        </w:numPr>
-        <w:spacing w:after="40"/>
-      </w:pPr>
-      <w:r>
-        <w:rPr>
-          <w:i w:val="false"/>
-          <w:iCs w:val="false"/>
-        </w:rPr>
-        <w:t xml:space="preserve">Reportes</w:t>
+        <w:t xml:space="preserve">El administrador podrá crear tantos usuarios como necesite, sin que la aplicación imponga un límite fijo.</w:t>
       </w:r>
     </w:p>
     <w:p>
@@ -1102,7 +1468,380 @@
           <w:i w:val="false"/>
           <w:iCs w:val="false"/>
         </w:rPr>
-        <w:t xml:space="preserve">El administrador tendrá acceso completo a la información y podrá gestionar los registros manualmente o utilizando los datos enviados por los empleados.</w:t>
+        <w:t xml:space="preserve">Datos principales:</w:t>
+      </w:r>
+    </w:p>
+    <w:p>
+      <w:pPr>
+        <w:pStyle w:val="ListParagraph"/>
+        <w:numPr>
+          <w:ilvl w:val="0"/>
+          <w:numId w:val="1"/>
+        </w:numPr>
+        <w:spacing w:after="40"/>
+      </w:pPr>
+      <w:r>
+        <w:rPr>
+          <w:i w:val="false"/>
+          <w:iCs w:val="false"/>
+        </w:rPr>
+        <w:t xml:space="preserve">Nombre (un hotel solo tiene "nombre del hotel", sin apellido)</w:t>
+      </w:r>
+    </w:p>
+    <w:p>
+      <w:pPr>
+        <w:pStyle w:val="ListParagraph"/>
+        <w:numPr>
+          <w:ilvl w:val="0"/>
+          <w:numId w:val="1"/>
+        </w:numPr>
+        <w:spacing w:after="40"/>
+      </w:pPr>
+      <w:r>
+        <w:rPr>
+          <w:i w:val="false"/>
+          <w:iCs w:val="false"/>
+        </w:rPr>
+        <w:t xml:space="preserve">Apellido</w:t>
+      </w:r>
+    </w:p>
+    <w:p>
+      <w:pPr>
+        <w:pStyle w:val="ListParagraph"/>
+        <w:numPr>
+          <w:ilvl w:val="0"/>
+          <w:numId w:val="1"/>
+        </w:numPr>
+        <w:spacing w:after="40"/>
+      </w:pPr>
+      <w:r>
+        <w:rPr>
+          <w:i w:val="false"/>
+          <w:iCs w:val="false"/>
+        </w:rPr>
+        <w:t xml:space="preserve">Email / usuario</w:t>
+      </w:r>
+    </w:p>
+    <w:p>
+      <w:pPr>
+        <w:pStyle w:val="ListParagraph"/>
+        <w:numPr>
+          <w:ilvl w:val="0"/>
+          <w:numId w:val="1"/>
+        </w:numPr>
+        <w:spacing w:after="40"/>
+      </w:pPr>
+      <w:r>
+        <w:rPr>
+          <w:i w:val="false"/>
+          <w:iCs w:val="false"/>
+        </w:rPr>
+        <w:t xml:space="preserve">Teléfono (opcional)</w:t>
+      </w:r>
+    </w:p>
+    <w:p>
+      <w:pPr>
+        <w:pStyle w:val="ListParagraph"/>
+        <w:numPr>
+          <w:ilvl w:val="0"/>
+          <w:numId w:val="1"/>
+        </w:numPr>
+        <w:spacing w:after="40"/>
+      </w:pPr>
+      <w:r>
+        <w:rPr>
+          <w:b/>
+          <w:bCs/>
+          <w:i w:val="false"/>
+          <w:iCs w:val="false"/>
+        </w:rPr>
+        <w:t xml:space="preserve">Cédula</w:t>
+      </w:r>
+      <w:r>
+        <w:rPr>
+          <w:i w:val="false"/>
+          <w:iCs w:val="false"/>
+        </w:rPr>
+        <w:t xml:space="preserve"> (opcional) — adición posterior a este documento</w:t>
+      </w:r>
+    </w:p>
+    <w:p>
+      <w:pPr>
+        <w:pStyle w:val="ListParagraph"/>
+        <w:numPr>
+          <w:ilvl w:val="0"/>
+          <w:numId w:val="1"/>
+        </w:numPr>
+        <w:spacing w:after="40"/>
+      </w:pPr>
+      <w:r>
+        <w:rPr>
+          <w:b/>
+          <w:bCs/>
+          <w:i w:val="false"/>
+          <w:iCs w:val="false"/>
+        </w:rPr>
+        <w:t xml:space="preserve">Número de cuenta bancaria</w:t>
+      </w:r>
+      <w:r>
+        <w:rPr>
+          <w:i w:val="false"/>
+          <w:iCs w:val="false"/>
+        </w:rPr>
+        <w:t xml:space="preserve"> (opcional) — adición posterior a este documento</w:t>
+      </w:r>
+    </w:p>
+    <w:p>
+      <w:pPr>
+        <w:pStyle w:val="ListParagraph"/>
+        <w:numPr>
+          <w:ilvl w:val="0"/>
+          <w:numId w:val="1"/>
+        </w:numPr>
+        <w:spacing w:after="40"/>
+      </w:pPr>
+      <w:r>
+        <w:rPr>
+          <w:i w:val="false"/>
+          <w:iCs w:val="false"/>
+        </w:rPr>
+        <w:t xml:space="preserve">Contraseña temporal (editable/generable, ver detalle de Fase 1)</w:t>
+      </w:r>
+    </w:p>
+    <w:p>
+      <w:pPr>
+        <w:pStyle w:val="ListParagraph"/>
+        <w:numPr>
+          <w:ilvl w:val="0"/>
+          <w:numId w:val="1"/>
+        </w:numPr>
+        <w:spacing w:after="40"/>
+      </w:pPr>
+      <w:r>
+        <w:rPr>
+          <w:i w:val="false"/>
+          <w:iCs w:val="false"/>
+        </w:rPr>
+        <w:t xml:space="preserve">Rol: Empleado / Empleado no directo / Caja chica / Hotel / Administrador (ver sección 3.1 para el detalle de los tres roles añadidos)</w:t>
+      </w:r>
+    </w:p>
+    <w:p>
+      <w:pPr>
+        <w:pStyle w:val="ListParagraph"/>
+        <w:numPr>
+          <w:ilvl w:val="0"/>
+          <w:numId w:val="1"/>
+        </w:numPr>
+        <w:spacing w:after="40"/>
+      </w:pPr>
+      <w:r>
+        <w:rPr>
+          <w:i w:val="false"/>
+          <w:iCs w:val="false"/>
+        </w:rPr>
+        <w:t xml:space="preserve">Estado: Activo / Inactivo</w:t>
+      </w:r>
+    </w:p>
+    <w:p>
+      <w:pPr>
+        <w:pStyle w:val="ListParagraph"/>
+        <w:numPr>
+          <w:ilvl w:val="0"/>
+          <w:numId w:val="1"/>
+        </w:numPr>
+        <w:spacing w:after="40"/>
+      </w:pPr>
+      <w:r>
+        <w:rPr>
+          <w:i w:val="false"/>
+          <w:iCs w:val="false"/>
+        </w:rPr>
+        <w:t xml:space="preserve">Departamento (opcional)</w:t>
+      </w:r>
+    </w:p>
+    <w:p>
+      <w:pPr>
+        <w:pStyle w:val="ListParagraph"/>
+        <w:numPr>
+          <w:ilvl w:val="0"/>
+          <w:numId w:val="1"/>
+        </w:numPr>
+        <w:spacing w:after="40"/>
+      </w:pPr>
+      <w:r>
+        <w:rPr>
+          <w:i w:val="false"/>
+          <w:iCs w:val="false"/>
+        </w:rPr>
+        <w:t xml:space="preserve">Puesto (opcional)</w:t>
+      </w:r>
+    </w:p>
+    <w:p>
+      <w:pPr>
+        <w:pStyle w:val="ListParagraph"/>
+        <w:numPr>
+          <w:ilvl w:val="0"/>
+          <w:numId w:val="1"/>
+        </w:numPr>
+        <w:spacing w:after="40"/>
+      </w:pPr>
+      <w:r>
+        <w:rPr>
+          <w:i w:val="false"/>
+          <w:iCs w:val="false"/>
+        </w:rPr>
+        <w:t xml:space="preserve">Código de empleado (opcional; se autogenera si se deja en blanco)</w:t>
+      </w:r>
+    </w:p>
+    <w:p>
+      <w:pPr>
+        <w:pStyle w:val="ListParagraph"/>
+        <w:numPr>
+          <w:ilvl w:val="0"/>
+          <w:numId w:val="1"/>
+        </w:numPr>
+        <w:spacing w:after="40"/>
+      </w:pPr>
+      <w:r>
+        <w:rPr>
+          <w:b/>
+          <w:bCs/>
+          <w:i w:val="false"/>
+          <w:iCs w:val="false"/>
+        </w:rPr>
+        <w:t xml:space="preserve">Tarifa por noche</w:t>
+      </w:r>
+      <w:r>
+        <w:rPr>
+          <w:i w:val="false"/>
+          <w:iCs w:val="false"/>
+        </w:rPr>
+        <w:t xml:space="preserve"> (solo rol Hotel) — usada para calcular el monto de sus hospedajes, ver sección 3.1</w:t>
+      </w:r>
+    </w:p>
+    <w:p>
+      <w:pPr>
+        <w:spacing w:after="120"/>
+      </w:pPr>
+      <w:r>
+        <w:rPr>
+          <w:i w:val="false"/>
+          <w:iCs w:val="false"/>
+        </w:rPr>
+        <w:t xml:space="preserve">Acciones disponibles:</w:t>
+      </w:r>
+    </w:p>
+    <w:p>
+      <w:pPr>
+        <w:pStyle w:val="ListParagraph"/>
+        <w:numPr>
+          <w:ilvl w:val="0"/>
+          <w:numId w:val="1"/>
+        </w:numPr>
+        <w:spacing w:after="40"/>
+      </w:pPr>
+      <w:r>
+        <w:rPr>
+          <w:i w:val="false"/>
+          <w:iCs w:val="false"/>
+        </w:rPr>
+        <w:t xml:space="preserve">Crear usuario</w:t>
+      </w:r>
+    </w:p>
+    <w:p>
+      <w:pPr>
+        <w:pStyle w:val="ListParagraph"/>
+        <w:numPr>
+          <w:ilvl w:val="0"/>
+          <w:numId w:val="1"/>
+        </w:numPr>
+        <w:spacing w:after="40"/>
+      </w:pPr>
+      <w:r>
+        <w:rPr>
+          <w:i w:val="false"/>
+          <w:iCs w:val="false"/>
+        </w:rPr>
+        <w:t xml:space="preserve">Editar usuario</w:t>
+      </w:r>
+    </w:p>
+    <w:p>
+      <w:pPr>
+        <w:pStyle w:val="ListParagraph"/>
+        <w:numPr>
+          <w:ilvl w:val="0"/>
+          <w:numId w:val="1"/>
+        </w:numPr>
+        <w:spacing w:after="40"/>
+      </w:pPr>
+      <w:r>
+        <w:rPr>
+          <w:i w:val="false"/>
+          <w:iCs w:val="false"/>
+        </w:rPr>
+        <w:t xml:space="preserve">Activar / desactivar usuario</w:t>
+      </w:r>
+    </w:p>
+    <w:p>
+      <w:pPr>
+        <w:pStyle w:val="ListParagraph"/>
+        <w:numPr>
+          <w:ilvl w:val="0"/>
+          <w:numId w:val="1"/>
+        </w:numPr>
+        <w:spacing w:after="40"/>
+      </w:pPr>
+      <w:r>
+        <w:rPr>
+          <w:i w:val="false"/>
+          <w:iCs w:val="false"/>
+        </w:rPr>
+        <w:t xml:space="preserve">Restablecer contraseña</w:t>
+      </w:r>
+    </w:p>
+    <w:p>
+      <w:pPr>
+        <w:pStyle w:val="ListParagraph"/>
+        <w:numPr>
+          <w:ilvl w:val="0"/>
+          <w:numId w:val="1"/>
+        </w:numPr>
+        <w:spacing w:after="40"/>
+      </w:pPr>
+      <w:r>
+        <w:rPr>
+          <w:i w:val="false"/>
+          <w:iCs w:val="false"/>
+        </w:rPr>
+        <w:t xml:space="preserve">Eliminar usuario</w:t>
+      </w:r>
+    </w:p>
+    <w:p>
+      <w:pPr>
+        <w:spacing w:after="120"/>
+      </w:pPr>
+      <w:r>
+        <w:rPr>
+          <w:i w:val="false"/>
+          <w:iCs w:val="false"/>
+        </w:rPr>
+        <w:t xml:space="preserve">La sección se llama </w:t>
+      </w:r>
+      <w:r>
+        <w:rPr>
+          <w:b/>
+          <w:bCs/>
+          <w:i w:val="false"/>
+          <w:iCs w:val="false"/>
+        </w:rPr>
+        <w:t xml:space="preserve">"Usuarios"</w:t>
+      </w:r>
+      <w:r>
+        <w:rPr>
+          <w:i w:val="false"/>
+          <w:iCs w:val="false"/>
+        </w:rPr>
+        <w:t xml:space="preserve"> (renombrada de "Empleados") y separa la lista en cinco pestañas — Empleados, No directos, Caja chica, Hoteles, Admins — cada una con su conteo en el título. El formulario de "Crear" ya no tiene un desplegable de Rol: el rol lo determina la pestaña activa cuando se abre "+ Nuevo" o "Crear varios", así no se puede dejar el rol en un valor equivocado por accidente.</w:t>
       </w:r>
     </w:p>
     <w:p>
@@ -1115,7 +1854,7 @@
           <w:i w:val="false"/>
           <w:iCs w:val="false"/>
         </w:rPr>
-        <w:t xml:space="preserve">8. Administración de empleados</w:t>
+        <w:t xml:space="preserve">9. Administración de gastos</w:t>
       </w:r>
     </w:p>
     <w:p>
@@ -1127,7 +1866,7 @@
           <w:i w:val="false"/>
           <w:iCs w:val="false"/>
         </w:rPr>
-        <w:t xml:space="preserve">El administrador podrá crear tantos usuarios como necesite, sin que la aplicación imponga un límite fijo.</w:t>
+        <w:t xml:space="preserve">Administración tendrá una tabla central con todos los gastos.</w:t>
       </w:r>
     </w:p>
     <w:p>
@@ -1139,177 +1878,160 @@
           <w:i w:val="false"/>
           <w:iCs w:val="false"/>
         </w:rPr>
-        <w:t xml:space="preserve">Datos principales:</w:t>
-      </w:r>
-    </w:p>
-    <w:p>
-      <w:pPr>
-        <w:pStyle w:val="ListParagraph"/>
-        <w:numPr>
-          <w:ilvl w:val="0"/>
-          <w:numId w:val="1"/>
-        </w:numPr>
-        <w:spacing w:after="40"/>
-      </w:pPr>
-      <w:r>
-        <w:rPr>
-          <w:i w:val="false"/>
-          <w:iCs w:val="false"/>
-        </w:rPr>
-        <w:t xml:space="preserve">Nombre</w:t>
-      </w:r>
-    </w:p>
-    <w:p>
-      <w:pPr>
-        <w:pStyle w:val="ListParagraph"/>
-        <w:numPr>
-          <w:ilvl w:val="0"/>
-          <w:numId w:val="1"/>
-        </w:numPr>
-        <w:spacing w:after="40"/>
-      </w:pPr>
-      <w:r>
-        <w:rPr>
-          <w:i w:val="false"/>
-          <w:iCs w:val="false"/>
-        </w:rPr>
-        <w:t xml:space="preserve">Apellido</w:t>
-      </w:r>
-    </w:p>
-    <w:p>
-      <w:pPr>
-        <w:pStyle w:val="ListParagraph"/>
-        <w:numPr>
-          <w:ilvl w:val="0"/>
-          <w:numId w:val="1"/>
-        </w:numPr>
-        <w:spacing w:after="40"/>
-      </w:pPr>
-      <w:r>
-        <w:rPr>
-          <w:i w:val="false"/>
-          <w:iCs w:val="false"/>
-        </w:rPr>
-        <w:t xml:space="preserve">Email / usuario</w:t>
-      </w:r>
-    </w:p>
-    <w:p>
-      <w:pPr>
-        <w:pStyle w:val="ListParagraph"/>
-        <w:numPr>
-          <w:ilvl w:val="0"/>
-          <w:numId w:val="1"/>
-        </w:numPr>
-        <w:spacing w:after="40"/>
-      </w:pPr>
-      <w:r>
-        <w:rPr>
-          <w:i w:val="false"/>
-          <w:iCs w:val="false"/>
-        </w:rPr>
-        <w:t xml:space="preserve">Teléfono (opcional)</w:t>
-      </w:r>
-    </w:p>
-    <w:p>
-      <w:pPr>
-        <w:pStyle w:val="ListParagraph"/>
-        <w:numPr>
-          <w:ilvl w:val="0"/>
-          <w:numId w:val="1"/>
-        </w:numPr>
-        <w:spacing w:after="40"/>
-      </w:pPr>
-      <w:r>
-        <w:rPr>
-          <w:i w:val="false"/>
-          <w:iCs w:val="false"/>
-        </w:rPr>
-        <w:t xml:space="preserve">Contraseña temporal (editable/generable, ver detalle de Fase 1)</w:t>
-      </w:r>
-    </w:p>
-    <w:p>
-      <w:pPr>
-        <w:pStyle w:val="ListParagraph"/>
-        <w:numPr>
-          <w:ilvl w:val="0"/>
-          <w:numId w:val="1"/>
-        </w:numPr>
-        <w:spacing w:after="40"/>
-      </w:pPr>
-      <w:r>
-        <w:rPr>
-          <w:i w:val="false"/>
-          <w:iCs w:val="false"/>
-        </w:rPr>
-        <w:t xml:space="preserve">Rol: Empleado / Administrador</w:t>
-      </w:r>
-    </w:p>
-    <w:p>
-      <w:pPr>
-        <w:pStyle w:val="ListParagraph"/>
-        <w:numPr>
-          <w:ilvl w:val="0"/>
-          <w:numId w:val="1"/>
-        </w:numPr>
-        <w:spacing w:after="40"/>
-      </w:pPr>
-      <w:r>
-        <w:rPr>
-          <w:i w:val="false"/>
-          <w:iCs w:val="false"/>
-        </w:rPr>
-        <w:t xml:space="preserve">Estado: Activo / Inactivo</w:t>
-      </w:r>
-    </w:p>
-    <w:p>
-      <w:pPr>
-        <w:pStyle w:val="ListParagraph"/>
-        <w:numPr>
-          <w:ilvl w:val="0"/>
-          <w:numId w:val="1"/>
-        </w:numPr>
-        <w:spacing w:after="40"/>
-      </w:pPr>
-      <w:r>
-        <w:rPr>
-          <w:i w:val="false"/>
-          <w:iCs w:val="false"/>
-        </w:rPr>
-        <w:t xml:space="preserve">Departamento (opcional)</w:t>
-      </w:r>
-    </w:p>
-    <w:p>
-      <w:pPr>
-        <w:pStyle w:val="ListParagraph"/>
-        <w:numPr>
-          <w:ilvl w:val="0"/>
-          <w:numId w:val="1"/>
-        </w:numPr>
-        <w:spacing w:after="40"/>
-      </w:pPr>
-      <w:r>
-        <w:rPr>
-          <w:i w:val="false"/>
-          <w:iCs w:val="false"/>
-        </w:rPr>
-        <w:t xml:space="preserve">Puesto (opcional)</w:t>
-      </w:r>
-    </w:p>
-    <w:p>
-      <w:pPr>
-        <w:pStyle w:val="ListParagraph"/>
-        <w:numPr>
-          <w:ilvl w:val="0"/>
-          <w:numId w:val="1"/>
-        </w:numPr>
-        <w:spacing w:after="40"/>
-      </w:pPr>
-      <w:r>
-        <w:rPr>
-          <w:i w:val="false"/>
-          <w:iCs w:val="false"/>
-        </w:rPr>
-        <w:t xml:space="preserve">Código de empleado (opcional; se autogenera si se deja en blanco)</w:t>
+        <w:t xml:space="preserve">Información principal:</w:t>
+      </w:r>
+    </w:p>
+    <w:p>
+      <w:pPr>
+        <w:pStyle w:val="ListParagraph"/>
+        <w:numPr>
+          <w:ilvl w:val="0"/>
+          <w:numId w:val="1"/>
+        </w:numPr>
+        <w:spacing w:after="40"/>
+      </w:pPr>
+      <w:r>
+        <w:rPr>
+          <w:i w:val="false"/>
+          <w:iCs w:val="false"/>
+        </w:rPr>
+        <w:t xml:space="preserve">Fecha</w:t>
+      </w:r>
+    </w:p>
+    <w:p>
+      <w:pPr>
+        <w:pStyle w:val="ListParagraph"/>
+        <w:numPr>
+          <w:ilvl w:val="0"/>
+          <w:numId w:val="1"/>
+        </w:numPr>
+        <w:spacing w:after="40"/>
+      </w:pPr>
+      <w:r>
+        <w:rPr>
+          <w:i w:val="false"/>
+          <w:iCs w:val="false"/>
+        </w:rPr>
+        <w:t xml:space="preserve">Empleado</w:t>
+      </w:r>
+    </w:p>
+    <w:p>
+      <w:pPr>
+        <w:pStyle w:val="ListParagraph"/>
+        <w:numPr>
+          <w:ilvl w:val="0"/>
+          <w:numId w:val="1"/>
+        </w:numPr>
+        <w:spacing w:after="40"/>
+      </w:pPr>
+      <w:r>
+        <w:rPr>
+          <w:i w:val="false"/>
+          <w:iCs w:val="false"/>
+        </w:rPr>
+        <w:t xml:space="preserve">Tipo</w:t>
+      </w:r>
+    </w:p>
+    <w:p>
+      <w:pPr>
+        <w:pStyle w:val="ListParagraph"/>
+        <w:numPr>
+          <w:ilvl w:val="0"/>
+          <w:numId w:val="1"/>
+        </w:numPr>
+        <w:spacing w:after="40"/>
+      </w:pPr>
+      <w:r>
+        <w:rPr>
+          <w:i w:val="false"/>
+          <w:iCs w:val="false"/>
+        </w:rPr>
+        <w:t xml:space="preserve">Monto</w:t>
+      </w:r>
+    </w:p>
+    <w:p>
+      <w:pPr>
+        <w:pStyle w:val="ListParagraph"/>
+        <w:numPr>
+          <w:ilvl w:val="0"/>
+          <w:numId w:val="1"/>
+        </w:numPr>
+        <w:spacing w:after="40"/>
+      </w:pPr>
+      <w:r>
+        <w:rPr>
+          <w:i w:val="false"/>
+          <w:iCs w:val="false"/>
+        </w:rPr>
+        <w:t xml:space="preserve">Moneda</w:t>
+      </w:r>
+    </w:p>
+    <w:p>
+      <w:pPr>
+        <w:pStyle w:val="ListParagraph"/>
+        <w:numPr>
+          <w:ilvl w:val="0"/>
+          <w:numId w:val="1"/>
+        </w:numPr>
+        <w:spacing w:after="40"/>
+      </w:pPr>
+      <w:r>
+        <w:rPr>
+          <w:i w:val="false"/>
+          <w:iCs w:val="false"/>
+        </w:rPr>
+        <w:t xml:space="preserve">Kilometraje, cuando aplique</w:t>
+      </w:r>
+    </w:p>
+    <w:p>
+      <w:pPr>
+        <w:pStyle w:val="ListParagraph"/>
+        <w:numPr>
+          <w:ilvl w:val="0"/>
+          <w:numId w:val="1"/>
+        </w:numPr>
+        <w:spacing w:after="40"/>
+      </w:pPr>
+      <w:r>
+        <w:rPr>
+          <w:i w:val="false"/>
+          <w:iCs w:val="false"/>
+        </w:rPr>
+        <w:t xml:space="preserve">Estado</w:t>
+      </w:r>
+    </w:p>
+    <w:p>
+      <w:pPr>
+        <w:pStyle w:val="ListParagraph"/>
+        <w:numPr>
+          <w:ilvl w:val="0"/>
+          <w:numId w:val="1"/>
+        </w:numPr>
+        <w:spacing w:after="40"/>
+      </w:pPr>
+      <w:r>
+        <w:rPr>
+          <w:i w:val="false"/>
+          <w:iCs w:val="false"/>
+        </w:rPr>
+        <w:t xml:space="preserve">Comprobante</w:t>
+      </w:r>
+    </w:p>
+    <w:p>
+      <w:pPr>
+        <w:pStyle w:val="ListParagraph"/>
+        <w:numPr>
+          <w:ilvl w:val="0"/>
+          <w:numId w:val="1"/>
+        </w:numPr>
+        <w:spacing w:after="40"/>
+      </w:pPr>
+      <w:r>
+        <w:rPr>
+          <w:i w:val="false"/>
+          <w:iCs w:val="false"/>
+        </w:rPr>
+        <w:t xml:space="preserve">Acciones</w:t>
       </w:r>
     </w:p>
     <w:p>
@@ -1321,92 +2043,109 @@
           <w:i w:val="false"/>
           <w:iCs w:val="false"/>
         </w:rPr>
-        <w:t xml:space="preserve">Acciones disponibles:</w:t>
-      </w:r>
-    </w:p>
-    <w:p>
-      <w:pPr>
-        <w:pStyle w:val="ListParagraph"/>
-        <w:numPr>
-          <w:ilvl w:val="0"/>
-          <w:numId w:val="1"/>
-        </w:numPr>
-        <w:spacing w:after="40"/>
-      </w:pPr>
-      <w:r>
-        <w:rPr>
-          <w:i w:val="false"/>
-          <w:iCs w:val="false"/>
-        </w:rPr>
-        <w:t xml:space="preserve">Crear usuario</w:t>
-      </w:r>
-    </w:p>
-    <w:p>
-      <w:pPr>
-        <w:pStyle w:val="ListParagraph"/>
-        <w:numPr>
-          <w:ilvl w:val="0"/>
-          <w:numId w:val="1"/>
-        </w:numPr>
-        <w:spacing w:after="40"/>
-      </w:pPr>
-      <w:r>
-        <w:rPr>
-          <w:i w:val="false"/>
-          <w:iCs w:val="false"/>
-        </w:rPr>
-        <w:t xml:space="preserve">Editar usuario</w:t>
-      </w:r>
-    </w:p>
-    <w:p>
-      <w:pPr>
-        <w:pStyle w:val="ListParagraph"/>
-        <w:numPr>
-          <w:ilvl w:val="0"/>
-          <w:numId w:val="1"/>
-        </w:numPr>
-        <w:spacing w:after="40"/>
-      </w:pPr>
-      <w:r>
-        <w:rPr>
-          <w:i w:val="false"/>
-          <w:iCs w:val="false"/>
-        </w:rPr>
-        <w:t xml:space="preserve">Activar / desactivar usuario</w:t>
-      </w:r>
-    </w:p>
-    <w:p>
-      <w:pPr>
-        <w:pStyle w:val="ListParagraph"/>
-        <w:numPr>
-          <w:ilvl w:val="0"/>
-          <w:numId w:val="1"/>
-        </w:numPr>
-        <w:spacing w:after="40"/>
-      </w:pPr>
-      <w:r>
-        <w:rPr>
-          <w:i w:val="false"/>
-          <w:iCs w:val="false"/>
-        </w:rPr>
-        <w:t xml:space="preserve">Restablecer contraseña</w:t>
-      </w:r>
-    </w:p>
-    <w:p>
-      <w:pPr>
-        <w:pStyle w:val="ListParagraph"/>
-        <w:numPr>
-          <w:ilvl w:val="0"/>
-          <w:numId w:val="1"/>
-        </w:numPr>
-        <w:spacing w:after="40"/>
-      </w:pPr>
-      <w:r>
-        <w:rPr>
-          <w:i w:val="false"/>
-          <w:iCs w:val="false"/>
-        </w:rPr>
-        <w:t xml:space="preserve">Eliminar usuario</w:t>
+        <w:t xml:space="preserve">El administrador podrá:</w:t>
+      </w:r>
+    </w:p>
+    <w:p>
+      <w:pPr>
+        <w:pStyle w:val="ListParagraph"/>
+        <w:numPr>
+          <w:ilvl w:val="0"/>
+          <w:numId w:val="1"/>
+        </w:numPr>
+        <w:spacing w:after="40"/>
+      </w:pPr>
+      <w:r>
+        <w:rPr>
+          <w:i w:val="false"/>
+          <w:iCs w:val="false"/>
+        </w:rPr>
+        <w:t xml:space="preserve">Ver</w:t>
+      </w:r>
+    </w:p>
+    <w:p>
+      <w:pPr>
+        <w:pStyle w:val="ListParagraph"/>
+        <w:numPr>
+          <w:ilvl w:val="0"/>
+          <w:numId w:val="1"/>
+        </w:numPr>
+        <w:spacing w:after="40"/>
+      </w:pPr>
+      <w:r>
+        <w:rPr>
+          <w:i w:val="false"/>
+          <w:iCs w:val="false"/>
+        </w:rPr>
+        <w:t xml:space="preserve">Editar</w:t>
+      </w:r>
+    </w:p>
+    <w:p>
+      <w:pPr>
+        <w:pStyle w:val="ListParagraph"/>
+        <w:numPr>
+          <w:ilvl w:val="0"/>
+          <w:numId w:val="1"/>
+        </w:numPr>
+        <w:spacing w:after="40"/>
+      </w:pPr>
+      <w:r>
+        <w:rPr>
+          <w:i w:val="false"/>
+          <w:iCs w:val="false"/>
+        </w:rPr>
+        <w:t xml:space="preserve">Eliminar</w:t>
+      </w:r>
+    </w:p>
+    <w:p>
+      <w:pPr>
+        <w:pStyle w:val="ListParagraph"/>
+        <w:numPr>
+          <w:ilvl w:val="0"/>
+          <w:numId w:val="1"/>
+        </w:numPr>
+        <w:spacing w:after="40"/>
+      </w:pPr>
+      <w:r>
+        <w:rPr>
+          <w:i w:val="false"/>
+          <w:iCs w:val="false"/>
+        </w:rPr>
+        <w:t xml:space="preserve">Aprobar</w:t>
+      </w:r>
+    </w:p>
+    <w:p>
+      <w:pPr>
+        <w:pStyle w:val="ListParagraph"/>
+        <w:numPr>
+          <w:ilvl w:val="0"/>
+          <w:numId w:val="1"/>
+        </w:numPr>
+        <w:spacing w:after="40"/>
+      </w:pPr>
+      <w:r>
+        <w:rPr>
+          <w:i w:val="false"/>
+          <w:iCs w:val="false"/>
+        </w:rPr>
+        <w:t xml:space="preserve">Rechazar</w:t>
+      </w:r>
+    </w:p>
+    <w:p>
+      <w:pPr>
+        <w:pStyle w:val="ListParagraph"/>
+        <w:numPr>
+          <w:ilvl w:val="0"/>
+          <w:numId w:val="1"/>
+        </w:numPr>
+        <w:spacing w:after="40"/>
+      </w:pPr>
+      <w:r>
+        <w:rPr>
+          <w:i w:val="false"/>
+          <w:iCs w:val="false"/>
+        </w:rPr>
+        <w:t xml:space="preserve">Crear gastos manualmente</w:t>
       </w:r>
     </w:p>
     <w:p>
@@ -1418,7 +2157,7 @@
           <w:i w:val="false"/>
           <w:iCs w:val="false"/>
         </w:rPr>
-        <w:t xml:space="preserve">La lista separa Empleados y Administradores en dos pestañas (con el conteo de cada una en el título de la pestaña), ya que el administrador puede crear cuentas de cualquiera de los dos roles desde el mismo formulario.</w:t>
+        <w:t xml:space="preserve">La creación manual es importante para permitir registrar gastos que no hayan sido ingresados directamente por el empleado.</w:t>
       </w:r>
     </w:p>
     <w:p>
@@ -1431,7 +2170,7 @@
           <w:i w:val="false"/>
           <w:iCs w:val="false"/>
         </w:rPr>
-        <w:t xml:space="preserve">9. Administración de gastos</w:t>
+        <w:t xml:space="preserve">10. Filtros</w:t>
       </w:r>
     </w:p>
     <w:p>
@@ -1443,7 +2182,7 @@
           <w:i w:val="false"/>
           <w:iCs w:val="false"/>
         </w:rPr>
-        <w:t xml:space="preserve">Administración tendrá una tabla central con todos los gastos.</w:t>
+        <w:t xml:space="preserve">La sección de gastos deberá permitir filtrar y combinar criterios:</w:t>
       </w:r>
     </w:p>
     <w:p>
@@ -1452,163 +2191,97 @@
       </w:pPr>
       <w:r>
         <w:rPr>
-          <w:i w:val="false"/>
-          <w:iCs w:val="false"/>
-        </w:rPr>
-        <w:t xml:space="preserve">Información principal:</w:t>
-      </w:r>
-    </w:p>
-    <w:p>
-      <w:pPr>
-        <w:pStyle w:val="ListParagraph"/>
-        <w:numPr>
-          <w:ilvl w:val="0"/>
-          <w:numId w:val="1"/>
-        </w:numPr>
-        <w:spacing w:after="40"/>
-      </w:pPr>
-      <w:r>
-        <w:rPr>
-          <w:i w:val="false"/>
-          <w:iCs w:val="false"/>
-        </w:rPr>
-        <w:t xml:space="preserve">Fecha</w:t>
-      </w:r>
-    </w:p>
-    <w:p>
-      <w:pPr>
-        <w:pStyle w:val="ListParagraph"/>
-        <w:numPr>
-          <w:ilvl w:val="0"/>
-          <w:numId w:val="1"/>
-        </w:numPr>
-        <w:spacing w:after="40"/>
-      </w:pPr>
-      <w:r>
-        <w:rPr>
-          <w:i w:val="false"/>
-          <w:iCs w:val="false"/>
-        </w:rPr>
-        <w:t xml:space="preserve">Empleado</w:t>
-      </w:r>
-    </w:p>
-    <w:p>
-      <w:pPr>
-        <w:pStyle w:val="ListParagraph"/>
-        <w:numPr>
-          <w:ilvl w:val="0"/>
-          <w:numId w:val="1"/>
-        </w:numPr>
-        <w:spacing w:after="40"/>
-      </w:pPr>
-      <w:r>
-        <w:rPr>
-          <w:i w:val="false"/>
-          <w:iCs w:val="false"/>
-        </w:rPr>
-        <w:t xml:space="preserve">Tipo</w:t>
-      </w:r>
-    </w:p>
-    <w:p>
-      <w:pPr>
-        <w:pStyle w:val="ListParagraph"/>
-        <w:numPr>
-          <w:ilvl w:val="0"/>
-          <w:numId w:val="1"/>
-        </w:numPr>
-        <w:spacing w:after="40"/>
-      </w:pPr>
-      <w:r>
-        <w:rPr>
-          <w:i w:val="false"/>
-          <w:iCs w:val="false"/>
-        </w:rPr>
-        <w:t xml:space="preserve">Monto</w:t>
-      </w:r>
-    </w:p>
-    <w:p>
-      <w:pPr>
-        <w:pStyle w:val="ListParagraph"/>
-        <w:numPr>
-          <w:ilvl w:val="0"/>
-          <w:numId w:val="1"/>
-        </w:numPr>
-        <w:spacing w:after="40"/>
-      </w:pPr>
-      <w:r>
-        <w:rPr>
-          <w:i w:val="false"/>
-          <w:iCs w:val="false"/>
-        </w:rPr>
-        <w:t xml:space="preserve">Moneda</w:t>
-      </w:r>
-    </w:p>
-    <w:p>
-      <w:pPr>
-        <w:pStyle w:val="ListParagraph"/>
-        <w:numPr>
-          <w:ilvl w:val="0"/>
-          <w:numId w:val="1"/>
-        </w:numPr>
-        <w:spacing w:after="40"/>
-      </w:pPr>
-      <w:r>
-        <w:rPr>
-          <w:i w:val="false"/>
-          <w:iCs w:val="false"/>
-        </w:rPr>
-        <w:t xml:space="preserve">Kilometraje, cuando aplique</w:t>
-      </w:r>
-    </w:p>
-    <w:p>
-      <w:pPr>
-        <w:pStyle w:val="ListParagraph"/>
-        <w:numPr>
-          <w:ilvl w:val="0"/>
-          <w:numId w:val="1"/>
-        </w:numPr>
-        <w:spacing w:after="40"/>
-      </w:pPr>
-      <w:r>
-        <w:rPr>
-          <w:i w:val="false"/>
-          <w:iCs w:val="false"/>
-        </w:rPr>
-        <w:t xml:space="preserve">Estado</w:t>
-      </w:r>
-    </w:p>
-    <w:p>
-      <w:pPr>
-        <w:pStyle w:val="ListParagraph"/>
-        <w:numPr>
-          <w:ilvl w:val="0"/>
-          <w:numId w:val="1"/>
-        </w:numPr>
-        <w:spacing w:after="40"/>
-      </w:pPr>
-      <w:r>
-        <w:rPr>
-          <w:i w:val="false"/>
-          <w:iCs w:val="false"/>
-        </w:rPr>
-        <w:t xml:space="preserve">Comprobante</w:t>
-      </w:r>
-    </w:p>
-    <w:p>
-      <w:pPr>
-        <w:pStyle w:val="ListParagraph"/>
-        <w:numPr>
-          <w:ilvl w:val="0"/>
-          <w:numId w:val="1"/>
-        </w:numPr>
-        <w:spacing w:after="40"/>
-      </w:pPr>
-      <w:r>
-        <w:rPr>
-          <w:i w:val="false"/>
-          <w:iCs w:val="false"/>
-        </w:rPr>
-        <w:t xml:space="preserve">Acciones</w:t>
+          <w:b/>
+          <w:bCs/>
+          <w:i w:val="false"/>
+          <w:iCs w:val="false"/>
+        </w:rPr>
+        <w:t xml:space="preserve">Por fecha:</w:t>
+      </w:r>
+    </w:p>
+    <w:p>
+      <w:pPr>
+        <w:pStyle w:val="ListParagraph"/>
+        <w:numPr>
+          <w:ilvl w:val="0"/>
+          <w:numId w:val="1"/>
+        </w:numPr>
+        <w:spacing w:after="40"/>
+      </w:pPr>
+      <w:r>
+        <w:rPr>
+          <w:i w:val="false"/>
+          <w:iCs w:val="false"/>
+        </w:rPr>
+        <w:t xml:space="preserve">Hoy</w:t>
+      </w:r>
+    </w:p>
+    <w:p>
+      <w:pPr>
+        <w:pStyle w:val="ListParagraph"/>
+        <w:numPr>
+          <w:ilvl w:val="0"/>
+          <w:numId w:val="1"/>
+        </w:numPr>
+        <w:spacing w:after="40"/>
+      </w:pPr>
+      <w:r>
+        <w:rPr>
+          <w:i w:val="false"/>
+          <w:iCs w:val="false"/>
+        </w:rPr>
+        <w:t xml:space="preserve">Esta semana</w:t>
+      </w:r>
+    </w:p>
+    <w:p>
+      <w:pPr>
+        <w:pStyle w:val="ListParagraph"/>
+        <w:numPr>
+          <w:ilvl w:val="0"/>
+          <w:numId w:val="1"/>
+        </w:numPr>
+        <w:spacing w:after="40"/>
+      </w:pPr>
+      <w:r>
+        <w:rPr>
+          <w:i w:val="false"/>
+          <w:iCs w:val="false"/>
+        </w:rPr>
+        <w:t xml:space="preserve">Este mes</w:t>
+      </w:r>
+    </w:p>
+    <w:p>
+      <w:pPr>
+        <w:pStyle w:val="ListParagraph"/>
+        <w:numPr>
+          <w:ilvl w:val="0"/>
+          <w:numId w:val="1"/>
+        </w:numPr>
+        <w:spacing w:after="40"/>
+      </w:pPr>
+      <w:r>
+        <w:rPr>
+          <w:i w:val="false"/>
+          <w:iCs w:val="false"/>
+        </w:rPr>
+        <w:t xml:space="preserve">Mes anterior</w:t>
+      </w:r>
+    </w:p>
+    <w:p>
+      <w:pPr>
+        <w:pStyle w:val="ListParagraph"/>
+        <w:numPr>
+          <w:ilvl w:val="0"/>
+          <w:numId w:val="1"/>
+        </w:numPr>
+        <w:spacing w:after="40"/>
+      </w:pPr>
+      <w:r>
+        <w:rPr>
+          <w:i w:val="false"/>
+          <w:iCs w:val="false"/>
+        </w:rPr>
+        <w:t xml:space="preserve">Rango personalizado</w:t>
       </w:r>
     </w:p>
     <w:p>
@@ -1617,112 +2290,29 @@
       </w:pPr>
       <w:r>
         <w:rPr>
-          <w:i w:val="false"/>
-          <w:iCs w:val="false"/>
-        </w:rPr>
-        <w:t xml:space="preserve">El administrador podrá:</w:t>
-      </w:r>
-    </w:p>
-    <w:p>
-      <w:pPr>
-        <w:pStyle w:val="ListParagraph"/>
-        <w:numPr>
-          <w:ilvl w:val="0"/>
-          <w:numId w:val="1"/>
-        </w:numPr>
-        <w:spacing w:after="40"/>
-      </w:pPr>
-      <w:r>
-        <w:rPr>
-          <w:i w:val="false"/>
-          <w:iCs w:val="false"/>
-        </w:rPr>
-        <w:t xml:space="preserve">Ver</w:t>
-      </w:r>
-    </w:p>
-    <w:p>
-      <w:pPr>
-        <w:pStyle w:val="ListParagraph"/>
-        <w:numPr>
-          <w:ilvl w:val="0"/>
-          <w:numId w:val="1"/>
-        </w:numPr>
-        <w:spacing w:after="40"/>
-      </w:pPr>
-      <w:r>
-        <w:rPr>
-          <w:i w:val="false"/>
-          <w:iCs w:val="false"/>
-        </w:rPr>
-        <w:t xml:space="preserve">Editar</w:t>
-      </w:r>
-    </w:p>
-    <w:p>
-      <w:pPr>
-        <w:pStyle w:val="ListParagraph"/>
-        <w:numPr>
-          <w:ilvl w:val="0"/>
-          <w:numId w:val="1"/>
-        </w:numPr>
-        <w:spacing w:after="40"/>
-      </w:pPr>
-      <w:r>
-        <w:rPr>
-          <w:i w:val="false"/>
-          <w:iCs w:val="false"/>
-        </w:rPr>
-        <w:t xml:space="preserve">Eliminar</w:t>
-      </w:r>
-    </w:p>
-    <w:p>
-      <w:pPr>
-        <w:pStyle w:val="ListParagraph"/>
-        <w:numPr>
-          <w:ilvl w:val="0"/>
-          <w:numId w:val="1"/>
-        </w:numPr>
-        <w:spacing w:after="40"/>
-      </w:pPr>
-      <w:r>
-        <w:rPr>
-          <w:i w:val="false"/>
-          <w:iCs w:val="false"/>
-        </w:rPr>
-        <w:t xml:space="preserve">Aprobar</w:t>
-      </w:r>
-    </w:p>
-    <w:p>
-      <w:pPr>
-        <w:pStyle w:val="ListParagraph"/>
-        <w:numPr>
-          <w:ilvl w:val="0"/>
-          <w:numId w:val="1"/>
-        </w:numPr>
-        <w:spacing w:after="40"/>
-      </w:pPr>
-      <w:r>
-        <w:rPr>
-          <w:i w:val="false"/>
-          <w:iCs w:val="false"/>
-        </w:rPr>
-        <w:t xml:space="preserve">Rechazar</w:t>
-      </w:r>
-    </w:p>
-    <w:p>
-      <w:pPr>
-        <w:pStyle w:val="ListParagraph"/>
-        <w:numPr>
-          <w:ilvl w:val="0"/>
-          <w:numId w:val="1"/>
-        </w:numPr>
-        <w:spacing w:after="40"/>
-      </w:pPr>
-      <w:r>
-        <w:rPr>
-          <w:i w:val="false"/>
-          <w:iCs w:val="false"/>
-        </w:rPr>
-        <w:t xml:space="preserve">Crear gastos manualmente</w:t>
+          <w:b/>
+          <w:bCs/>
+          <w:i w:val="false"/>
+          <w:iCs w:val="false"/>
+        </w:rPr>
+        <w:t xml:space="preserve">Por empleado:</w:t>
+      </w:r>
+    </w:p>
+    <w:p>
+      <w:pPr>
+        <w:pStyle w:val="ListParagraph"/>
+        <w:numPr>
+          <w:ilvl w:val="0"/>
+          <w:numId w:val="1"/>
+        </w:numPr>
+        <w:spacing w:after="40"/>
+      </w:pPr>
+      <w:r>
+        <w:rPr>
+          <w:i w:val="false"/>
+          <w:iCs w:val="false"/>
+        </w:rPr>
+        <w:t xml:space="preserve">Uno o varios empleados</w:t>
       </w:r>
     </w:p>
     <w:p>
@@ -1731,10 +2321,222 @@
       </w:pPr>
       <w:r>
         <w:rPr>
-          <w:i w:val="false"/>
-          <w:iCs w:val="false"/>
-        </w:rPr>
-        <w:t xml:space="preserve">La creación manual es importante para permitir registrar gastos que no hayan sido ingresados directamente por el empleado.</w:t>
+          <w:b/>
+          <w:bCs/>
+          <w:i w:val="false"/>
+          <w:iCs w:val="false"/>
+        </w:rPr>
+        <w:t xml:space="preserve">Por categoría:</w:t>
+      </w:r>
+    </w:p>
+    <w:p>
+      <w:pPr>
+        <w:pStyle w:val="ListParagraph"/>
+        <w:numPr>
+          <w:ilvl w:val="0"/>
+          <w:numId w:val="1"/>
+        </w:numPr>
+        <w:spacing w:after="40"/>
+      </w:pPr>
+      <w:r>
+        <w:rPr>
+          <w:i w:val="false"/>
+          <w:iCs w:val="false"/>
+        </w:rPr>
+        <w:t xml:space="preserve">Desayuno</w:t>
+      </w:r>
+    </w:p>
+    <w:p>
+      <w:pPr>
+        <w:pStyle w:val="ListParagraph"/>
+        <w:numPr>
+          <w:ilvl w:val="0"/>
+          <w:numId w:val="1"/>
+        </w:numPr>
+        <w:spacing w:after="40"/>
+      </w:pPr>
+      <w:r>
+        <w:rPr>
+          <w:i w:val="false"/>
+          <w:iCs w:val="false"/>
+        </w:rPr>
+        <w:t xml:space="preserve">Almuerzo</w:t>
+      </w:r>
+    </w:p>
+    <w:p>
+      <w:pPr>
+        <w:pStyle w:val="ListParagraph"/>
+        <w:numPr>
+          <w:ilvl w:val="0"/>
+          <w:numId w:val="1"/>
+        </w:numPr>
+        <w:spacing w:after="40"/>
+      </w:pPr>
+      <w:r>
+        <w:rPr>
+          <w:i w:val="false"/>
+          <w:iCs w:val="false"/>
+        </w:rPr>
+        <w:t xml:space="preserve">Cena</w:t>
+      </w:r>
+    </w:p>
+    <w:p>
+      <w:pPr>
+        <w:pStyle w:val="ListParagraph"/>
+        <w:numPr>
+          <w:ilvl w:val="0"/>
+          <w:numId w:val="1"/>
+        </w:numPr>
+        <w:spacing w:after="40"/>
+      </w:pPr>
+      <w:r>
+        <w:rPr>
+          <w:i w:val="false"/>
+          <w:iCs w:val="false"/>
+        </w:rPr>
+        <w:t xml:space="preserve">Kilometraje</w:t>
+      </w:r>
+    </w:p>
+    <w:p>
+      <w:pPr>
+        <w:pStyle w:val="ListParagraph"/>
+        <w:numPr>
+          <w:ilvl w:val="0"/>
+          <w:numId w:val="1"/>
+        </w:numPr>
+        <w:spacing w:after="40"/>
+      </w:pPr>
+      <w:r>
+        <w:rPr>
+          <w:i w:val="false"/>
+          <w:iCs w:val="false"/>
+        </w:rPr>
+        <w:t xml:space="preserve">Reparación de llantas</w:t>
+      </w:r>
+    </w:p>
+    <w:p>
+      <w:pPr>
+        <w:pStyle w:val="ListParagraph"/>
+        <w:numPr>
+          <w:ilvl w:val="0"/>
+          <w:numId w:val="1"/>
+        </w:numPr>
+        <w:spacing w:after="40"/>
+      </w:pPr>
+      <w:r>
+        <w:rPr>
+          <w:i w:val="false"/>
+          <w:iCs w:val="false"/>
+        </w:rPr>
+        <w:t xml:space="preserve">Caja chica</w:t>
+      </w:r>
+    </w:p>
+    <w:p>
+      <w:pPr>
+        <w:pStyle w:val="ListParagraph"/>
+        <w:numPr>
+          <w:ilvl w:val="0"/>
+          <w:numId w:val="1"/>
+        </w:numPr>
+        <w:spacing w:after="40"/>
+      </w:pPr>
+      <w:r>
+        <w:rPr>
+          <w:i w:val="false"/>
+          <w:iCs w:val="false"/>
+        </w:rPr>
+        <w:t xml:space="preserve">Hospedaje</w:t>
+      </w:r>
+    </w:p>
+    <w:p>
+      <w:pPr>
+        <w:spacing w:after="120"/>
+      </w:pPr>
+      <w:r>
+        <w:rPr>
+          <w:b/>
+          <w:bCs/>
+          <w:i w:val="false"/>
+          <w:iCs w:val="false"/>
+        </w:rPr>
+        <w:t xml:space="preserve">Por estado:</w:t>
+      </w:r>
+    </w:p>
+    <w:p>
+      <w:pPr>
+        <w:pStyle w:val="ListParagraph"/>
+        <w:numPr>
+          <w:ilvl w:val="0"/>
+          <w:numId w:val="1"/>
+        </w:numPr>
+        <w:spacing w:after="40"/>
+      </w:pPr>
+      <w:r>
+        <w:rPr>
+          <w:i w:val="false"/>
+          <w:iCs w:val="false"/>
+        </w:rPr>
+        <w:t xml:space="preserve">Reportado</w:t>
+      </w:r>
+    </w:p>
+    <w:p>
+      <w:pPr>
+        <w:pStyle w:val="ListParagraph"/>
+        <w:numPr>
+          <w:ilvl w:val="0"/>
+          <w:numId w:val="1"/>
+        </w:numPr>
+        <w:spacing w:after="40"/>
+      </w:pPr>
+      <w:r>
+        <w:rPr>
+          <w:i w:val="false"/>
+          <w:iCs w:val="false"/>
+        </w:rPr>
+        <w:t xml:space="preserve">Aprobado</w:t>
+      </w:r>
+    </w:p>
+    <w:p>
+      <w:pPr>
+        <w:pStyle w:val="ListParagraph"/>
+        <w:numPr>
+          <w:ilvl w:val="0"/>
+          <w:numId w:val="1"/>
+        </w:numPr>
+        <w:spacing w:after="40"/>
+      </w:pPr>
+      <w:r>
+        <w:rPr>
+          <w:i w:val="false"/>
+          <w:iCs w:val="false"/>
+        </w:rPr>
+        <w:t xml:space="preserve">Rechazado</w:t>
+      </w:r>
+    </w:p>
+    <w:p>
+      <w:pPr>
+        <w:spacing w:after="120"/>
+      </w:pPr>
+      <w:r>
+        <w:rPr>
+          <w:i w:val="false"/>
+          <w:iCs w:val="false"/>
+        </w:rPr>
+        <w:t xml:space="preserve">Ejemplo de filtro combinado: </w:t>
+      </w:r>
+      <w:r>
+        <w:rPr>
+          <w:i/>
+          <w:iCs/>
+        </w:rPr>
+        <w:t xml:space="preserve">Agosto 2026 + Juan Pérez + Almuerzo</w:t>
+      </w:r>
+      <w:r>
+        <w:rPr>
+          <w:i w:val="false"/>
+          <w:iCs w:val="false"/>
+        </w:rPr>
+        <w:t xml:space="preserve">.</w:t>
       </w:r>
     </w:p>
     <w:p>
@@ -1747,7 +2549,7 @@
           <w:i w:val="false"/>
           <w:iCs w:val="false"/>
         </w:rPr>
-        <w:t xml:space="preserve">10. Filtros</w:t>
+        <w:t xml:space="preserve">11. Dashboard gerencial</w:t>
       </w:r>
     </w:p>
     <w:p>
@@ -1759,13 +2561,134 @@
           <w:i w:val="false"/>
           <w:iCs w:val="false"/>
         </w:rPr>
-        <w:t xml:space="preserve">La sección de gastos deberá permitir filtrar y combinar criterios:</w:t>
+        <w:t xml:space="preserve">El Dashboard deberá ser visual, moderno y fácil de entender para gerencia. Deberá incluir tarjetas KPI, gráficos, líneas de tendencia, rankings y comparaciones.</w:t>
       </w:r>
     </w:p>
     <w:p>
       <w:pPr>
         <w:spacing w:after="120"/>
       </w:pPr>
+      <w:r>
+        <w:rPr>
+          <w:i w:val="false"/>
+          <w:iCs w:val="false"/>
+        </w:rPr>
+        <w:t xml:space="preserve">Indicadores principales:</w:t>
+      </w:r>
+    </w:p>
+    <w:p>
+      <w:pPr>
+        <w:pStyle w:val="ListParagraph"/>
+        <w:numPr>
+          <w:ilvl w:val="0"/>
+          <w:numId w:val="1"/>
+        </w:numPr>
+        <w:spacing w:after="40"/>
+      </w:pPr>
+      <w:r>
+        <w:rPr>
+          <w:i w:val="false"/>
+          <w:iCs w:val="false"/>
+        </w:rPr>
+        <w:t xml:space="preserve">Gasto total</w:t>
+      </w:r>
+    </w:p>
+    <w:p>
+      <w:pPr>
+        <w:pStyle w:val="ListParagraph"/>
+        <w:numPr>
+          <w:ilvl w:val="0"/>
+          <w:numId w:val="1"/>
+        </w:numPr>
+        <w:spacing w:after="40"/>
+      </w:pPr>
+      <w:r>
+        <w:rPr>
+          <w:i w:val="false"/>
+          <w:iCs w:val="false"/>
+        </w:rPr>
+        <w:t xml:space="preserve">Total de desayunos</w:t>
+      </w:r>
+    </w:p>
+    <w:p>
+      <w:pPr>
+        <w:pStyle w:val="ListParagraph"/>
+        <w:numPr>
+          <w:ilvl w:val="0"/>
+          <w:numId w:val="1"/>
+        </w:numPr>
+        <w:spacing w:after="40"/>
+      </w:pPr>
+      <w:r>
+        <w:rPr>
+          <w:i w:val="false"/>
+          <w:iCs w:val="false"/>
+        </w:rPr>
+        <w:t xml:space="preserve">Total de almuerzos</w:t>
+      </w:r>
+    </w:p>
+    <w:p>
+      <w:pPr>
+        <w:pStyle w:val="ListParagraph"/>
+        <w:numPr>
+          <w:ilvl w:val="0"/>
+          <w:numId w:val="1"/>
+        </w:numPr>
+        <w:spacing w:after="40"/>
+      </w:pPr>
+      <w:r>
+        <w:rPr>
+          <w:i w:val="false"/>
+          <w:iCs w:val="false"/>
+        </w:rPr>
+        <w:t xml:space="preserve">Total de cenas</w:t>
+      </w:r>
+    </w:p>
+    <w:p>
+      <w:pPr>
+        <w:pStyle w:val="ListParagraph"/>
+        <w:numPr>
+          <w:ilvl w:val="0"/>
+          <w:numId w:val="1"/>
+        </w:numPr>
+        <w:spacing w:after="40"/>
+      </w:pPr>
+      <w:r>
+        <w:rPr>
+          <w:i w:val="false"/>
+          <w:iCs w:val="false"/>
+        </w:rPr>
+        <w:t xml:space="preserve">Total de kilómetros</w:t>
+      </w:r>
+    </w:p>
+    <w:p>
+      <w:pPr>
+        <w:pStyle w:val="ListParagraph"/>
+        <w:numPr>
+          <w:ilvl w:val="0"/>
+          <w:numId w:val="1"/>
+        </w:numPr>
+        <w:spacing w:after="40"/>
+      </w:pPr>
+      <w:r>
+        <w:rPr>
+          <w:i w:val="false"/>
+          <w:iCs w:val="false"/>
+        </w:rPr>
+        <w:t xml:space="preserve">Promedio de gasto por empleado</w:t>
+      </w:r>
+    </w:p>
+    <w:p>
+      <w:pPr>
+        <w:spacing w:after="120"/>
+      </w:pPr>
+      <w:r>
+        <w:rPr>
+          <w:i w:val="false"/>
+          <w:iCs w:val="false"/>
+        </w:rPr>
+        <w:t xml:space="preserve">Adición posterior a este documento: si el administrador configuró un </w:t>
+      </w:r>
       <w:r>
         <w:rPr>
           <w:b/>
@@ -1773,270 +2696,119 @@
           <w:i w:val="false"/>
           <w:iCs w:val="false"/>
         </w:rPr>
-        <w:t xml:space="preserve">Por fecha:</w:t>
-      </w:r>
-    </w:p>
-    <w:p>
-      <w:pPr>
-        <w:pStyle w:val="ListParagraph"/>
-        <w:numPr>
-          <w:ilvl w:val="0"/>
-          <w:numId w:val="1"/>
-        </w:numPr>
-        <w:spacing w:after="40"/>
-      </w:pPr>
-      <w:r>
-        <w:rPr>
-          <w:i w:val="false"/>
-          <w:iCs w:val="false"/>
-        </w:rPr>
-        <w:t xml:space="preserve">Hoy</w:t>
-      </w:r>
-    </w:p>
-    <w:p>
-      <w:pPr>
-        <w:pStyle w:val="ListParagraph"/>
-        <w:numPr>
-          <w:ilvl w:val="0"/>
-          <w:numId w:val="1"/>
-        </w:numPr>
-        <w:spacing w:after="40"/>
-      </w:pPr>
-      <w:r>
-        <w:rPr>
-          <w:i w:val="false"/>
-          <w:iCs w:val="false"/>
-        </w:rPr>
-        <w:t xml:space="preserve">Esta semana</w:t>
-      </w:r>
-    </w:p>
-    <w:p>
-      <w:pPr>
-        <w:pStyle w:val="ListParagraph"/>
-        <w:numPr>
-          <w:ilvl w:val="0"/>
-          <w:numId w:val="1"/>
-        </w:numPr>
-        <w:spacing w:after="40"/>
-      </w:pPr>
-      <w:r>
-        <w:rPr>
-          <w:i w:val="false"/>
-          <w:iCs w:val="false"/>
-        </w:rPr>
-        <w:t xml:space="preserve">Este mes</w:t>
-      </w:r>
-    </w:p>
-    <w:p>
-      <w:pPr>
-        <w:pStyle w:val="ListParagraph"/>
-        <w:numPr>
-          <w:ilvl w:val="0"/>
-          <w:numId w:val="1"/>
-        </w:numPr>
-        <w:spacing w:after="40"/>
-      </w:pPr>
-      <w:r>
-        <w:rPr>
-          <w:i w:val="false"/>
-          <w:iCs w:val="false"/>
-        </w:rPr>
-        <w:t xml:space="preserve">Mes anterior</w:t>
-      </w:r>
-    </w:p>
-    <w:p>
-      <w:pPr>
-        <w:pStyle w:val="ListParagraph"/>
-        <w:numPr>
-          <w:ilvl w:val="0"/>
-          <w:numId w:val="1"/>
-        </w:numPr>
-        <w:spacing w:after="40"/>
-      </w:pPr>
-      <w:r>
-        <w:rPr>
-          <w:i w:val="false"/>
-          <w:iCs w:val="false"/>
-        </w:rPr>
-        <w:t xml:space="preserve">Rango personalizado</w:t>
+        <w:t xml:space="preserve">presupuesto mensual por rol</w:t>
+      </w:r>
+      <w:r>
+        <w:rPr>
+          <w:i w:val="false"/>
+          <w:iCs w:val="false"/>
+        </w:rPr>
+        <w:t xml:space="preserve"> (Caja chica y/o Empleados no directos, en Configuración), el Dashboard muestra una tarjeta comparando el gasto real del mes contra ese presupuesto para cada uno de esos dos roles (0 = sin presupuesto configurado, la tarjeta no aparece).</w:t>
+      </w:r>
+    </w:p>
+    <w:p>
+      <w:pPr>
+        <w:pStyle w:val="Heading1"/>
+        <w:spacing w:after="120" w:before="260"/>
+      </w:pPr>
+      <w:r>
+        <w:rPr>
+          <w:i w:val="false"/>
+          <w:iCs w:val="false"/>
+        </w:rPr>
+        <w:t xml:space="preserve">12. Gráficos y análisis</w:t>
       </w:r>
     </w:p>
     <w:p>
       <w:pPr>
         <w:spacing w:after="120"/>
+      </w:pPr>
+      <w:r>
+        <w:rPr>
+          <w:i w:val="false"/>
+          <w:iCs w:val="false"/>
+        </w:rPr>
+        <w:t xml:space="preserve">El Dashboard deberá incluir como mínimo:</w:t>
+      </w:r>
+    </w:p>
+    <w:p>
+      <w:pPr>
+        <w:spacing w:after="40"/>
+        <w:ind w:left="360"/>
       </w:pPr>
       <w:r>
         <w:rPr>
           <w:b/>
           <w:bCs/>
-          <w:i w:val="false"/>
-          <w:iCs w:val="false"/>
-        </w:rPr>
-        <w:t xml:space="preserve">Por empleado:</w:t>
-      </w:r>
-    </w:p>
-    <w:p>
-      <w:pPr>
-        <w:pStyle w:val="ListParagraph"/>
-        <w:numPr>
-          <w:ilvl w:val="0"/>
-          <w:numId w:val="1"/>
-        </w:numPr>
-        <w:spacing w:after="40"/>
-      </w:pPr>
-      <w:r>
-        <w:rPr>
-          <w:i w:val="false"/>
-          <w:iCs w:val="false"/>
-        </w:rPr>
-        <w:t xml:space="preserve">Uno o varios empleados</w:t>
-      </w:r>
-    </w:p>
-    <w:p>
-      <w:pPr>
-        <w:spacing w:after="120"/>
+        </w:rPr>
+        <w:t xml:space="preserve">1. </w:t>
+      </w:r>
+      <w:r>
+        <w:rPr>
+          <w:i w:val="false"/>
+          <w:iCs w:val="false"/>
+        </w:rPr>
+        <w:t xml:space="preserve">Tendencia de gastos a través del tiempo.</w:t>
+      </w:r>
+    </w:p>
+    <w:p>
+      <w:pPr>
+        <w:spacing w:after="40"/>
+        <w:ind w:left="360"/>
       </w:pPr>
       <w:r>
         <w:rPr>
           <w:b/>
           <w:bCs/>
-          <w:i w:val="false"/>
-          <w:iCs w:val="false"/>
-        </w:rPr>
-        <w:t xml:space="preserve">Por categoría:</w:t>
-      </w:r>
-    </w:p>
-    <w:p>
-      <w:pPr>
-        <w:pStyle w:val="ListParagraph"/>
-        <w:numPr>
-          <w:ilvl w:val="0"/>
-          <w:numId w:val="1"/>
-        </w:numPr>
-        <w:spacing w:after="40"/>
-      </w:pPr>
-      <w:r>
-        <w:rPr>
-          <w:i w:val="false"/>
-          <w:iCs w:val="false"/>
-        </w:rPr>
-        <w:t xml:space="preserve">Desayuno</w:t>
-      </w:r>
-    </w:p>
-    <w:p>
-      <w:pPr>
-        <w:pStyle w:val="ListParagraph"/>
-        <w:numPr>
-          <w:ilvl w:val="0"/>
-          <w:numId w:val="1"/>
-        </w:numPr>
-        <w:spacing w:after="40"/>
-      </w:pPr>
-      <w:r>
-        <w:rPr>
-          <w:i w:val="false"/>
-          <w:iCs w:val="false"/>
-        </w:rPr>
-        <w:t xml:space="preserve">Almuerzo</w:t>
-      </w:r>
-    </w:p>
-    <w:p>
-      <w:pPr>
-        <w:pStyle w:val="ListParagraph"/>
-        <w:numPr>
-          <w:ilvl w:val="0"/>
-          <w:numId w:val="1"/>
-        </w:numPr>
-        <w:spacing w:after="40"/>
-      </w:pPr>
-      <w:r>
-        <w:rPr>
-          <w:i w:val="false"/>
-          <w:iCs w:val="false"/>
-        </w:rPr>
-        <w:t xml:space="preserve">Cena</w:t>
-      </w:r>
-    </w:p>
-    <w:p>
-      <w:pPr>
-        <w:pStyle w:val="ListParagraph"/>
-        <w:numPr>
-          <w:ilvl w:val="0"/>
-          <w:numId w:val="1"/>
-        </w:numPr>
-        <w:spacing w:after="40"/>
-      </w:pPr>
-      <w:r>
-        <w:rPr>
-          <w:i w:val="false"/>
-          <w:iCs w:val="false"/>
-        </w:rPr>
-        <w:t xml:space="preserve">Kilometraje</w:t>
-      </w:r>
-    </w:p>
-    <w:p>
-      <w:pPr>
-        <w:spacing w:after="120"/>
+        </w:rPr>
+        <w:t xml:space="preserve">2. </w:t>
+      </w:r>
+      <w:r>
+        <w:rPr>
+          <w:i w:val="false"/>
+          <w:iCs w:val="false"/>
+        </w:rPr>
+        <w:t xml:space="preserve">Distribución de gastos por categoría.</w:t>
+      </w:r>
+    </w:p>
+    <w:p>
+      <w:pPr>
+        <w:spacing w:after="40"/>
+        <w:ind w:left="360"/>
       </w:pPr>
       <w:r>
         <w:rPr>
           <w:b/>
           <w:bCs/>
-          <w:i w:val="false"/>
-          <w:iCs w:val="false"/>
-        </w:rPr>
-        <w:t xml:space="preserve">Por estado:</w:t>
-      </w:r>
-    </w:p>
-    <w:p>
-      <w:pPr>
-        <w:pStyle w:val="ListParagraph"/>
-        <w:numPr>
-          <w:ilvl w:val="0"/>
-          <w:numId w:val="1"/>
-        </w:numPr>
-        <w:spacing w:after="40"/>
-      </w:pPr>
-      <w:r>
-        <w:rPr>
-          <w:i w:val="false"/>
-          <w:iCs w:val="false"/>
-        </w:rPr>
-        <w:t xml:space="preserve">Reportado</w:t>
-      </w:r>
-    </w:p>
-    <w:p>
-      <w:pPr>
-        <w:pStyle w:val="ListParagraph"/>
-        <w:numPr>
-          <w:ilvl w:val="0"/>
-          <w:numId w:val="1"/>
-        </w:numPr>
-        <w:spacing w:after="40"/>
-      </w:pPr>
-      <w:r>
-        <w:rPr>
-          <w:i w:val="false"/>
-          <w:iCs w:val="false"/>
-        </w:rPr>
-        <w:t xml:space="preserve">Aprobado</w:t>
-      </w:r>
-    </w:p>
-    <w:p>
-      <w:pPr>
-        <w:pStyle w:val="ListParagraph"/>
-        <w:numPr>
-          <w:ilvl w:val="0"/>
-          <w:numId w:val="1"/>
-        </w:numPr>
-        <w:spacing w:after="40"/>
-      </w:pPr>
-      <w:r>
-        <w:rPr>
-          <w:i w:val="false"/>
-          <w:iCs w:val="false"/>
-        </w:rPr>
-        <w:t xml:space="preserve">Rechazado</w:t>
+        </w:rPr>
+        <w:t xml:space="preserve">3. </w:t>
+      </w:r>
+      <w:r>
+        <w:rPr>
+          <w:i w:val="false"/>
+          <w:iCs w:val="false"/>
+        </w:rPr>
+        <w:t xml:space="preserve">Ranking de empleados por gasto, ordenado de mayor a menor.</w:t>
+      </w:r>
+    </w:p>
+    <w:p>
+      <w:pPr>
+        <w:spacing w:after="40"/>
+        <w:ind w:left="360"/>
+      </w:pPr>
+      <w:r>
+        <w:rPr>
+          <w:b/>
+          <w:bCs/>
+        </w:rPr>
+        <w:t xml:space="preserve">4. </w:t>
+      </w:r>
+      <w:r>
+        <w:rPr>
+          <w:i w:val="false"/>
+          <w:iCs w:val="false"/>
+        </w:rPr>
+        <w:t xml:space="preserve">Comparación del mes actual contra el mes anterior.</w:t>
       </w:r>
     </w:p>
     <w:p>
@@ -2048,21 +2820,126 @@
           <w:i w:val="false"/>
           <w:iCs w:val="false"/>
         </w:rPr>
-        <w:t xml:space="preserve">Ejemplo de filtro combinado: </w:t>
+        <w:t xml:space="preserve">La comparación mensual deberá mostrar tanto el valor de cada período como la variación porcentual.</w:t>
+      </w:r>
+    </w:p>
+    <w:p>
+      <w:pPr>
+        <w:spacing w:after="120"/>
+      </w:pPr>
+      <w:r>
+        <w:rPr>
+          <w:i w:val="false"/>
+          <w:iCs w:val="false"/>
+        </w:rPr>
+        <w:t xml:space="preserve">Los gráficos deberán utilizar colores diferenciados por categoría y ser fáciles de interpretar.</w:t>
+      </w:r>
+    </w:p>
+    <w:p>
+      <w:pPr>
+        <w:pStyle w:val="Heading1"/>
+        <w:spacing w:after="120" w:before="260"/>
+      </w:pPr>
+      <w:r>
+        <w:rPr>
+          <w:i w:val="false"/>
+          <w:iCs w:val="false"/>
+        </w:rPr>
+        <w:t xml:space="preserve">13. Alertas y anomalías</w:t>
+      </w:r>
+    </w:p>
+    <w:p>
+      <w:pPr>
+        <w:spacing w:after="120"/>
+      </w:pPr>
+      <w:r>
+        <w:rPr>
+          <w:i w:val="false"/>
+          <w:iCs w:val="false"/>
+        </w:rPr>
+        <w:t xml:space="preserve">Como funcionalidad de mejora, el sistema podrá identificar situaciones como:</w:t>
+      </w:r>
+    </w:p>
+    <w:p>
+      <w:pPr>
+        <w:pStyle w:val="ListParagraph"/>
+        <w:numPr>
+          <w:ilvl w:val="0"/>
+          <w:numId w:val="1"/>
+        </w:numPr>
+        <w:spacing w:after="40"/>
+      </w:pPr>
+      <w:r>
+        <w:rPr>
+          <w:i w:val="false"/>
+          <w:iCs w:val="false"/>
+        </w:rPr>
+        <w:t xml:space="preserve">Empleados con gastos significativamente superiores al promedio.</w:t>
+      </w:r>
+    </w:p>
+    <w:p>
+      <w:pPr>
+        <w:pStyle w:val="ListParagraph"/>
+        <w:numPr>
+          <w:ilvl w:val="0"/>
+          <w:numId w:val="1"/>
+        </w:numPr>
+        <w:spacing w:after="40"/>
+      </w:pPr>
+      <w:r>
+        <w:rPr>
+          <w:i w:val="false"/>
+          <w:iCs w:val="false"/>
+        </w:rPr>
+        <w:t xml:space="preserve">Incrementos importantes del gasto mensual.</w:t>
+      </w:r>
+    </w:p>
+    <w:p>
+      <w:pPr>
+        <w:pStyle w:val="ListParagraph"/>
+        <w:numPr>
+          <w:ilvl w:val="0"/>
+          <w:numId w:val="1"/>
+        </w:numPr>
+        <w:spacing w:after="40"/>
+      </w:pPr>
+      <w:r>
+        <w:rPr>
+          <w:i w:val="false"/>
+          <w:iCs w:val="false"/>
+        </w:rPr>
+        <w:t xml:space="preserve">Cantidad elevada de gastos pendientes de aprobación.</w:t>
+      </w:r>
+    </w:p>
+    <w:p>
+      <w:pPr>
+        <w:spacing w:after="120"/>
+      </w:pPr>
+      <w:r>
+        <w:rPr>
+          <w:i w:val="false"/>
+          <w:iCs w:val="false"/>
+        </w:rPr>
+        <w:t xml:space="preserve">Ejemplo: </w:t>
       </w:r>
       <w:r>
         <w:rPr>
           <w:i/>
           <w:iCs/>
         </w:rPr>
-        <w:t xml:space="preserve">Agosto 2026 + Juan Pérez + Almuerzo</w:t>
-      </w:r>
-      <w:r>
-        <w:rPr>
-          <w:i w:val="false"/>
-          <w:iCs w:val="false"/>
-        </w:rPr>
-        <w:t xml:space="preserve">.</w:t>
+        <w:t xml:space="preserve">"El gasto de un empleado está 32% por encima del promedio."</w:t>
+      </w:r>
+    </w:p>
+    <w:p>
+      <w:pPr>
+        <w:spacing w:after="120"/>
+      </w:pPr>
+      <w:r>
+        <w:rPr>
+          <w:i w:val="false"/>
+          <w:iCs w:val="false"/>
+        </w:rPr>
+        <w:t xml:space="preserve">Estas alertas podrán implementarse inicialmente mediante reglas estadísticas sencillas, sin necesidad de inteligencia artificial.</w:t>
       </w:r>
     </w:p>
     <w:p>
@@ -2075,7 +2952,7 @@
           <w:i w:val="false"/>
           <w:iCs w:val="false"/>
         </w:rPr>
-        <w:t xml:space="preserve">11. Dashboard gerencial</w:t>
+        <w:t xml:space="preserve">14. Reportes y exportación</w:t>
       </w:r>
     </w:p>
     <w:p>
@@ -2087,7 +2964,75 @@
           <w:i w:val="false"/>
           <w:iCs w:val="false"/>
         </w:rPr>
-        <w:t xml:space="preserve">El Dashboard deberá ser visual, moderno y fácil de entender para gerencia. Deberá incluir tarjetas KPI, gráficos, líneas de tendencia, rankings y comparaciones.</w:t>
+        <w:t xml:space="preserve">Administración deberá poder generar reportes por:</w:t>
+      </w:r>
+    </w:p>
+    <w:p>
+      <w:pPr>
+        <w:pStyle w:val="ListParagraph"/>
+        <w:numPr>
+          <w:ilvl w:val="0"/>
+          <w:numId w:val="1"/>
+        </w:numPr>
+        <w:spacing w:after="40"/>
+      </w:pPr>
+      <w:r>
+        <w:rPr>
+          <w:i w:val="false"/>
+          <w:iCs w:val="false"/>
+        </w:rPr>
+        <w:t xml:space="preserve">Mes</w:t>
+      </w:r>
+    </w:p>
+    <w:p>
+      <w:pPr>
+        <w:pStyle w:val="ListParagraph"/>
+        <w:numPr>
+          <w:ilvl w:val="0"/>
+          <w:numId w:val="1"/>
+        </w:numPr>
+        <w:spacing w:after="40"/>
+      </w:pPr>
+      <w:r>
+        <w:rPr>
+          <w:i w:val="false"/>
+          <w:iCs w:val="false"/>
+        </w:rPr>
+        <w:t xml:space="preserve">Empleado</w:t>
+      </w:r>
+    </w:p>
+    <w:p>
+      <w:pPr>
+        <w:pStyle w:val="ListParagraph"/>
+        <w:numPr>
+          <w:ilvl w:val="0"/>
+          <w:numId w:val="1"/>
+        </w:numPr>
+        <w:spacing w:after="40"/>
+      </w:pPr>
+      <w:r>
+        <w:rPr>
+          <w:i w:val="false"/>
+          <w:iCs w:val="false"/>
+        </w:rPr>
+        <w:t xml:space="preserve">Categoría</w:t>
+      </w:r>
+    </w:p>
+    <w:p>
+      <w:pPr>
+        <w:pStyle w:val="ListParagraph"/>
+        <w:numPr>
+          <w:ilvl w:val="0"/>
+          <w:numId w:val="1"/>
+        </w:numPr>
+        <w:spacing w:after="40"/>
+      </w:pPr>
+      <w:r>
+        <w:rPr>
+          <w:i w:val="false"/>
+          <w:iCs w:val="false"/>
+        </w:rPr>
+        <w:t xml:space="preserve">Estado</w:t>
       </w:r>
     </w:p>
     <w:p>
@@ -2099,109 +3044,251 @@
           <w:i w:val="false"/>
           <w:iCs w:val="false"/>
         </w:rPr>
-        <w:t xml:space="preserve">Indicadores principales:</w:t>
-      </w:r>
-    </w:p>
-    <w:p>
-      <w:pPr>
-        <w:pStyle w:val="ListParagraph"/>
-        <w:numPr>
-          <w:ilvl w:val="0"/>
-          <w:numId w:val="1"/>
-        </w:numPr>
-        <w:spacing w:after="40"/>
-      </w:pPr>
-      <w:r>
-        <w:rPr>
-          <w:i w:val="false"/>
-          <w:iCs w:val="false"/>
-        </w:rPr>
-        <w:t xml:space="preserve">Gasto total</w:t>
-      </w:r>
-    </w:p>
-    <w:p>
-      <w:pPr>
-        <w:pStyle w:val="ListParagraph"/>
-        <w:numPr>
-          <w:ilvl w:val="0"/>
-          <w:numId w:val="1"/>
-        </w:numPr>
-        <w:spacing w:after="40"/>
-      </w:pPr>
-      <w:r>
-        <w:rPr>
-          <w:i w:val="false"/>
-          <w:iCs w:val="false"/>
-        </w:rPr>
-        <w:t xml:space="preserve">Total de desayunos</w:t>
-      </w:r>
-    </w:p>
-    <w:p>
-      <w:pPr>
-        <w:pStyle w:val="ListParagraph"/>
-        <w:numPr>
-          <w:ilvl w:val="0"/>
-          <w:numId w:val="1"/>
-        </w:numPr>
-        <w:spacing w:after="40"/>
-      </w:pPr>
-      <w:r>
-        <w:rPr>
-          <w:i w:val="false"/>
-          <w:iCs w:val="false"/>
-        </w:rPr>
-        <w:t xml:space="preserve">Total de almuerzos</w:t>
-      </w:r>
-    </w:p>
-    <w:p>
-      <w:pPr>
-        <w:pStyle w:val="ListParagraph"/>
-        <w:numPr>
-          <w:ilvl w:val="0"/>
-          <w:numId w:val="1"/>
-        </w:numPr>
-        <w:spacing w:after="40"/>
-      </w:pPr>
-      <w:r>
-        <w:rPr>
-          <w:i w:val="false"/>
-          <w:iCs w:val="false"/>
-        </w:rPr>
-        <w:t xml:space="preserve">Total de cenas</w:t>
-      </w:r>
-    </w:p>
-    <w:p>
-      <w:pPr>
-        <w:pStyle w:val="ListParagraph"/>
-        <w:numPr>
-          <w:ilvl w:val="0"/>
-          <w:numId w:val="1"/>
-        </w:numPr>
-        <w:spacing w:after="40"/>
-      </w:pPr>
-      <w:r>
-        <w:rPr>
-          <w:i w:val="false"/>
-          <w:iCs w:val="false"/>
-        </w:rPr>
-        <w:t xml:space="preserve">Total de kilómetros</w:t>
-      </w:r>
-    </w:p>
-    <w:p>
-      <w:pPr>
-        <w:pStyle w:val="ListParagraph"/>
-        <w:numPr>
-          <w:ilvl w:val="0"/>
-          <w:numId w:val="1"/>
-        </w:numPr>
-        <w:spacing w:after="40"/>
-      </w:pPr>
-      <w:r>
-        <w:rPr>
-          <w:i w:val="false"/>
-          <w:iCs w:val="false"/>
-        </w:rPr>
-        <w:t xml:space="preserve">Promedio de gasto por empleado</w:t>
+        <w:t xml:space="preserve">Debe existir una opción para exportar los resultados a CSV o Excel.</w:t>
+      </w:r>
+    </w:p>
+    <w:p>
+      <w:pPr>
+        <w:spacing w:after="120"/>
+      </w:pPr>
+      <w:r>
+        <w:rPr>
+          <w:i w:val="false"/>
+          <w:iCs w:val="false"/>
+        </w:rPr>
+        <w:t xml:space="preserve">El archivo CSV deberá incluir como mínimo:</w:t>
+      </w:r>
+    </w:p>
+    <w:p>
+      <w:pPr>
+        <w:pStyle w:val="ListParagraph"/>
+        <w:numPr>
+          <w:ilvl w:val="0"/>
+          <w:numId w:val="1"/>
+        </w:numPr>
+        <w:spacing w:after="40"/>
+      </w:pPr>
+      <w:r>
+        <w:rPr>
+          <w:i w:val="false"/>
+          <w:iCs w:val="false"/>
+        </w:rPr>
+        <w:t xml:space="preserve">Fecha</w:t>
+      </w:r>
+    </w:p>
+    <w:p>
+      <w:pPr>
+        <w:pStyle w:val="ListParagraph"/>
+        <w:numPr>
+          <w:ilvl w:val="0"/>
+          <w:numId w:val="1"/>
+        </w:numPr>
+        <w:spacing w:after="40"/>
+      </w:pPr>
+      <w:r>
+        <w:rPr>
+          <w:i w:val="false"/>
+          <w:iCs w:val="false"/>
+        </w:rPr>
+        <w:t xml:space="preserve">Empleado</w:t>
+      </w:r>
+    </w:p>
+    <w:p>
+      <w:pPr>
+        <w:pStyle w:val="ListParagraph"/>
+        <w:numPr>
+          <w:ilvl w:val="0"/>
+          <w:numId w:val="1"/>
+        </w:numPr>
+        <w:spacing w:after="40"/>
+      </w:pPr>
+      <w:r>
+        <w:rPr>
+          <w:i w:val="false"/>
+          <w:iCs w:val="false"/>
+        </w:rPr>
+        <w:t xml:space="preserve">Categoría</w:t>
+      </w:r>
+    </w:p>
+    <w:p>
+      <w:pPr>
+        <w:pStyle w:val="ListParagraph"/>
+        <w:numPr>
+          <w:ilvl w:val="0"/>
+          <w:numId w:val="1"/>
+        </w:numPr>
+        <w:spacing w:after="40"/>
+      </w:pPr>
+      <w:r>
+        <w:rPr>
+          <w:i w:val="false"/>
+          <w:iCs w:val="false"/>
+        </w:rPr>
+        <w:t xml:space="preserve">Monto</w:t>
+      </w:r>
+    </w:p>
+    <w:p>
+      <w:pPr>
+        <w:pStyle w:val="ListParagraph"/>
+        <w:numPr>
+          <w:ilvl w:val="0"/>
+          <w:numId w:val="1"/>
+        </w:numPr>
+        <w:spacing w:after="40"/>
+      </w:pPr>
+      <w:r>
+        <w:rPr>
+          <w:i w:val="false"/>
+          <w:iCs w:val="false"/>
+        </w:rPr>
+        <w:t xml:space="preserve">Moneda</w:t>
+      </w:r>
+    </w:p>
+    <w:p>
+      <w:pPr>
+        <w:pStyle w:val="ListParagraph"/>
+        <w:numPr>
+          <w:ilvl w:val="0"/>
+          <w:numId w:val="1"/>
+        </w:numPr>
+        <w:spacing w:after="40"/>
+      </w:pPr>
+      <w:r>
+        <w:rPr>
+          <w:i w:val="false"/>
+          <w:iCs w:val="false"/>
+        </w:rPr>
+        <w:t xml:space="preserve">Estado</w:t>
+      </w:r>
+    </w:p>
+    <w:p>
+      <w:pPr>
+        <w:pStyle w:val="ListParagraph"/>
+        <w:numPr>
+          <w:ilvl w:val="0"/>
+          <w:numId w:val="1"/>
+        </w:numPr>
+        <w:spacing w:after="40"/>
+      </w:pPr>
+      <w:r>
+        <w:rPr>
+          <w:i w:val="false"/>
+          <w:iCs w:val="false"/>
+        </w:rPr>
+        <w:t xml:space="preserve">Kilometraje cuando aplique</w:t>
+      </w:r>
+    </w:p>
+    <w:p>
+      <w:pPr>
+        <w:pStyle w:val="ListParagraph"/>
+        <w:numPr>
+          <w:ilvl w:val="0"/>
+          <w:numId w:val="1"/>
+        </w:numPr>
+        <w:spacing w:after="40"/>
+      </w:pPr>
+      <w:r>
+        <w:rPr>
+          <w:b/>
+          <w:bCs/>
+          <w:i w:val="false"/>
+          <w:iCs w:val="false"/>
+        </w:rPr>
+        <w:t xml:space="preserve">Cédula y número de cuenta bancaria</w:t>
+      </w:r>
+      <w:r>
+        <w:rPr>
+          <w:i w:val="false"/>
+          <w:iCs w:val="false"/>
+        </w:rPr>
+        <w:t xml:space="preserve"> del empleado — adición posterior a este documento</w:t>
+      </w:r>
+    </w:p>
+    <w:p>
+      <w:pPr>
+        <w:pStyle w:val="Heading2"/>
+        <w:spacing w:after="100" w:before="200"/>
+      </w:pPr>
+      <w:r>
+        <w:rPr>
+          <w:i w:val="false"/>
+          <w:iCs w:val="false"/>
+        </w:rPr>
+        <w:t xml:space="preserve">Cierre de mes (adición posterior a este documento)</w:t>
+      </w:r>
+    </w:p>
+    <w:p>
+      <w:pPr>
+        <w:spacing w:after="120"/>
+      </w:pPr>
+      <w:r>
+        <w:rPr>
+          <w:i w:val="false"/>
+          <w:iCs w:val="false"/>
+        </w:rPr>
+        <w:t xml:space="preserve">Además del CSV con los filtros activos, Reportes tiene un botón </w:t>
+      </w:r>
+      <w:r>
+        <w:rPr>
+          <w:b/>
+          <w:bCs/>
+          <w:i w:val="false"/>
+          <w:iCs w:val="false"/>
+        </w:rPr>
+        <w:t xml:space="preserve">"Generar cierre de mes"</w:t>
+      </w:r>
+      <w:r>
+        <w:rPr>
+          <w:i w:val="false"/>
+          <w:iCs w:val="false"/>
+        </w:rPr>
+        <w:t xml:space="preserve"> que descarga un </w:t>
+      </w:r>
+      <w:r>
+        <w:rPr>
+          <w:rFonts w:ascii="Consolas" w:cs="Consolas" w:eastAsia="Consolas" w:hAnsi="Consolas"/>
+          <w:i w:val="false"/>
+          <w:iCs w:val="false"/>
+        </w:rPr>
+        <w:t xml:space="preserve">.xlsx</w:t>
+      </w:r>
+      <w:r>
+        <w:rPr>
+          <w:i w:val="false"/>
+          <w:iCs w:val="false"/>
+        </w:rPr>
+        <w:t xml:space="preserve"> (generado en el servidor con el paquete </w:t>
+      </w:r>
+      <w:r>
+        <w:rPr>
+          <w:rFonts w:ascii="Consolas" w:cs="Consolas" w:eastAsia="Consolas" w:hAnsi="Consolas"/>
+          <w:i w:val="false"/>
+          <w:iCs w:val="false"/>
+        </w:rPr>
+        <w:t xml:space="preserve">exceljs</w:t>
+      </w:r>
+      <w:r>
+        <w:rPr>
+          <w:i w:val="false"/>
+          <w:iCs w:val="false"/>
+        </w:rPr>
+        <w:t xml:space="preserve">) respetando solo el período seleccionado (ignora los demás filtros) y </w:t>
+      </w:r>
+      <w:r>
+        <w:rPr>
+          <w:b/>
+          <w:bCs/>
+          <w:i w:val="false"/>
+          <w:iCs w:val="false"/>
+        </w:rPr>
+        <w:t xml:space="preserve">solo incluye gastos en estado Aprobado</w:t>
+      </w:r>
+      <w:r>
+        <w:rPr>
+          <w:i w:val="false"/>
+          <w:iCs w:val="false"/>
+        </w:rPr>
+        <w:t xml:space="preserve"> — un cierre de mes es lo que realmente se debe pagar. El libro tiene una hoja "Resumen" (total y cantidad de personas por tipo de usuario) más una hoja por tipo — Empleados, No directos, Caja chica, Hoteles — con ID, Nombre, Cédula, Cuenta bancaria, subtotal por categoría y Total por persona (u hotel).</w:t>
       </w:r>
     </w:p>
     <w:p>
@@ -2214,7 +3301,7 @@
           <w:i w:val="false"/>
           <w:iCs w:val="false"/>
         </w:rPr>
-        <w:t xml:space="preserve">12. Gráficos y análisis</w:t>
+        <w:t xml:space="preserve">15. Stack tecnológico obligatorio</w:t>
       </w:r>
     </w:p>
     <w:p>
@@ -2226,777 +3313,945 @@
           <w:i w:val="false"/>
           <w:iCs w:val="false"/>
         </w:rPr>
-        <w:t xml:space="preserve">El Dashboard deberá incluir como mínimo:</w:t>
-      </w:r>
-    </w:p>
-    <w:p>
-      <w:pPr>
-        <w:spacing w:after="40"/>
-        <w:ind w:left="360"/>
+        <w:t xml:space="preserve">La aplicación utilizará obligatoriamente:</w:t>
+      </w:r>
+    </w:p>
+    <w:p>
+      <w:pPr>
+        <w:pStyle w:val="ListParagraph"/>
+        <w:numPr>
+          <w:ilvl w:val="0"/>
+          <w:numId w:val="1"/>
+        </w:numPr>
+        <w:spacing w:after="40"/>
+      </w:pPr>
+      <w:r>
+        <w:rPr>
+          <w:i w:val="false"/>
+          <w:iCs w:val="false"/>
+        </w:rPr>
+        <w:t xml:space="preserve">Vercel para hosting y deployment.</w:t>
+      </w:r>
+    </w:p>
+    <w:p>
+      <w:pPr>
+        <w:pStyle w:val="ListParagraph"/>
+        <w:numPr>
+          <w:ilvl w:val="0"/>
+          <w:numId w:val="1"/>
+        </w:numPr>
+        <w:spacing w:after="40"/>
+      </w:pPr>
+      <w:r>
+        <w:rPr>
+          <w:i w:val="false"/>
+          <w:iCs w:val="false"/>
+        </w:rPr>
+        <w:t xml:space="preserve">Supabase como backend principal.</w:t>
+      </w:r>
+    </w:p>
+    <w:p>
+      <w:pPr>
+        <w:pStyle w:val="ListParagraph"/>
+        <w:numPr>
+          <w:ilvl w:val="0"/>
+          <w:numId w:val="1"/>
+        </w:numPr>
+        <w:spacing w:after="40"/>
+      </w:pPr>
+      <w:r>
+        <w:rPr>
+          <w:i w:val="false"/>
+          <w:iCs w:val="false"/>
+        </w:rPr>
+        <w:t xml:space="preserve">Supabase PostgreSQL como base de datos.</w:t>
+      </w:r>
+    </w:p>
+    <w:p>
+      <w:pPr>
+        <w:pStyle w:val="ListParagraph"/>
+        <w:numPr>
+          <w:ilvl w:val="0"/>
+          <w:numId w:val="1"/>
+        </w:numPr>
+        <w:spacing w:after="40"/>
+      </w:pPr>
+      <w:r>
+        <w:rPr>
+          <w:i w:val="false"/>
+          <w:iCs w:val="false"/>
+        </w:rPr>
+        <w:t xml:space="preserve">Supabase Auth para autenticación.</w:t>
+      </w:r>
+    </w:p>
+    <w:p>
+      <w:pPr>
+        <w:pStyle w:val="ListParagraph"/>
+        <w:numPr>
+          <w:ilvl w:val="0"/>
+          <w:numId w:val="1"/>
+        </w:numPr>
+        <w:spacing w:after="40"/>
+      </w:pPr>
+      <w:r>
+        <w:rPr>
+          <w:i w:val="false"/>
+          <w:iCs w:val="false"/>
+        </w:rPr>
+        <w:t xml:space="preserve">Supabase Storage para fotografías y comprobantes.</w:t>
+      </w:r>
+    </w:p>
+    <w:p>
+      <w:pPr>
+        <w:pStyle w:val="ListParagraph"/>
+        <w:numPr>
+          <w:ilvl w:val="0"/>
+          <w:numId w:val="1"/>
+        </w:numPr>
+        <w:spacing w:after="40"/>
+      </w:pPr>
+      <w:r>
+        <w:rPr>
+          <w:i w:val="false"/>
+          <w:iCs w:val="false"/>
+        </w:rPr>
+        <w:t xml:space="preserve">Supabase Row Level Security (RLS) para seguridad y control de acceso.</w:t>
+      </w:r>
+    </w:p>
+    <w:p>
+      <w:pPr>
+        <w:spacing w:after="120"/>
+      </w:pPr>
+      <w:r>
+        <w:rPr>
+          <w:i w:val="false"/>
+          <w:iCs w:val="false"/>
+        </w:rPr>
+        <w:t xml:space="preserve">Stack preferido:</w:t>
+      </w:r>
+    </w:p>
+    <w:p>
+      <w:pPr>
+        <w:pStyle w:val="ListParagraph"/>
+        <w:numPr>
+          <w:ilvl w:val="0"/>
+          <w:numId w:val="1"/>
+        </w:numPr>
+        <w:spacing w:after="40"/>
+      </w:pPr>
+      <w:r>
+        <w:rPr>
+          <w:i w:val="false"/>
+          <w:iCs w:val="false"/>
+        </w:rPr>
+        <w:t xml:space="preserve">Next.js</w:t>
+      </w:r>
+    </w:p>
+    <w:p>
+      <w:pPr>
+        <w:pStyle w:val="ListParagraph"/>
+        <w:numPr>
+          <w:ilvl w:val="0"/>
+          <w:numId w:val="1"/>
+        </w:numPr>
+        <w:spacing w:after="40"/>
+      </w:pPr>
+      <w:r>
+        <w:rPr>
+          <w:i w:val="false"/>
+          <w:iCs w:val="false"/>
+        </w:rPr>
+        <w:t xml:space="preserve">TypeScript</w:t>
+      </w:r>
+    </w:p>
+    <w:p>
+      <w:pPr>
+        <w:pStyle w:val="ListParagraph"/>
+        <w:numPr>
+          <w:ilvl w:val="0"/>
+          <w:numId w:val="1"/>
+        </w:numPr>
+        <w:spacing w:after="40"/>
+      </w:pPr>
+      <w:r>
+        <w:rPr>
+          <w:i w:val="false"/>
+          <w:iCs w:val="false"/>
+        </w:rPr>
+        <w:t xml:space="preserve">Tailwind CSS</w:t>
+      </w:r>
+    </w:p>
+    <w:p>
+      <w:pPr>
+        <w:pStyle w:val="ListParagraph"/>
+        <w:numPr>
+          <w:ilvl w:val="0"/>
+          <w:numId w:val="1"/>
+        </w:numPr>
+        <w:spacing w:after="40"/>
+      </w:pPr>
+      <w:r>
+        <w:rPr>
+          <w:i w:val="false"/>
+          <w:iCs w:val="false"/>
+        </w:rPr>
+        <w:t xml:space="preserve">Supabase</w:t>
+      </w:r>
+    </w:p>
+    <w:p>
+      <w:pPr>
+        <w:pStyle w:val="ListParagraph"/>
+        <w:numPr>
+          <w:ilvl w:val="0"/>
+          <w:numId w:val="1"/>
+        </w:numPr>
+        <w:spacing w:after="40"/>
+      </w:pPr>
+      <w:r>
+        <w:rPr>
+          <w:i w:val="false"/>
+          <w:iCs w:val="false"/>
+        </w:rPr>
+        <w:t xml:space="preserve">Vercel</w:t>
+      </w:r>
+    </w:p>
+    <w:p>
+      <w:pPr>
+        <w:spacing w:after="120"/>
+      </w:pPr>
+      <w:r>
+        <w:rPr>
+          <w:i w:val="false"/>
+          <w:iCs w:val="false"/>
+        </w:rPr>
+        <w:t xml:space="preserve">Arquitectura objetivo:</w:t>
+      </w:r>
+    </w:p>
+    <w:p>
+      <w:pPr>
+        <w:shd w:fill="F1F1F7"/>
+        <w:spacing w:after="20"/>
+      </w:pPr>
+      <w:r>
+        <w:rPr>
+          <w:rFonts w:ascii="Consolas" w:cs="Consolas" w:eastAsia="Consolas" w:hAnsi="Consolas"/>
+          <w:sz w:val="20"/>
+          <w:szCs w:val="20"/>
+        </w:rPr>
+        <w:t xml:space="preserve">Usuario → Vercel → Aplicación Web → Supabase</w:t>
+      </w:r>
+    </w:p>
+    <w:p>
+      <w:pPr>
+        <w:spacing w:after="60"/>
+      </w:pPr>
+    </w:p>
+    <w:p>
+      <w:pPr>
+        <w:spacing w:after="120"/>
+      </w:pPr>
+      <w:r>
+        <w:rPr>
+          <w:i w:val="false"/>
+          <w:iCs w:val="false"/>
+        </w:rPr>
+        <w:t xml:space="preserve">Para archivos:</w:t>
+      </w:r>
+    </w:p>
+    <w:p>
+      <w:pPr>
+        <w:shd w:fill="F1F1F7"/>
+        <w:spacing w:after="20"/>
+      </w:pPr>
+      <w:r>
+        <w:rPr>
+          <w:rFonts w:ascii="Consolas" w:cs="Consolas" w:eastAsia="Consolas" w:hAnsi="Consolas"/>
+          <w:sz w:val="20"/>
+          <w:szCs w:val="20"/>
+        </w:rPr>
+        <w:t xml:space="preserve">Usuario → Aplicación → Supabase Storage</w:t>
+      </w:r>
+    </w:p>
+    <w:p>
+      <w:pPr>
+        <w:spacing w:after="60"/>
+      </w:pPr>
+    </w:p>
+    <w:p>
+      <w:pPr>
+        <w:pStyle w:val="Heading1"/>
+        <w:spacing w:after="120" w:before="260"/>
+      </w:pPr>
+      <w:r>
+        <w:rPr>
+          <w:i w:val="false"/>
+          <w:iCs w:val="false"/>
+        </w:rPr>
+        <w:t xml:space="preserve">16. Seguridad</w:t>
+      </w:r>
+    </w:p>
+    <w:p>
+      <w:pPr>
+        <w:spacing w:after="120"/>
+      </w:pPr>
+      <w:r>
+        <w:rPr>
+          <w:i w:val="false"/>
+          <w:iCs w:val="false"/>
+        </w:rPr>
+        <w:t xml:space="preserve">La seguridad deberá implementarse tanto a nivel de aplicación como directamente en Supabase.</w:t>
+      </w:r>
+    </w:p>
+    <w:p>
+      <w:pPr>
+        <w:spacing w:after="120"/>
+      </w:pPr>
+      <w:r>
+        <w:rPr>
+          <w:i w:val="false"/>
+          <w:iCs w:val="false"/>
+        </w:rPr>
+        <w:t xml:space="preserve">Roles:</w:t>
+      </w:r>
+    </w:p>
+    <w:p>
+      <w:pPr>
+        <w:pStyle w:val="ListParagraph"/>
+        <w:numPr>
+          <w:ilvl w:val="0"/>
+          <w:numId w:val="1"/>
+        </w:numPr>
+        <w:spacing w:after="40"/>
       </w:pPr>
       <w:r>
         <w:rPr>
           <w:b/>
           <w:bCs/>
-        </w:rPr>
-        <w:t xml:space="preserve">1. </w:t>
-      </w:r>
-      <w:r>
-        <w:rPr>
-          <w:i w:val="false"/>
-          <w:iCs w:val="false"/>
-        </w:rPr>
-        <w:t xml:space="preserve">Tendencia de gastos a través del tiempo.</w:t>
-      </w:r>
-    </w:p>
-    <w:p>
-      <w:pPr>
-        <w:spacing w:after="40"/>
-        <w:ind w:left="360"/>
+          <w:i w:val="false"/>
+          <w:iCs w:val="false"/>
+        </w:rPr>
+        <w:t xml:space="preserve">ADMIN</w:t>
+      </w:r>
+    </w:p>
+    <w:p>
+      <w:pPr>
+        <w:pStyle w:val="ListParagraph"/>
+        <w:numPr>
+          <w:ilvl w:val="0"/>
+          <w:numId w:val="1"/>
+        </w:numPr>
+        <w:spacing w:after="40"/>
       </w:pPr>
       <w:r>
         <w:rPr>
           <w:b/>
           <w:bCs/>
-        </w:rPr>
-        <w:t xml:space="preserve">2. </w:t>
-      </w:r>
-      <w:r>
-        <w:rPr>
-          <w:i w:val="false"/>
-          <w:iCs w:val="false"/>
-        </w:rPr>
-        <w:t xml:space="preserve">Distribución de gastos por categoría.</w:t>
-      </w:r>
-    </w:p>
-    <w:p>
-      <w:pPr>
-        <w:spacing w:after="40"/>
+          <w:i w:val="false"/>
+          <w:iCs w:val="false"/>
+        </w:rPr>
+        <w:t xml:space="preserve">EMPLOYEE</w:t>
+      </w:r>
+    </w:p>
+    <w:p>
+      <w:pPr>
+        <w:pBdr>
+          <w:left w:val="single" w:color="5B4CF0" w:sz="18" w:space="8"/>
+        </w:pBdr>
+        <w:spacing w:after="200"/>
         <w:ind w:left="360"/>
+      </w:pPr>
+      <w:r>
+        <w:rPr>
+          <w:i/>
+          <w:iCs/>
+        </w:rPr>
+        <w:t xml:space="preserve">Adición posterior a este documento: los roles </w:t>
+      </w:r>
+      <w:r>
+        <w:rPr>
+          <w:rFonts w:ascii="Consolas" w:cs="Consolas" w:eastAsia="Consolas" w:hAnsi="Consolas"/>
+          <w:i/>
+          <w:iCs/>
+        </w:rPr>
+        <w:t xml:space="preserve">EMPLEADO_INDIRECTO</w:t>
+      </w:r>
+      <w:r>
+        <w:rPr>
+          <w:i/>
+          <w:iCs/>
+        </w:rPr>
+        <w:t xml:space="preserve">, </w:t>
+      </w:r>
+      <w:r>
+        <w:rPr>
+          <w:rFonts w:ascii="Consolas" w:cs="Consolas" w:eastAsia="Consolas" w:hAnsi="Consolas"/>
+          <w:i/>
+          <w:iCs/>
+        </w:rPr>
+        <w:t xml:space="preserve">CAJA_CHICA</w:t>
+      </w:r>
+      <w:r>
+        <w:rPr>
+          <w:i/>
+          <w:iCs/>
+        </w:rPr>
+        <w:t xml:space="preserve"> y </w:t>
+      </w:r>
+      <w:r>
+        <w:rPr>
+          <w:rFonts w:ascii="Consolas" w:cs="Consolas" w:eastAsia="Consolas" w:hAnsi="Consolas"/>
+          <w:i/>
+          <w:iCs/>
+        </w:rPr>
+        <w:t xml:space="preserve">HOTEL</w:t>
+      </w:r>
+      <w:r>
+        <w:rPr>
+          <w:i/>
+          <w:iCs/>
+        </w:rPr>
+        <w:t xml:space="preserve"> (sección 3.1) siguen exactamente la misma regla de acceso que </w:t>
+      </w:r>
+      <w:r>
+        <w:rPr>
+          <w:rFonts w:ascii="Consolas" w:cs="Consolas" w:eastAsia="Consolas" w:hAnsi="Consolas"/>
+          <w:i/>
+          <w:iCs/>
+        </w:rPr>
+        <w:t xml:space="preserve">EMPLOYEE</w:t>
+      </w:r>
+      <w:r>
+        <w:rPr>
+          <w:i/>
+          <w:iCs/>
+        </w:rPr>
+        <w:t xml:space="preserve"> a nivel de RLS — cualquier rol distinto de </w:t>
+      </w:r>
+      <w:r>
+        <w:rPr>
+          <w:rFonts w:ascii="Consolas" w:cs="Consolas" w:eastAsia="Consolas" w:hAnsi="Consolas"/>
+          <w:i/>
+          <w:iCs/>
+        </w:rPr>
+        <w:t xml:space="preserve">ADMIN</w:t>
+      </w:r>
+      <w:r>
+        <w:rPr>
+          <w:i/>
+          <w:iCs/>
+        </w:rPr>
+        <w:t xml:space="preserve"> solo puede leer y crear sus propios registros.</w:t>
+      </w:r>
+    </w:p>
+    <w:p>
+      <w:pPr>
+        <w:spacing w:after="120"/>
+      </w:pPr>
+      <w:r>
+        <w:rPr>
+          <w:i w:val="false"/>
+          <w:iCs w:val="false"/>
+        </w:rPr>
+        <w:t xml:space="preserve">Un </w:t>
+      </w:r>
+      <w:r>
+        <w:rPr>
+          <w:rFonts w:ascii="Consolas" w:cs="Consolas" w:eastAsia="Consolas" w:hAnsi="Consolas"/>
+          <w:i w:val="false"/>
+          <w:iCs w:val="false"/>
+        </w:rPr>
+        <w:t xml:space="preserve">EMPLOYEE</w:t>
+      </w:r>
+      <w:r>
+        <w:rPr>
+          <w:i w:val="false"/>
+          <w:iCs w:val="false"/>
+        </w:rPr>
+        <w:t xml:space="preserve"> solamente podrá leer y crear sus propios registros y acceder a sus propias fotografías.</w:t>
+      </w:r>
+    </w:p>
+    <w:p>
+      <w:pPr>
+        <w:spacing w:after="120"/>
+      </w:pPr>
+      <w:r>
+        <w:rPr>
+          <w:i w:val="false"/>
+          <w:iCs w:val="false"/>
+        </w:rPr>
+        <w:t xml:space="preserve">Un </w:t>
+      </w:r>
+      <w:r>
+        <w:rPr>
+          <w:rFonts w:ascii="Consolas" w:cs="Consolas" w:eastAsia="Consolas" w:hAnsi="Consolas"/>
+          <w:i w:val="false"/>
+          <w:iCs w:val="false"/>
+        </w:rPr>
+        <w:t xml:space="preserve">ADMIN</w:t>
+      </w:r>
+      <w:r>
+        <w:rPr>
+          <w:i w:val="false"/>
+          <w:iCs w:val="false"/>
+        </w:rPr>
+        <w:t xml:space="preserve"> podrá acceder a todos los empleados, gastos, fotografías, reportes y Dashboard.</w:t>
+      </w:r>
+    </w:p>
+    <w:p>
+      <w:pPr>
+        <w:spacing w:after="120"/>
+      </w:pPr>
+      <w:r>
+        <w:rPr>
+          <w:i w:val="false"/>
+          <w:iCs w:val="false"/>
+        </w:rPr>
+        <w:t xml:space="preserve">La seguridad no debe depender únicamente del frontend. Las políticas RLS deberán implementarse correctamente en Supabase.</w:t>
+      </w:r>
+    </w:p>
+    <w:p>
+      <w:pPr>
+        <w:spacing w:after="120"/>
+      </w:pPr>
+      <w:r>
+        <w:rPr>
+          <w:i w:val="false"/>
+          <w:iCs w:val="false"/>
+        </w:rPr>
+        <w:t xml:space="preserve">Las contraseñas deberán manejarse mediante Supabase Auth y nunca almacenarse manualmente en texto plano.</w:t>
+      </w:r>
+    </w:p>
+    <w:p>
+      <w:pPr>
+        <w:pStyle w:val="Heading1"/>
+        <w:spacing w:after="120" w:before="260"/>
+      </w:pPr>
+      <w:r>
+        <w:rPr>
+          <w:i w:val="false"/>
+          <w:iCs w:val="false"/>
+        </w:rPr>
+        <w:t xml:space="preserve">17. Almacenamiento de imágenes</w:t>
+      </w:r>
+    </w:p>
+    <w:p>
+      <w:pPr>
+        <w:spacing w:after="120"/>
+      </w:pPr>
+      <w:r>
+        <w:rPr>
+          <w:i w:val="false"/>
+          <w:iCs w:val="false"/>
+        </w:rPr>
+        <w:t xml:space="preserve">Las fotografías deberán almacenarse mediante Supabase Storage. No almacenar las imágenes directamente dentro de PostgreSQL. La base de datos deberá guardar las referencias necesarias a los archivos.</w:t>
+      </w:r>
+    </w:p>
+    <w:p>
+      <w:pPr>
+        <w:spacing w:after="120"/>
+      </w:pPr>
+      <w:r>
+        <w:rPr>
+          <w:i w:val="false"/>
+          <w:iCs w:val="false"/>
+        </w:rPr>
+        <w:t xml:space="preserve">Deberán contemplarse:</w:t>
+      </w:r>
+    </w:p>
+    <w:p>
+      <w:pPr>
+        <w:pStyle w:val="ListParagraph"/>
+        <w:numPr>
+          <w:ilvl w:val="0"/>
+          <w:numId w:val="1"/>
+        </w:numPr>
+        <w:spacing w:after="40"/>
+      </w:pPr>
+      <w:r>
+        <w:rPr>
+          <w:i w:val="false"/>
+          <w:iCs w:val="false"/>
+        </w:rPr>
+        <w:t xml:space="preserve">Comprobantes de alimentación</w:t>
+      </w:r>
+    </w:p>
+    <w:p>
+      <w:pPr>
+        <w:pStyle w:val="ListParagraph"/>
+        <w:numPr>
+          <w:ilvl w:val="0"/>
+          <w:numId w:val="1"/>
+        </w:numPr>
+        <w:spacing w:after="40"/>
+      </w:pPr>
+      <w:r>
+        <w:rPr>
+          <w:i w:val="false"/>
+          <w:iCs w:val="false"/>
+        </w:rPr>
+        <w:t xml:space="preserve">Fotografía de odómetro inicial</w:t>
+      </w:r>
+    </w:p>
+    <w:p>
+      <w:pPr>
+        <w:pStyle w:val="ListParagraph"/>
+        <w:numPr>
+          <w:ilvl w:val="0"/>
+          <w:numId w:val="1"/>
+        </w:numPr>
+        <w:spacing w:after="40"/>
+      </w:pPr>
+      <w:r>
+        <w:rPr>
+          <w:i w:val="false"/>
+          <w:iCs w:val="false"/>
+        </w:rPr>
+        <w:t xml:space="preserve">Fotografía de odómetro final</w:t>
+      </w:r>
+    </w:p>
+    <w:p>
+      <w:pPr>
+        <w:spacing w:after="120"/>
+      </w:pPr>
+      <w:r>
+        <w:rPr>
+          <w:i w:val="false"/>
+          <w:iCs w:val="false"/>
+        </w:rPr>
+        <w:t xml:space="preserve">El acceso a las fotografías deberá estar protegido mediante autenticación y políticas de acceso apropiadas.</w:t>
+      </w:r>
+    </w:p>
+    <w:p>
+      <w:pPr>
+        <w:pStyle w:val="Heading1"/>
+        <w:spacing w:after="120" w:before="260"/>
+      </w:pPr>
+      <w:r>
+        <w:rPr>
+          <w:i w:val="false"/>
+          <w:iCs w:val="false"/>
+        </w:rPr>
+        <w:t xml:space="preserve">18. Base de datos</w:t>
+      </w:r>
+    </w:p>
+    <w:p>
+      <w:pPr>
+        <w:spacing w:after="120"/>
+      </w:pPr>
+      <w:r>
+        <w:rPr>
+          <w:i w:val="false"/>
+          <w:iCs w:val="false"/>
+        </w:rPr>
+        <w:t xml:space="preserve">La estructura mínima deberá contemplar (ver </w:t>
+      </w:r>
+      <w:r>
+        <w:rPr>
+          <w:rFonts w:ascii="Consolas" w:cs="Consolas" w:eastAsia="Consolas" w:hAnsi="Consolas"/>
+          <w:i w:val="false"/>
+          <w:iCs w:val="false"/>
+        </w:rPr>
+        <w:t xml:space="preserve">docs/database-schema.md</w:t>
+      </w:r>
+      <w:r>
+        <w:rPr>
+          <w:i w:val="false"/>
+          <w:iCs w:val="false"/>
+        </w:rPr>
+        <w:t xml:space="preserve"> para el esquema real completo y actualizado, incluyendo RLS):</w:t>
+      </w:r>
+    </w:p>
+    <w:p>
+      <w:pPr>
+        <w:pStyle w:val="Heading2"/>
+        <w:spacing w:after="100" w:before="200"/>
+      </w:pPr>
+      <w:r>
+        <w:rPr>
+          <w:i w:val="false"/>
+          <w:iCs w:val="false"/>
+        </w:rPr>
+        <w:t xml:space="preserve">USERS / PROFILES</w:t>
+      </w:r>
+    </w:p>
+    <w:p>
+      <w:pPr>
+        <w:pStyle w:val="ListParagraph"/>
+        <w:numPr>
+          <w:ilvl w:val="0"/>
+          <w:numId w:val="1"/>
+        </w:numPr>
+        <w:spacing w:after="40"/>
+      </w:pPr>
+      <w:r>
+        <w:rPr>
+          <w:i w:val="false"/>
+          <w:iCs w:val="false"/>
+        </w:rPr>
+        <w:t xml:space="preserve">id</w:t>
+      </w:r>
+    </w:p>
+    <w:p>
+      <w:pPr>
+        <w:pStyle w:val="ListParagraph"/>
+        <w:numPr>
+          <w:ilvl w:val="0"/>
+          <w:numId w:val="1"/>
+        </w:numPr>
+        <w:spacing w:after="40"/>
+      </w:pPr>
+      <w:r>
+        <w:rPr>
+          <w:i w:val="false"/>
+          <w:iCs w:val="false"/>
+        </w:rPr>
+        <w:t xml:space="preserve">first_name</w:t>
+      </w:r>
+    </w:p>
+    <w:p>
+      <w:pPr>
+        <w:pStyle w:val="ListParagraph"/>
+        <w:numPr>
+          <w:ilvl w:val="0"/>
+          <w:numId w:val="1"/>
+        </w:numPr>
+        <w:spacing w:after="40"/>
+      </w:pPr>
+      <w:r>
+        <w:rPr>
+          <w:i w:val="false"/>
+          <w:iCs w:val="false"/>
+        </w:rPr>
+        <w:t xml:space="preserve">last_name</w:t>
+      </w:r>
+    </w:p>
+    <w:p>
+      <w:pPr>
+        <w:pStyle w:val="ListParagraph"/>
+        <w:numPr>
+          <w:ilvl w:val="0"/>
+          <w:numId w:val="1"/>
+        </w:numPr>
+        <w:spacing w:after="40"/>
+      </w:pPr>
+      <w:r>
+        <w:rPr>
+          <w:i w:val="false"/>
+          <w:iCs w:val="false"/>
+        </w:rPr>
+        <w:t xml:space="preserve">email</w:t>
+      </w:r>
+    </w:p>
+    <w:p>
+      <w:pPr>
+        <w:pStyle w:val="ListParagraph"/>
+        <w:numPr>
+          <w:ilvl w:val="0"/>
+          <w:numId w:val="1"/>
+        </w:numPr>
+        <w:spacing w:after="40"/>
+      </w:pPr>
+      <w:r>
+        <w:rPr>
+          <w:i w:val="false"/>
+          <w:iCs w:val="false"/>
+        </w:rPr>
+        <w:t xml:space="preserve">role (</w:t>
+      </w:r>
+      <w:r>
+        <w:rPr>
+          <w:rFonts w:ascii="Consolas" w:cs="Consolas" w:eastAsia="Consolas" w:hAnsi="Consolas"/>
+          <w:i w:val="false"/>
+          <w:iCs w:val="false"/>
+        </w:rPr>
+        <w:t xml:space="preserve">ADMIN</w:t>
+      </w:r>
+      <w:r>
+        <w:rPr>
+          <w:i w:val="false"/>
+          <w:iCs w:val="false"/>
+        </w:rPr>
+        <w:t xml:space="preserve"> / </w:t>
+      </w:r>
+      <w:r>
+        <w:rPr>
+          <w:rFonts w:ascii="Consolas" w:cs="Consolas" w:eastAsia="Consolas" w:hAnsi="Consolas"/>
+          <w:i w:val="false"/>
+          <w:iCs w:val="false"/>
+        </w:rPr>
+        <w:t xml:space="preserve">EMPLOYEE</w:t>
+      </w:r>
+      <w:r>
+        <w:rPr>
+          <w:i w:val="false"/>
+          <w:iCs w:val="false"/>
+        </w:rPr>
+        <w:t xml:space="preserve"> / </w:t>
+      </w:r>
+      <w:r>
+        <w:rPr>
+          <w:rFonts w:ascii="Consolas" w:cs="Consolas" w:eastAsia="Consolas" w:hAnsi="Consolas"/>
+          <w:i w:val="false"/>
+          <w:iCs w:val="false"/>
+        </w:rPr>
+        <w:t xml:space="preserve">EMPLEADO_INDIRECTO</w:t>
+      </w:r>
+      <w:r>
+        <w:rPr>
+          <w:i w:val="false"/>
+          <w:iCs w:val="false"/>
+        </w:rPr>
+        <w:t xml:space="preserve"> / </w:t>
+      </w:r>
+      <w:r>
+        <w:rPr>
+          <w:rFonts w:ascii="Consolas" w:cs="Consolas" w:eastAsia="Consolas" w:hAnsi="Consolas"/>
+          <w:i w:val="false"/>
+          <w:iCs w:val="false"/>
+        </w:rPr>
+        <w:t xml:space="preserve">CAJA_CHICA</w:t>
+      </w:r>
+      <w:r>
+        <w:rPr>
+          <w:i w:val="false"/>
+          <w:iCs w:val="false"/>
+        </w:rPr>
+        <w:t xml:space="preserve"> / </w:t>
+      </w:r>
+      <w:r>
+        <w:rPr>
+          <w:rFonts w:ascii="Consolas" w:cs="Consolas" w:eastAsia="Consolas" w:hAnsi="Consolas"/>
+          <w:i w:val="false"/>
+          <w:iCs w:val="false"/>
+        </w:rPr>
+        <w:t xml:space="preserve">HOTEL</w:t>
+      </w:r>
+      <w:r>
+        <w:rPr>
+          <w:i w:val="false"/>
+          <w:iCs w:val="false"/>
+        </w:rPr>
+        <w:t xml:space="preserve"> — los tres últimos son adición posterior, ver sección 3.1)</w:t>
+      </w:r>
+    </w:p>
+    <w:p>
+      <w:pPr>
+        <w:pStyle w:val="ListParagraph"/>
+        <w:numPr>
+          <w:ilvl w:val="0"/>
+          <w:numId w:val="1"/>
+        </w:numPr>
+        <w:spacing w:after="40"/>
+      </w:pPr>
+      <w:r>
+        <w:rPr>
+          <w:i w:val="false"/>
+          <w:iCs w:val="false"/>
+        </w:rPr>
+        <w:t xml:space="preserve">status</w:t>
+      </w:r>
+    </w:p>
+    <w:p>
+      <w:pPr>
+        <w:pStyle w:val="ListParagraph"/>
+        <w:numPr>
+          <w:ilvl w:val="0"/>
+          <w:numId w:val="1"/>
+        </w:numPr>
+        <w:spacing w:after="40"/>
+      </w:pPr>
+      <w:r>
+        <w:rPr>
+          <w:i w:val="false"/>
+          <w:iCs w:val="false"/>
+        </w:rPr>
+        <w:t xml:space="preserve">department</w:t>
+      </w:r>
+    </w:p>
+    <w:p>
+      <w:pPr>
+        <w:pStyle w:val="ListParagraph"/>
+        <w:numPr>
+          <w:ilvl w:val="0"/>
+          <w:numId w:val="1"/>
+        </w:numPr>
+        <w:spacing w:after="40"/>
+      </w:pPr>
+      <w:r>
+        <w:rPr>
+          <w:i w:val="false"/>
+          <w:iCs w:val="false"/>
+        </w:rPr>
+        <w:t xml:space="preserve">position</w:t>
+      </w:r>
+    </w:p>
+    <w:p>
+      <w:pPr>
+        <w:pStyle w:val="ListParagraph"/>
+        <w:numPr>
+          <w:ilvl w:val="0"/>
+          <w:numId w:val="1"/>
+        </w:numPr>
+        <w:spacing w:after="40"/>
+      </w:pPr>
+      <w:r>
+        <w:rPr>
+          <w:i w:val="false"/>
+          <w:iCs w:val="false"/>
+        </w:rPr>
+        <w:t xml:space="preserve">phone</w:t>
+      </w:r>
+    </w:p>
+    <w:p>
+      <w:pPr>
+        <w:pStyle w:val="ListParagraph"/>
+        <w:numPr>
+          <w:ilvl w:val="0"/>
+          <w:numId w:val="1"/>
+        </w:numPr>
+        <w:spacing w:after="40"/>
       </w:pPr>
       <w:r>
         <w:rPr>
           <w:b/>
           <w:bCs/>
-        </w:rPr>
-        <w:t xml:space="preserve">3. </w:t>
-      </w:r>
-      <w:r>
-        <w:rPr>
-          <w:i w:val="false"/>
-          <w:iCs w:val="false"/>
-        </w:rPr>
-        <w:t xml:space="preserve">Ranking de empleados por gasto, ordenado de mayor a menor.</w:t>
-      </w:r>
-    </w:p>
-    <w:p>
-      <w:pPr>
-        <w:spacing w:after="40"/>
-        <w:ind w:left="360"/>
+          <w:i w:val="false"/>
+          <w:iCs w:val="false"/>
+        </w:rPr>
+        <w:t xml:space="preserve">cedula</w:t>
+      </w:r>
+      <w:r>
+        <w:rPr>
+          <w:i w:val="false"/>
+          <w:iCs w:val="false"/>
+        </w:rPr>
+        <w:t xml:space="preserve"> — adición posterior</w:t>
+      </w:r>
+    </w:p>
+    <w:p>
+      <w:pPr>
+        <w:pStyle w:val="ListParagraph"/>
+        <w:numPr>
+          <w:ilvl w:val="0"/>
+          <w:numId w:val="1"/>
+        </w:numPr>
+        <w:spacing w:after="40"/>
       </w:pPr>
       <w:r>
         <w:rPr>
           <w:b/>
           <w:bCs/>
-        </w:rPr>
-        <w:t xml:space="preserve">4. </w:t>
-      </w:r>
-      <w:r>
-        <w:rPr>
-          <w:i w:val="false"/>
-          <w:iCs w:val="false"/>
-        </w:rPr>
-        <w:t xml:space="preserve">Comparación del mes actual contra el mes anterior.</w:t>
-      </w:r>
-    </w:p>
-    <w:p>
-      <w:pPr>
-        <w:spacing w:after="120"/>
-      </w:pPr>
-      <w:r>
-        <w:rPr>
-          <w:i w:val="false"/>
-          <w:iCs w:val="false"/>
-        </w:rPr>
-        <w:t xml:space="preserve">La comparación mensual deberá mostrar tanto el valor de cada período como la variación porcentual.</w:t>
-      </w:r>
-    </w:p>
-    <w:p>
-      <w:pPr>
-        <w:spacing w:after="120"/>
-      </w:pPr>
-      <w:r>
-        <w:rPr>
-          <w:i w:val="false"/>
-          <w:iCs w:val="false"/>
-        </w:rPr>
-        <w:t xml:space="preserve">Los gráficos deberán utilizar colores diferenciados por categoría y ser fáciles de interpretar.</w:t>
-      </w:r>
-    </w:p>
-    <w:p>
-      <w:pPr>
-        <w:pStyle w:val="Heading1"/>
-        <w:spacing w:after="120" w:before="260"/>
-      </w:pPr>
-      <w:r>
-        <w:rPr>
-          <w:i w:val="false"/>
-          <w:iCs w:val="false"/>
-        </w:rPr>
-        <w:t xml:space="preserve">13. Alertas y anomalías</w:t>
-      </w:r>
-    </w:p>
-    <w:p>
-      <w:pPr>
-        <w:spacing w:after="120"/>
-      </w:pPr>
-      <w:r>
-        <w:rPr>
-          <w:i w:val="false"/>
-          <w:iCs w:val="false"/>
-        </w:rPr>
-        <w:t xml:space="preserve">Como funcionalidad de mejora, el sistema podrá identificar situaciones como:</w:t>
-      </w:r>
-    </w:p>
-    <w:p>
-      <w:pPr>
-        <w:pStyle w:val="ListParagraph"/>
-        <w:numPr>
-          <w:ilvl w:val="0"/>
-          <w:numId w:val="1"/>
-        </w:numPr>
-        <w:spacing w:after="40"/>
-      </w:pPr>
-      <w:r>
-        <w:rPr>
-          <w:i w:val="false"/>
-          <w:iCs w:val="false"/>
-        </w:rPr>
-        <w:t xml:space="preserve">Empleados con gastos significativamente superiores al promedio.</w:t>
-      </w:r>
-    </w:p>
-    <w:p>
-      <w:pPr>
-        <w:pStyle w:val="ListParagraph"/>
-        <w:numPr>
-          <w:ilvl w:val="0"/>
-          <w:numId w:val="1"/>
-        </w:numPr>
-        <w:spacing w:after="40"/>
-      </w:pPr>
-      <w:r>
-        <w:rPr>
-          <w:i w:val="false"/>
-          <w:iCs w:val="false"/>
-        </w:rPr>
-        <w:t xml:space="preserve">Incrementos importantes del gasto mensual.</w:t>
-      </w:r>
-    </w:p>
-    <w:p>
-      <w:pPr>
-        <w:pStyle w:val="ListParagraph"/>
-        <w:numPr>
-          <w:ilvl w:val="0"/>
-          <w:numId w:val="1"/>
-        </w:numPr>
-        <w:spacing w:after="40"/>
-      </w:pPr>
-      <w:r>
-        <w:rPr>
-          <w:i w:val="false"/>
-          <w:iCs w:val="false"/>
-        </w:rPr>
-        <w:t xml:space="preserve">Cantidad elevada de gastos pendientes de aprobación.</w:t>
-      </w:r>
-    </w:p>
-    <w:p>
-      <w:pPr>
-        <w:spacing w:after="120"/>
-      </w:pPr>
-      <w:r>
-        <w:rPr>
-          <w:i w:val="false"/>
-          <w:iCs w:val="false"/>
-        </w:rPr>
-        <w:t xml:space="preserve">Ejemplo: </w:t>
-      </w:r>
-      <w:r>
-        <w:rPr>
-          <w:i/>
-          <w:iCs/>
-        </w:rPr>
-        <w:t xml:space="preserve">"El gasto de un empleado está 32% por encima del promedio."</w:t>
-      </w:r>
-    </w:p>
-    <w:p>
-      <w:pPr>
-        <w:spacing w:after="120"/>
-      </w:pPr>
-      <w:r>
-        <w:rPr>
-          <w:i w:val="false"/>
-          <w:iCs w:val="false"/>
-        </w:rPr>
-        <w:t xml:space="preserve">Estas alertas podrán implementarse inicialmente mediante reglas estadísticas sencillas, sin necesidad de inteligencia artificial.</w:t>
-      </w:r>
-    </w:p>
-    <w:p>
-      <w:pPr>
-        <w:pStyle w:val="Heading1"/>
-        <w:spacing w:after="120" w:before="260"/>
-      </w:pPr>
-      <w:r>
-        <w:rPr>
-          <w:i w:val="false"/>
-          <w:iCs w:val="false"/>
-        </w:rPr>
-        <w:t xml:space="preserve">14. Reportes y exportación</w:t>
-      </w:r>
-    </w:p>
-    <w:p>
-      <w:pPr>
-        <w:spacing w:after="120"/>
-      </w:pPr>
-      <w:r>
-        <w:rPr>
-          <w:i w:val="false"/>
-          <w:iCs w:val="false"/>
-        </w:rPr>
-        <w:t xml:space="preserve">Administración deberá poder generar reportes por:</w:t>
-      </w:r>
-    </w:p>
-    <w:p>
-      <w:pPr>
-        <w:pStyle w:val="ListParagraph"/>
-        <w:numPr>
-          <w:ilvl w:val="0"/>
-          <w:numId w:val="1"/>
-        </w:numPr>
-        <w:spacing w:after="40"/>
-      </w:pPr>
-      <w:r>
-        <w:rPr>
-          <w:i w:val="false"/>
-          <w:iCs w:val="false"/>
-        </w:rPr>
-        <w:t xml:space="preserve">Mes</w:t>
-      </w:r>
-    </w:p>
-    <w:p>
-      <w:pPr>
-        <w:pStyle w:val="ListParagraph"/>
-        <w:numPr>
-          <w:ilvl w:val="0"/>
-          <w:numId w:val="1"/>
-        </w:numPr>
-        <w:spacing w:after="40"/>
-      </w:pPr>
-      <w:r>
-        <w:rPr>
-          <w:i w:val="false"/>
-          <w:iCs w:val="false"/>
-        </w:rPr>
-        <w:t xml:space="preserve">Empleado</w:t>
-      </w:r>
-    </w:p>
-    <w:p>
-      <w:pPr>
-        <w:pStyle w:val="ListParagraph"/>
-        <w:numPr>
-          <w:ilvl w:val="0"/>
-          <w:numId w:val="1"/>
-        </w:numPr>
-        <w:spacing w:after="40"/>
-      </w:pPr>
-      <w:r>
-        <w:rPr>
-          <w:i w:val="false"/>
-          <w:iCs w:val="false"/>
-        </w:rPr>
-        <w:t xml:space="preserve">Categoría</w:t>
-      </w:r>
-    </w:p>
-    <w:p>
-      <w:pPr>
-        <w:pStyle w:val="ListParagraph"/>
-        <w:numPr>
-          <w:ilvl w:val="0"/>
-          <w:numId w:val="1"/>
-        </w:numPr>
-        <w:spacing w:after="40"/>
-      </w:pPr>
-      <w:r>
-        <w:rPr>
-          <w:i w:val="false"/>
-          <w:iCs w:val="false"/>
-        </w:rPr>
-        <w:t xml:space="preserve">Estado</w:t>
-      </w:r>
-    </w:p>
-    <w:p>
-      <w:pPr>
-        <w:spacing w:after="120"/>
-      </w:pPr>
-      <w:r>
-        <w:rPr>
-          <w:i w:val="false"/>
-          <w:iCs w:val="false"/>
-        </w:rPr>
-        <w:t xml:space="preserve">Debe existir una opción para exportar los resultados a CSV o Excel.</w:t>
-      </w:r>
-    </w:p>
-    <w:p>
-      <w:pPr>
-        <w:spacing w:after="120"/>
-      </w:pPr>
-      <w:r>
-        <w:rPr>
-          <w:i w:val="false"/>
-          <w:iCs w:val="false"/>
-        </w:rPr>
-        <w:t xml:space="preserve">El archivo deberá incluir como mínimo:</w:t>
-      </w:r>
-    </w:p>
-    <w:p>
-      <w:pPr>
-        <w:pStyle w:val="ListParagraph"/>
-        <w:numPr>
-          <w:ilvl w:val="0"/>
-          <w:numId w:val="1"/>
-        </w:numPr>
-        <w:spacing w:after="40"/>
-      </w:pPr>
-      <w:r>
-        <w:rPr>
-          <w:i w:val="false"/>
-          <w:iCs w:val="false"/>
-        </w:rPr>
-        <w:t xml:space="preserve">Fecha</w:t>
-      </w:r>
-    </w:p>
-    <w:p>
-      <w:pPr>
-        <w:pStyle w:val="ListParagraph"/>
-        <w:numPr>
-          <w:ilvl w:val="0"/>
-          <w:numId w:val="1"/>
-        </w:numPr>
-        <w:spacing w:after="40"/>
-      </w:pPr>
-      <w:r>
-        <w:rPr>
-          <w:i w:val="false"/>
-          <w:iCs w:val="false"/>
-        </w:rPr>
-        <w:t xml:space="preserve">Empleado</w:t>
-      </w:r>
-    </w:p>
-    <w:p>
-      <w:pPr>
-        <w:pStyle w:val="ListParagraph"/>
-        <w:numPr>
-          <w:ilvl w:val="0"/>
-          <w:numId w:val="1"/>
-        </w:numPr>
-        <w:spacing w:after="40"/>
-      </w:pPr>
-      <w:r>
-        <w:rPr>
-          <w:i w:val="false"/>
-          <w:iCs w:val="false"/>
-        </w:rPr>
-        <w:t xml:space="preserve">Categoría</w:t>
-      </w:r>
-    </w:p>
-    <w:p>
-      <w:pPr>
-        <w:pStyle w:val="ListParagraph"/>
-        <w:numPr>
-          <w:ilvl w:val="0"/>
-          <w:numId w:val="1"/>
-        </w:numPr>
-        <w:spacing w:after="40"/>
-      </w:pPr>
-      <w:r>
-        <w:rPr>
-          <w:i w:val="false"/>
-          <w:iCs w:val="false"/>
-        </w:rPr>
-        <w:t xml:space="preserve">Monto</w:t>
-      </w:r>
-    </w:p>
-    <w:p>
-      <w:pPr>
-        <w:pStyle w:val="ListParagraph"/>
-        <w:numPr>
-          <w:ilvl w:val="0"/>
-          <w:numId w:val="1"/>
-        </w:numPr>
-        <w:spacing w:after="40"/>
-      </w:pPr>
-      <w:r>
-        <w:rPr>
-          <w:i w:val="false"/>
-          <w:iCs w:val="false"/>
-        </w:rPr>
-        <w:t xml:space="preserve">Moneda</w:t>
-      </w:r>
-    </w:p>
-    <w:p>
-      <w:pPr>
-        <w:pStyle w:val="ListParagraph"/>
-        <w:numPr>
-          <w:ilvl w:val="0"/>
-          <w:numId w:val="1"/>
-        </w:numPr>
-        <w:spacing w:after="40"/>
-      </w:pPr>
-      <w:r>
-        <w:rPr>
-          <w:i w:val="false"/>
-          <w:iCs w:val="false"/>
-        </w:rPr>
-        <w:t xml:space="preserve">Estado</w:t>
-      </w:r>
-    </w:p>
-    <w:p>
-      <w:pPr>
-        <w:pStyle w:val="ListParagraph"/>
-        <w:numPr>
-          <w:ilvl w:val="0"/>
-          <w:numId w:val="1"/>
-        </w:numPr>
-        <w:spacing w:after="40"/>
-      </w:pPr>
-      <w:r>
-        <w:rPr>
-          <w:i w:val="false"/>
-          <w:iCs w:val="false"/>
-        </w:rPr>
-        <w:t xml:space="preserve">Kilometraje cuando aplique</w:t>
-      </w:r>
-    </w:p>
-    <w:p>
-      <w:pPr>
-        <w:pStyle w:val="Heading1"/>
-        <w:spacing w:after="120" w:before="260"/>
-      </w:pPr>
-      <w:r>
-        <w:rPr>
-          <w:i w:val="false"/>
-          <w:iCs w:val="false"/>
-        </w:rPr>
-        <w:t xml:space="preserve">15. Stack tecnológico obligatorio</w:t>
-      </w:r>
-    </w:p>
-    <w:p>
-      <w:pPr>
-        <w:spacing w:after="120"/>
-      </w:pPr>
-      <w:r>
-        <w:rPr>
-          <w:i w:val="false"/>
-          <w:iCs w:val="false"/>
-        </w:rPr>
-        <w:t xml:space="preserve">La aplicación utilizará obligatoriamente:</w:t>
-      </w:r>
-    </w:p>
-    <w:p>
-      <w:pPr>
-        <w:pStyle w:val="ListParagraph"/>
-        <w:numPr>
-          <w:ilvl w:val="0"/>
-          <w:numId w:val="1"/>
-        </w:numPr>
-        <w:spacing w:after="40"/>
-      </w:pPr>
-      <w:r>
-        <w:rPr>
-          <w:i w:val="false"/>
-          <w:iCs w:val="false"/>
-        </w:rPr>
-        <w:t xml:space="preserve">Vercel para hosting y deployment.</w:t>
-      </w:r>
-    </w:p>
-    <w:p>
-      <w:pPr>
-        <w:pStyle w:val="ListParagraph"/>
-        <w:numPr>
-          <w:ilvl w:val="0"/>
-          <w:numId w:val="1"/>
-        </w:numPr>
-        <w:spacing w:after="40"/>
-      </w:pPr>
-      <w:r>
-        <w:rPr>
-          <w:i w:val="false"/>
-          <w:iCs w:val="false"/>
-        </w:rPr>
-        <w:t xml:space="preserve">Supabase como backend principal.</w:t>
-      </w:r>
-    </w:p>
-    <w:p>
-      <w:pPr>
-        <w:pStyle w:val="ListParagraph"/>
-        <w:numPr>
-          <w:ilvl w:val="0"/>
-          <w:numId w:val="1"/>
-        </w:numPr>
-        <w:spacing w:after="40"/>
-      </w:pPr>
-      <w:r>
-        <w:rPr>
-          <w:i w:val="false"/>
-          <w:iCs w:val="false"/>
-        </w:rPr>
-        <w:t xml:space="preserve">Supabase PostgreSQL como base de datos.</w:t>
-      </w:r>
-    </w:p>
-    <w:p>
-      <w:pPr>
-        <w:pStyle w:val="ListParagraph"/>
-        <w:numPr>
-          <w:ilvl w:val="0"/>
-          <w:numId w:val="1"/>
-        </w:numPr>
-        <w:spacing w:after="40"/>
-      </w:pPr>
-      <w:r>
-        <w:rPr>
-          <w:i w:val="false"/>
-          <w:iCs w:val="false"/>
-        </w:rPr>
-        <w:t xml:space="preserve">Supabase Auth para autenticación.</w:t>
-      </w:r>
-    </w:p>
-    <w:p>
-      <w:pPr>
-        <w:pStyle w:val="ListParagraph"/>
-        <w:numPr>
-          <w:ilvl w:val="0"/>
-          <w:numId w:val="1"/>
-        </w:numPr>
-        <w:spacing w:after="40"/>
-      </w:pPr>
-      <w:r>
-        <w:rPr>
-          <w:i w:val="false"/>
-          <w:iCs w:val="false"/>
-        </w:rPr>
-        <w:t xml:space="preserve">Supabase Storage para fotografías y comprobantes.</w:t>
-      </w:r>
-    </w:p>
-    <w:p>
-      <w:pPr>
-        <w:pStyle w:val="ListParagraph"/>
-        <w:numPr>
-          <w:ilvl w:val="0"/>
-          <w:numId w:val="1"/>
-        </w:numPr>
-        <w:spacing w:after="40"/>
-      </w:pPr>
-      <w:r>
-        <w:rPr>
-          <w:i w:val="false"/>
-          <w:iCs w:val="false"/>
-        </w:rPr>
-        <w:t xml:space="preserve">Supabase Row Level Security (RLS) para seguridad y control de acceso.</w:t>
-      </w:r>
-    </w:p>
-    <w:p>
-      <w:pPr>
-        <w:spacing w:after="120"/>
-      </w:pPr>
-      <w:r>
-        <w:rPr>
-          <w:i w:val="false"/>
-          <w:iCs w:val="false"/>
-        </w:rPr>
-        <w:t xml:space="preserve">Stack preferido:</w:t>
-      </w:r>
-    </w:p>
-    <w:p>
-      <w:pPr>
-        <w:pStyle w:val="ListParagraph"/>
-        <w:numPr>
-          <w:ilvl w:val="0"/>
-          <w:numId w:val="1"/>
-        </w:numPr>
-        <w:spacing w:after="40"/>
-      </w:pPr>
-      <w:r>
-        <w:rPr>
-          <w:i w:val="false"/>
-          <w:iCs w:val="false"/>
-        </w:rPr>
-        <w:t xml:space="preserve">Next.js</w:t>
-      </w:r>
-    </w:p>
-    <w:p>
-      <w:pPr>
-        <w:pStyle w:val="ListParagraph"/>
-        <w:numPr>
-          <w:ilvl w:val="0"/>
-          <w:numId w:val="1"/>
-        </w:numPr>
-        <w:spacing w:after="40"/>
-      </w:pPr>
-      <w:r>
-        <w:rPr>
-          <w:i w:val="false"/>
-          <w:iCs w:val="false"/>
-        </w:rPr>
-        <w:t xml:space="preserve">TypeScript</w:t>
-      </w:r>
-    </w:p>
-    <w:p>
-      <w:pPr>
-        <w:pStyle w:val="ListParagraph"/>
-        <w:numPr>
-          <w:ilvl w:val="0"/>
-          <w:numId w:val="1"/>
-        </w:numPr>
-        <w:spacing w:after="40"/>
-      </w:pPr>
-      <w:r>
-        <w:rPr>
-          <w:i w:val="false"/>
-          <w:iCs w:val="false"/>
-        </w:rPr>
-        <w:t xml:space="preserve">Tailwind CSS</w:t>
-      </w:r>
-    </w:p>
-    <w:p>
-      <w:pPr>
-        <w:pStyle w:val="ListParagraph"/>
-        <w:numPr>
-          <w:ilvl w:val="0"/>
-          <w:numId w:val="1"/>
-        </w:numPr>
-        <w:spacing w:after="40"/>
-      </w:pPr>
-      <w:r>
-        <w:rPr>
-          <w:i w:val="false"/>
-          <w:iCs w:val="false"/>
-        </w:rPr>
-        <w:t xml:space="preserve">Supabase</w:t>
-      </w:r>
-    </w:p>
-    <w:p>
-      <w:pPr>
-        <w:pStyle w:val="ListParagraph"/>
-        <w:numPr>
-          <w:ilvl w:val="0"/>
-          <w:numId w:val="1"/>
-        </w:numPr>
-        <w:spacing w:after="40"/>
-      </w:pPr>
-      <w:r>
-        <w:rPr>
-          <w:i w:val="false"/>
-          <w:iCs w:val="false"/>
-        </w:rPr>
-        <w:t xml:space="preserve">Vercel</w:t>
-      </w:r>
-    </w:p>
-    <w:p>
-      <w:pPr>
-        <w:spacing w:after="120"/>
-      </w:pPr>
-      <w:r>
-        <w:rPr>
-          <w:i w:val="false"/>
-          <w:iCs w:val="false"/>
-        </w:rPr>
-        <w:t xml:space="preserve">Arquitectura objetivo:</w:t>
-      </w:r>
-    </w:p>
-    <w:p>
-      <w:pPr>
-        <w:shd w:fill="F1F1F7"/>
-        <w:spacing w:after="20"/>
-      </w:pPr>
-      <w:r>
-        <w:rPr>
-          <w:rFonts w:ascii="Consolas" w:cs="Consolas" w:eastAsia="Consolas" w:hAnsi="Consolas"/>
-          <w:sz w:val="20"/>
-          <w:szCs w:val="20"/>
-        </w:rPr>
-        <w:t xml:space="preserve">Usuario → Vercel → Aplicación Web → Supabase</w:t>
-      </w:r>
-    </w:p>
-    <w:p>
-      <w:pPr>
-        <w:spacing w:after="60"/>
-      </w:pPr>
-    </w:p>
-    <w:p>
-      <w:pPr>
-        <w:spacing w:after="120"/>
-      </w:pPr>
-      <w:r>
-        <w:rPr>
-          <w:i w:val="false"/>
-          <w:iCs w:val="false"/>
-        </w:rPr>
-        <w:t xml:space="preserve">Para archivos:</w:t>
-      </w:r>
-    </w:p>
-    <w:p>
-      <w:pPr>
-        <w:shd w:fill="F1F1F7"/>
-        <w:spacing w:after="20"/>
-      </w:pPr>
-      <w:r>
-        <w:rPr>
-          <w:rFonts w:ascii="Consolas" w:cs="Consolas" w:eastAsia="Consolas" w:hAnsi="Consolas"/>
-          <w:sz w:val="20"/>
-          <w:szCs w:val="20"/>
-        </w:rPr>
-        <w:t xml:space="preserve">Usuario → Aplicación → Supabase Storage</w:t>
-      </w:r>
-    </w:p>
-    <w:p>
-      <w:pPr>
-        <w:spacing w:after="60"/>
-      </w:pPr>
-    </w:p>
-    <w:p>
-      <w:pPr>
-        <w:pStyle w:val="Heading1"/>
-        <w:spacing w:after="120" w:before="260"/>
-      </w:pPr>
-      <w:r>
-        <w:rPr>
-          <w:i w:val="false"/>
-          <w:iCs w:val="false"/>
-        </w:rPr>
-        <w:t xml:space="preserve">16. Seguridad</w:t>
-      </w:r>
-    </w:p>
-    <w:p>
-      <w:pPr>
-        <w:spacing w:after="120"/>
-      </w:pPr>
-      <w:r>
-        <w:rPr>
-          <w:i w:val="false"/>
-          <w:iCs w:val="false"/>
-        </w:rPr>
-        <w:t xml:space="preserve">La seguridad deberá implementarse tanto a nivel de aplicación como directamente en Supabase.</w:t>
-      </w:r>
-    </w:p>
-    <w:p>
-      <w:pPr>
-        <w:spacing w:after="120"/>
-      </w:pPr>
-      <w:r>
-        <w:rPr>
-          <w:i w:val="false"/>
-          <w:iCs w:val="false"/>
-        </w:rPr>
-        <w:t xml:space="preserve">Roles:</w:t>
+          <w:i w:val="false"/>
+          <w:iCs w:val="false"/>
+        </w:rPr>
+        <w:t xml:space="preserve">bank_account</w:t>
+      </w:r>
+      <w:r>
+        <w:rPr>
+          <w:i w:val="false"/>
+          <w:iCs w:val="false"/>
+        </w:rPr>
+        <w:t xml:space="preserve"> — adición posterior</w:t>
       </w:r>
     </w:p>
     <w:p>
@@ -3015,7 +4270,242 @@
           <w:i w:val="false"/>
           <w:iCs w:val="false"/>
         </w:rPr>
-        <w:t xml:space="preserve">ADMIN</w:t>
+        <w:t xml:space="preserve">nightly_rate</w:t>
+      </w:r>
+      <w:r>
+        <w:rPr>
+          <w:i w:val="false"/>
+          <w:iCs w:val="false"/>
+        </w:rPr>
+        <w:t xml:space="preserve"> — solo rol Hotel, adición posterior</w:t>
+      </w:r>
+    </w:p>
+    <w:p>
+      <w:pPr>
+        <w:pStyle w:val="ListParagraph"/>
+        <w:numPr>
+          <w:ilvl w:val="0"/>
+          <w:numId w:val="1"/>
+        </w:numPr>
+        <w:spacing w:after="40"/>
+      </w:pPr>
+      <w:r>
+        <w:rPr>
+          <w:i w:val="false"/>
+          <w:iCs w:val="false"/>
+        </w:rPr>
+        <w:t xml:space="preserve">employee_code</w:t>
+      </w:r>
+    </w:p>
+    <w:p>
+      <w:pPr>
+        <w:pStyle w:val="ListParagraph"/>
+        <w:numPr>
+          <w:ilvl w:val="0"/>
+          <w:numId w:val="1"/>
+        </w:numPr>
+        <w:spacing w:after="40"/>
+      </w:pPr>
+      <w:r>
+        <w:rPr>
+          <w:i w:val="false"/>
+          <w:iCs w:val="false"/>
+        </w:rPr>
+        <w:t xml:space="preserve">created_at</w:t>
+      </w:r>
+    </w:p>
+    <w:p>
+      <w:pPr>
+        <w:pStyle w:val="Heading2"/>
+        <w:spacing w:after="100" w:before="200"/>
+      </w:pPr>
+      <w:r>
+        <w:rPr>
+          <w:i w:val="false"/>
+          <w:iCs w:val="false"/>
+        </w:rPr>
+        <w:t xml:space="preserve">EXPENSES</w:t>
+      </w:r>
+    </w:p>
+    <w:p>
+      <w:pPr>
+        <w:pStyle w:val="ListParagraph"/>
+        <w:numPr>
+          <w:ilvl w:val="0"/>
+          <w:numId w:val="1"/>
+        </w:numPr>
+        <w:spacing w:after="40"/>
+      </w:pPr>
+      <w:r>
+        <w:rPr>
+          <w:i w:val="false"/>
+          <w:iCs w:val="false"/>
+        </w:rPr>
+        <w:t xml:space="preserve">id</w:t>
+      </w:r>
+    </w:p>
+    <w:p>
+      <w:pPr>
+        <w:pStyle w:val="ListParagraph"/>
+        <w:numPr>
+          <w:ilvl w:val="0"/>
+          <w:numId w:val="1"/>
+        </w:numPr>
+        <w:spacing w:after="40"/>
+      </w:pPr>
+      <w:r>
+        <w:rPr>
+          <w:i w:val="false"/>
+          <w:iCs w:val="false"/>
+        </w:rPr>
+        <w:t xml:space="preserve">user_id</w:t>
+      </w:r>
+    </w:p>
+    <w:p>
+      <w:pPr>
+        <w:pStyle w:val="ListParagraph"/>
+        <w:numPr>
+          <w:ilvl w:val="0"/>
+          <w:numId w:val="1"/>
+        </w:numPr>
+        <w:spacing w:after="40"/>
+      </w:pPr>
+      <w:r>
+        <w:rPr>
+          <w:i w:val="false"/>
+          <w:iCs w:val="false"/>
+        </w:rPr>
+        <w:t xml:space="preserve">type (incluye </w:t>
+      </w:r>
+      <w:r>
+        <w:rPr>
+          <w:rFonts w:ascii="Consolas" w:cs="Consolas" w:eastAsia="Consolas" w:hAnsi="Consolas"/>
+          <w:i w:val="false"/>
+          <w:iCs w:val="false"/>
+        </w:rPr>
+        <w:t xml:space="preserve">REPARACION_LLANTAS</w:t>
+      </w:r>
+      <w:r>
+        <w:rPr>
+          <w:i w:val="false"/>
+          <w:iCs w:val="false"/>
+        </w:rPr>
+        <w:t xml:space="preserve">, </w:t>
+      </w:r>
+      <w:r>
+        <w:rPr>
+          <w:rFonts w:ascii="Consolas" w:cs="Consolas" w:eastAsia="Consolas" w:hAnsi="Consolas"/>
+          <w:i w:val="false"/>
+          <w:iCs w:val="false"/>
+        </w:rPr>
+        <w:t xml:space="preserve">CAJA_CHICA</w:t>
+      </w:r>
+      <w:r>
+        <w:rPr>
+          <w:i w:val="false"/>
+          <w:iCs w:val="false"/>
+        </w:rPr>
+        <w:t xml:space="preserve">, </w:t>
+      </w:r>
+      <w:r>
+        <w:rPr>
+          <w:rFonts w:ascii="Consolas" w:cs="Consolas" w:eastAsia="Consolas" w:hAnsi="Consolas"/>
+          <w:i w:val="false"/>
+          <w:iCs w:val="false"/>
+        </w:rPr>
+        <w:t xml:space="preserve">HOSPEDAJE</w:t>
+      </w:r>
+      <w:r>
+        <w:rPr>
+          <w:i w:val="false"/>
+          <w:iCs w:val="false"/>
+        </w:rPr>
+        <w:t xml:space="preserve"> — adición posterior, ver sección 3.1)</w:t>
+      </w:r>
+    </w:p>
+    <w:p>
+      <w:pPr>
+        <w:pStyle w:val="ListParagraph"/>
+        <w:numPr>
+          <w:ilvl w:val="0"/>
+          <w:numId w:val="1"/>
+        </w:numPr>
+        <w:spacing w:after="40"/>
+      </w:pPr>
+      <w:r>
+        <w:rPr>
+          <w:i w:val="false"/>
+          <w:iCs w:val="false"/>
+        </w:rPr>
+        <w:t xml:space="preserve">date</w:t>
+      </w:r>
+    </w:p>
+    <w:p>
+      <w:pPr>
+        <w:pStyle w:val="ListParagraph"/>
+        <w:numPr>
+          <w:ilvl w:val="0"/>
+          <w:numId w:val="1"/>
+        </w:numPr>
+        <w:spacing w:after="40"/>
+      </w:pPr>
+      <w:r>
+        <w:rPr>
+          <w:i w:val="false"/>
+          <w:iCs w:val="false"/>
+        </w:rPr>
+        <w:t xml:space="preserve">time</w:t>
+      </w:r>
+    </w:p>
+    <w:p>
+      <w:pPr>
+        <w:pStyle w:val="ListParagraph"/>
+        <w:numPr>
+          <w:ilvl w:val="0"/>
+          <w:numId w:val="1"/>
+        </w:numPr>
+        <w:spacing w:after="40"/>
+      </w:pPr>
+      <w:r>
+        <w:rPr>
+          <w:i w:val="false"/>
+          <w:iCs w:val="false"/>
+        </w:rPr>
+        <w:t xml:space="preserve">amount</w:t>
+      </w:r>
+    </w:p>
+    <w:p>
+      <w:pPr>
+        <w:pStyle w:val="ListParagraph"/>
+        <w:numPr>
+          <w:ilvl w:val="0"/>
+          <w:numId w:val="1"/>
+        </w:numPr>
+        <w:spacing w:after="40"/>
+      </w:pPr>
+      <w:r>
+        <w:rPr>
+          <w:i w:val="false"/>
+          <w:iCs w:val="false"/>
+        </w:rPr>
+        <w:t xml:space="preserve">currency</w:t>
+      </w:r>
+    </w:p>
+    <w:p>
+      <w:pPr>
+        <w:pStyle w:val="ListParagraph"/>
+        <w:numPr>
+          <w:ilvl w:val="0"/>
+          <w:numId w:val="1"/>
+        </w:numPr>
+        <w:spacing w:after="40"/>
+      </w:pPr>
+      <w:r>
+        <w:rPr>
+          <w:i w:val="false"/>
+          <w:iCs w:val="false"/>
+        </w:rPr>
+        <w:t xml:space="preserve">description</w:t>
       </w:r>
     </w:p>
     <w:p>
@@ -3034,210 +4524,108 @@
           <w:i w:val="false"/>
           <w:iCs w:val="false"/>
         </w:rPr>
-        <w:t xml:space="preserve">EMPLOYEE</w:t>
-      </w:r>
-    </w:p>
-    <w:p>
-      <w:pPr>
-        <w:spacing w:after="120"/>
-      </w:pPr>
-      <w:r>
-        <w:rPr>
-          <w:i w:val="false"/>
-          <w:iCs w:val="false"/>
-        </w:rPr>
-        <w:t xml:space="preserve">Un </w:t>
-      </w:r>
-      <w:r>
-        <w:rPr>
-          <w:rFonts w:ascii="Consolas" w:cs="Consolas" w:eastAsia="Consolas" w:hAnsi="Consolas"/>
-          <w:i w:val="false"/>
-          <w:iCs w:val="false"/>
-        </w:rPr>
-        <w:t xml:space="preserve">EMPLOYEE</w:t>
-      </w:r>
-      <w:r>
-        <w:rPr>
-          <w:i w:val="false"/>
-          <w:iCs w:val="false"/>
-        </w:rPr>
-        <w:t xml:space="preserve"> solamente podrá leer y crear sus propios registros y acceder a sus propias fotografías.</w:t>
-      </w:r>
-    </w:p>
-    <w:p>
-      <w:pPr>
-        <w:spacing w:after="120"/>
-      </w:pPr>
-      <w:r>
-        <w:rPr>
-          <w:i w:val="false"/>
-          <w:iCs w:val="false"/>
-        </w:rPr>
-        <w:t xml:space="preserve">Un </w:t>
-      </w:r>
-      <w:r>
-        <w:rPr>
-          <w:rFonts w:ascii="Consolas" w:cs="Consolas" w:eastAsia="Consolas" w:hAnsi="Consolas"/>
-          <w:i w:val="false"/>
-          <w:iCs w:val="false"/>
-        </w:rPr>
-        <w:t xml:space="preserve">ADMIN</w:t>
-      </w:r>
-      <w:r>
-        <w:rPr>
-          <w:i w:val="false"/>
-          <w:iCs w:val="false"/>
-        </w:rPr>
-        <w:t xml:space="preserve"> podrá acceder a todos los empleados, gastos, fotografías, reportes y Dashboard.</w:t>
-      </w:r>
-    </w:p>
-    <w:p>
-      <w:pPr>
-        <w:spacing w:after="120"/>
-      </w:pPr>
-      <w:r>
-        <w:rPr>
-          <w:i w:val="false"/>
-          <w:iCs w:val="false"/>
-        </w:rPr>
-        <w:t xml:space="preserve">La seguridad no debe depender únicamente del frontend. Las políticas RLS deberán implementarse correctamente en Supabase.</w:t>
-      </w:r>
-    </w:p>
-    <w:p>
-      <w:pPr>
-        <w:spacing w:after="120"/>
-      </w:pPr>
-      <w:r>
-        <w:rPr>
-          <w:i w:val="false"/>
-          <w:iCs w:val="false"/>
-        </w:rPr>
-        <w:t xml:space="preserve">Las contraseñas deberán manejarse mediante Supabase Auth y nunca almacenarse manualmente en texto plano.</w:t>
-      </w:r>
-    </w:p>
-    <w:p>
-      <w:pPr>
-        <w:pStyle w:val="Heading1"/>
-        <w:spacing w:after="120" w:before="260"/>
-      </w:pPr>
-      <w:r>
-        <w:rPr>
-          <w:i w:val="false"/>
-          <w:iCs w:val="false"/>
-        </w:rPr>
-        <w:t xml:space="preserve">17. Almacenamiento de imágenes</w:t>
-      </w:r>
-    </w:p>
-    <w:p>
-      <w:pPr>
-        <w:spacing w:after="120"/>
-      </w:pPr>
-      <w:r>
-        <w:rPr>
-          <w:i w:val="false"/>
-          <w:iCs w:val="false"/>
-        </w:rPr>
-        <w:t xml:space="preserve">Las fotografías deberán almacenarse mediante Supabase Storage. No almacenar las imágenes directamente dentro de PostgreSQL. La base de datos deberá guardar las referencias necesarias a los archivos.</w:t>
-      </w:r>
-    </w:p>
-    <w:p>
-      <w:pPr>
-        <w:spacing w:after="120"/>
-      </w:pPr>
-      <w:r>
-        <w:rPr>
-          <w:i w:val="false"/>
-          <w:iCs w:val="false"/>
-        </w:rPr>
-        <w:t xml:space="preserve">Deberán contemplarse:</w:t>
-      </w:r>
-    </w:p>
-    <w:p>
-      <w:pPr>
-        <w:pStyle w:val="ListParagraph"/>
-        <w:numPr>
-          <w:ilvl w:val="0"/>
-          <w:numId w:val="1"/>
-        </w:numPr>
-        <w:spacing w:after="40"/>
-      </w:pPr>
-      <w:r>
-        <w:rPr>
-          <w:i w:val="false"/>
-          <w:iCs w:val="false"/>
-        </w:rPr>
-        <w:t xml:space="preserve">Comprobantes de alimentación</w:t>
-      </w:r>
-    </w:p>
-    <w:p>
-      <w:pPr>
-        <w:pStyle w:val="ListParagraph"/>
-        <w:numPr>
-          <w:ilvl w:val="0"/>
-          <w:numId w:val="1"/>
-        </w:numPr>
-        <w:spacing w:after="40"/>
-      </w:pPr>
-      <w:r>
-        <w:rPr>
-          <w:i w:val="false"/>
-          <w:iCs w:val="false"/>
-        </w:rPr>
-        <w:t xml:space="preserve">Fotografía de odómetro inicial</w:t>
-      </w:r>
-    </w:p>
-    <w:p>
-      <w:pPr>
-        <w:pStyle w:val="ListParagraph"/>
-        <w:numPr>
-          <w:ilvl w:val="0"/>
-          <w:numId w:val="1"/>
-        </w:numPr>
-        <w:spacing w:after="40"/>
-      </w:pPr>
-      <w:r>
-        <w:rPr>
-          <w:i w:val="false"/>
-          <w:iCs w:val="false"/>
-        </w:rPr>
-        <w:t xml:space="preserve">Fotografía de odómetro final</w:t>
-      </w:r>
-    </w:p>
-    <w:p>
-      <w:pPr>
-        <w:spacing w:after="120"/>
-      </w:pPr>
-      <w:r>
-        <w:rPr>
-          <w:i w:val="false"/>
-          <w:iCs w:val="false"/>
-        </w:rPr>
-        <w:t xml:space="preserve">El acceso a las fotografías deberá estar protegido mediante autenticación y políticas de acceso apropiadas.</w:t>
-      </w:r>
-    </w:p>
-    <w:p>
-      <w:pPr>
-        <w:pStyle w:val="Heading1"/>
-        <w:spacing w:after="120" w:before="260"/>
-      </w:pPr>
-      <w:r>
-        <w:rPr>
-          <w:i w:val="false"/>
-          <w:iCs w:val="false"/>
-        </w:rPr>
-        <w:t xml:space="preserve">18. Base de datos</w:t>
-      </w:r>
-    </w:p>
-    <w:p>
-      <w:pPr>
-        <w:spacing w:after="120"/>
-      </w:pPr>
-      <w:r>
-        <w:rPr>
-          <w:i w:val="false"/>
-          <w:iCs w:val="false"/>
-        </w:rPr>
-        <w:t xml:space="preserve">La estructura mínima deberá contemplar:</w:t>
+        <w:t xml:space="preserve">nights</w:t>
+      </w:r>
+      <w:r>
+        <w:rPr>
+          <w:i w:val="false"/>
+          <w:iCs w:val="false"/>
+        </w:rPr>
+        <w:t xml:space="preserve"> — solo Hospedaje, adición posterior</w:t>
+      </w:r>
+    </w:p>
+    <w:p>
+      <w:pPr>
+        <w:pStyle w:val="ListParagraph"/>
+        <w:numPr>
+          <w:ilvl w:val="0"/>
+          <w:numId w:val="1"/>
+        </w:numPr>
+        <w:spacing w:after="40"/>
+      </w:pPr>
+      <w:r>
+        <w:rPr>
+          <w:b/>
+          <w:bCs/>
+          <w:i w:val="false"/>
+          <w:iCs w:val="false"/>
+        </w:rPr>
+        <w:t xml:space="preserve">reported_rate</w:t>
+      </w:r>
+      <w:r>
+        <w:rPr>
+          <w:i w:val="false"/>
+          <w:iCs w:val="false"/>
+        </w:rPr>
+        <w:t xml:space="preserve"> — solo Hospedaje, tarifa que el hotel dice haber aplicado, adición posterior</w:t>
+      </w:r>
+    </w:p>
+    <w:p>
+      <w:pPr>
+        <w:pStyle w:val="ListParagraph"/>
+        <w:numPr>
+          <w:ilvl w:val="0"/>
+          <w:numId w:val="1"/>
+        </w:numPr>
+        <w:spacing w:after="40"/>
+      </w:pPr>
+      <w:r>
+        <w:rPr>
+          <w:i w:val="false"/>
+          <w:iCs w:val="false"/>
+        </w:rPr>
+        <w:t xml:space="preserve">status</w:t>
+      </w:r>
+    </w:p>
+    <w:p>
+      <w:pPr>
+        <w:pStyle w:val="ListParagraph"/>
+        <w:numPr>
+          <w:ilvl w:val="0"/>
+          <w:numId w:val="1"/>
+        </w:numPr>
+        <w:spacing w:after="40"/>
+      </w:pPr>
+      <w:r>
+        <w:rPr>
+          <w:i w:val="false"/>
+          <w:iCs w:val="false"/>
+        </w:rPr>
+        <w:t xml:space="preserve">rejection_reason</w:t>
+      </w:r>
+    </w:p>
+    <w:p>
+      <w:pPr>
+        <w:pStyle w:val="ListParagraph"/>
+        <w:numPr>
+          <w:ilvl w:val="0"/>
+          <w:numId w:val="1"/>
+        </w:numPr>
+        <w:spacing w:after="40"/>
+      </w:pPr>
+      <w:r>
+        <w:rPr>
+          <w:i w:val="false"/>
+          <w:iCs w:val="false"/>
+        </w:rPr>
+        <w:t xml:space="preserve">created_at</w:t>
+      </w:r>
+    </w:p>
+    <w:p>
+      <w:pPr>
+        <w:pStyle w:val="ListParagraph"/>
+        <w:numPr>
+          <w:ilvl w:val="0"/>
+          <w:numId w:val="1"/>
+        </w:numPr>
+        <w:spacing w:after="40"/>
+      </w:pPr>
+      <w:r>
+        <w:rPr>
+          <w:i w:val="false"/>
+          <w:iCs w:val="false"/>
+        </w:rPr>
+        <w:t xml:space="preserve">updated_at</w:t>
       </w:r>
     </w:p>
     <w:p>
@@ -3250,7 +4638,7 @@
           <w:i w:val="false"/>
           <w:iCs w:val="false"/>
         </w:rPr>
-        <w:t xml:space="preserve">USERS / PROFILES</w:t>
+        <w:t xml:space="preserve">MILEAGE</w:t>
       </w:r>
     </w:p>
     <w:p>
@@ -3284,126 +4672,126 @@
           <w:i w:val="false"/>
           <w:iCs w:val="false"/>
         </w:rPr>
-        <w:t xml:space="preserve">first_name</w:t>
-      </w:r>
-    </w:p>
-    <w:p>
-      <w:pPr>
-        <w:pStyle w:val="ListParagraph"/>
-        <w:numPr>
-          <w:ilvl w:val="0"/>
-          <w:numId w:val="1"/>
-        </w:numPr>
-        <w:spacing w:after="40"/>
-      </w:pPr>
-      <w:r>
-        <w:rPr>
-          <w:i w:val="false"/>
-          <w:iCs w:val="false"/>
-        </w:rPr>
-        <w:t xml:space="preserve">last_name</w:t>
-      </w:r>
-    </w:p>
-    <w:p>
-      <w:pPr>
-        <w:pStyle w:val="ListParagraph"/>
-        <w:numPr>
-          <w:ilvl w:val="0"/>
-          <w:numId w:val="1"/>
-        </w:numPr>
-        <w:spacing w:after="40"/>
-      </w:pPr>
-      <w:r>
-        <w:rPr>
-          <w:i w:val="false"/>
-          <w:iCs w:val="false"/>
-        </w:rPr>
-        <w:t xml:space="preserve">email</w:t>
-      </w:r>
-    </w:p>
-    <w:p>
-      <w:pPr>
-        <w:pStyle w:val="ListParagraph"/>
-        <w:numPr>
-          <w:ilvl w:val="0"/>
-          <w:numId w:val="1"/>
-        </w:numPr>
-        <w:spacing w:after="40"/>
-      </w:pPr>
-      <w:r>
-        <w:rPr>
-          <w:i w:val="false"/>
-          <w:iCs w:val="false"/>
-        </w:rPr>
-        <w:t xml:space="preserve">role</w:t>
-      </w:r>
-    </w:p>
-    <w:p>
-      <w:pPr>
-        <w:pStyle w:val="ListParagraph"/>
-        <w:numPr>
-          <w:ilvl w:val="0"/>
-          <w:numId w:val="1"/>
-        </w:numPr>
-        <w:spacing w:after="40"/>
-      </w:pPr>
-      <w:r>
-        <w:rPr>
-          <w:i w:val="false"/>
-          <w:iCs w:val="false"/>
-        </w:rPr>
-        <w:t xml:space="preserve">status</w:t>
-      </w:r>
-    </w:p>
-    <w:p>
-      <w:pPr>
-        <w:pStyle w:val="ListParagraph"/>
-        <w:numPr>
-          <w:ilvl w:val="0"/>
-          <w:numId w:val="1"/>
-        </w:numPr>
-        <w:spacing w:after="40"/>
-      </w:pPr>
-      <w:r>
-        <w:rPr>
-          <w:i w:val="false"/>
-          <w:iCs w:val="false"/>
-        </w:rPr>
-        <w:t xml:space="preserve">department</w:t>
-      </w:r>
-    </w:p>
-    <w:p>
-      <w:pPr>
-        <w:pStyle w:val="ListParagraph"/>
-        <w:numPr>
-          <w:ilvl w:val="0"/>
-          <w:numId w:val="1"/>
-        </w:numPr>
-        <w:spacing w:after="40"/>
-      </w:pPr>
-      <w:r>
-        <w:rPr>
-          <w:i w:val="false"/>
-          <w:iCs w:val="false"/>
-        </w:rPr>
-        <w:t xml:space="preserve">position</w:t>
-      </w:r>
-    </w:p>
-    <w:p>
-      <w:pPr>
-        <w:pStyle w:val="ListParagraph"/>
-        <w:numPr>
-          <w:ilvl w:val="0"/>
-          <w:numId w:val="1"/>
-        </w:numPr>
-        <w:spacing w:after="40"/>
-      </w:pPr>
-      <w:r>
-        <w:rPr>
-          <w:i w:val="false"/>
-          <w:iCs w:val="false"/>
-        </w:rPr>
-        <w:t xml:space="preserve">created_at</w:t>
+        <w:t xml:space="preserve">expense_id</w:t>
+      </w:r>
+    </w:p>
+    <w:p>
+      <w:pPr>
+        <w:pStyle w:val="ListParagraph"/>
+        <w:numPr>
+          <w:ilvl w:val="0"/>
+          <w:numId w:val="1"/>
+        </w:numPr>
+        <w:spacing w:after="40"/>
+      </w:pPr>
+      <w:r>
+        <w:rPr>
+          <w:i w:val="false"/>
+          <w:iCs w:val="false"/>
+        </w:rPr>
+        <w:t xml:space="preserve">start_location</w:t>
+      </w:r>
+    </w:p>
+    <w:p>
+      <w:pPr>
+        <w:pStyle w:val="ListParagraph"/>
+        <w:numPr>
+          <w:ilvl w:val="0"/>
+          <w:numId w:val="1"/>
+        </w:numPr>
+        <w:spacing w:after="40"/>
+      </w:pPr>
+      <w:r>
+        <w:rPr>
+          <w:i w:val="false"/>
+          <w:iCs w:val="false"/>
+        </w:rPr>
+        <w:t xml:space="preserve">end_location</w:t>
+      </w:r>
+    </w:p>
+    <w:p>
+      <w:pPr>
+        <w:pStyle w:val="ListParagraph"/>
+        <w:numPr>
+          <w:ilvl w:val="0"/>
+          <w:numId w:val="1"/>
+        </w:numPr>
+        <w:spacing w:after="40"/>
+      </w:pPr>
+      <w:r>
+        <w:rPr>
+          <w:i w:val="false"/>
+          <w:iCs w:val="false"/>
+        </w:rPr>
+        <w:t xml:space="preserve">start_time</w:t>
+      </w:r>
+    </w:p>
+    <w:p>
+      <w:pPr>
+        <w:pStyle w:val="ListParagraph"/>
+        <w:numPr>
+          <w:ilvl w:val="0"/>
+          <w:numId w:val="1"/>
+        </w:numPr>
+        <w:spacing w:after="40"/>
+      </w:pPr>
+      <w:r>
+        <w:rPr>
+          <w:i w:val="false"/>
+          <w:iCs w:val="false"/>
+        </w:rPr>
+        <w:t xml:space="preserve">end_time</w:t>
+      </w:r>
+    </w:p>
+    <w:p>
+      <w:pPr>
+        <w:pStyle w:val="ListParagraph"/>
+        <w:numPr>
+          <w:ilvl w:val="0"/>
+          <w:numId w:val="1"/>
+        </w:numPr>
+        <w:spacing w:after="40"/>
+      </w:pPr>
+      <w:r>
+        <w:rPr>
+          <w:i w:val="false"/>
+          <w:iCs w:val="false"/>
+        </w:rPr>
+        <w:t xml:space="preserve">initial_odometer</w:t>
+      </w:r>
+    </w:p>
+    <w:p>
+      <w:pPr>
+        <w:pStyle w:val="ListParagraph"/>
+        <w:numPr>
+          <w:ilvl w:val="0"/>
+          <w:numId w:val="1"/>
+        </w:numPr>
+        <w:spacing w:after="40"/>
+      </w:pPr>
+      <w:r>
+        <w:rPr>
+          <w:i w:val="false"/>
+          <w:iCs w:val="false"/>
+        </w:rPr>
+        <w:t xml:space="preserve">final_odometer</w:t>
+      </w:r>
+    </w:p>
+    <w:p>
+      <w:pPr>
+        <w:pStyle w:val="ListParagraph"/>
+        <w:numPr>
+          <w:ilvl w:val="0"/>
+          <w:numId w:val="1"/>
+        </w:numPr>
+        <w:spacing w:after="40"/>
+      </w:pPr>
+      <w:r>
+        <w:rPr>
+          <w:i w:val="false"/>
+          <w:iCs w:val="false"/>
+        </w:rPr>
+        <w:t xml:space="preserve">kilometers</w:t>
       </w:r>
     </w:p>
     <w:p>
@@ -3416,7 +4804,7 @@
           <w:i w:val="false"/>
           <w:iCs w:val="false"/>
         </w:rPr>
-        <w:t xml:space="preserve">EXPENSES</w:t>
+        <w:t xml:space="preserve">EXPENSE_PHOTOS</w:t>
       </w:r>
     </w:p>
     <w:p>
@@ -3450,143 +4838,41 @@
           <w:i w:val="false"/>
           <w:iCs w:val="false"/>
         </w:rPr>
-        <w:t xml:space="preserve">user_id</w:t>
-      </w:r>
-    </w:p>
-    <w:p>
-      <w:pPr>
-        <w:pStyle w:val="ListParagraph"/>
-        <w:numPr>
-          <w:ilvl w:val="0"/>
-          <w:numId w:val="1"/>
-        </w:numPr>
-        <w:spacing w:after="40"/>
-      </w:pPr>
-      <w:r>
-        <w:rPr>
-          <w:i w:val="false"/>
-          <w:iCs w:val="false"/>
-        </w:rPr>
-        <w:t xml:space="preserve">type</w:t>
-      </w:r>
-    </w:p>
-    <w:p>
-      <w:pPr>
-        <w:pStyle w:val="ListParagraph"/>
-        <w:numPr>
-          <w:ilvl w:val="0"/>
-          <w:numId w:val="1"/>
-        </w:numPr>
-        <w:spacing w:after="40"/>
-      </w:pPr>
-      <w:r>
-        <w:rPr>
-          <w:i w:val="false"/>
-          <w:iCs w:val="false"/>
-        </w:rPr>
-        <w:t xml:space="preserve">date</w:t>
-      </w:r>
-    </w:p>
-    <w:p>
-      <w:pPr>
-        <w:pStyle w:val="ListParagraph"/>
-        <w:numPr>
-          <w:ilvl w:val="0"/>
-          <w:numId w:val="1"/>
-        </w:numPr>
-        <w:spacing w:after="40"/>
-      </w:pPr>
-      <w:r>
-        <w:rPr>
-          <w:i w:val="false"/>
-          <w:iCs w:val="false"/>
-        </w:rPr>
-        <w:t xml:space="preserve">time</w:t>
-      </w:r>
-    </w:p>
-    <w:p>
-      <w:pPr>
-        <w:pStyle w:val="ListParagraph"/>
-        <w:numPr>
-          <w:ilvl w:val="0"/>
-          <w:numId w:val="1"/>
-        </w:numPr>
-        <w:spacing w:after="40"/>
-      </w:pPr>
-      <w:r>
-        <w:rPr>
-          <w:i w:val="false"/>
-          <w:iCs w:val="false"/>
-        </w:rPr>
-        <w:t xml:space="preserve">amount</w:t>
-      </w:r>
-    </w:p>
-    <w:p>
-      <w:pPr>
-        <w:pStyle w:val="ListParagraph"/>
-        <w:numPr>
-          <w:ilvl w:val="0"/>
-          <w:numId w:val="1"/>
-        </w:numPr>
-        <w:spacing w:after="40"/>
-      </w:pPr>
-      <w:r>
-        <w:rPr>
-          <w:i w:val="false"/>
-          <w:iCs w:val="false"/>
-        </w:rPr>
-        <w:t xml:space="preserve">currency</w:t>
-      </w:r>
-    </w:p>
-    <w:p>
-      <w:pPr>
-        <w:pStyle w:val="ListParagraph"/>
-        <w:numPr>
-          <w:ilvl w:val="0"/>
-          <w:numId w:val="1"/>
-        </w:numPr>
-        <w:spacing w:after="40"/>
-      </w:pPr>
-      <w:r>
-        <w:rPr>
-          <w:i w:val="false"/>
-          <w:iCs w:val="false"/>
-        </w:rPr>
-        <w:t xml:space="preserve">description</w:t>
-      </w:r>
-    </w:p>
-    <w:p>
-      <w:pPr>
-        <w:pStyle w:val="ListParagraph"/>
-        <w:numPr>
-          <w:ilvl w:val="0"/>
-          <w:numId w:val="1"/>
-        </w:numPr>
-        <w:spacing w:after="40"/>
-      </w:pPr>
-      <w:r>
-        <w:rPr>
-          <w:i w:val="false"/>
-          <w:iCs w:val="false"/>
-        </w:rPr>
-        <w:t xml:space="preserve">status</w:t>
-      </w:r>
-    </w:p>
-    <w:p>
-      <w:pPr>
-        <w:pStyle w:val="ListParagraph"/>
-        <w:numPr>
-          <w:ilvl w:val="0"/>
-          <w:numId w:val="1"/>
-        </w:numPr>
-        <w:spacing w:after="40"/>
-      </w:pPr>
-      <w:r>
-        <w:rPr>
-          <w:i w:val="false"/>
-          <w:iCs w:val="false"/>
-        </w:rPr>
-        <w:t xml:space="preserve">rejection_reason</w:t>
+        <w:t xml:space="preserve">expense_id</w:t>
+      </w:r>
+    </w:p>
+    <w:p>
+      <w:pPr>
+        <w:pStyle w:val="ListParagraph"/>
+        <w:numPr>
+          <w:ilvl w:val="0"/>
+          <w:numId w:val="1"/>
+        </w:numPr>
+        <w:spacing w:after="40"/>
+      </w:pPr>
+      <w:r>
+        <w:rPr>
+          <w:i w:val="false"/>
+          <w:iCs w:val="false"/>
+        </w:rPr>
+        <w:t xml:space="preserve">photo_type</w:t>
+      </w:r>
+    </w:p>
+    <w:p>
+      <w:pPr>
+        <w:pStyle w:val="ListParagraph"/>
+        <w:numPr>
+          <w:ilvl w:val="0"/>
+          <w:numId w:val="1"/>
+        </w:numPr>
+        <w:spacing w:after="40"/>
+      </w:pPr>
+      <w:r>
+        <w:rPr>
+          <w:i w:val="false"/>
+          <w:iCs w:val="false"/>
+        </w:rPr>
+        <w:t xml:space="preserve">file_url</w:t>
       </w:r>
     </w:p>
     <w:p>
@@ -3604,23 +4890,6 @@
           <w:iCs w:val="false"/>
         </w:rPr>
         <w:t xml:space="preserve">created_at</w:t>
-      </w:r>
-    </w:p>
-    <w:p>
-      <w:pPr>
-        <w:pStyle w:val="ListParagraph"/>
-        <w:numPr>
-          <w:ilvl w:val="0"/>
-          <w:numId w:val="1"/>
-        </w:numPr>
-        <w:spacing w:after="40"/>
-      </w:pPr>
-      <w:r>
-        <w:rPr>
-          <w:i w:val="false"/>
-          <w:iCs w:val="false"/>
-        </w:rPr>
-        <w:t xml:space="preserve">updated_at</w:t>
       </w:r>
     </w:p>
     <w:p>
@@ -3633,258 +4902,19 @@
           <w:i w:val="false"/>
           <w:iCs w:val="false"/>
         </w:rPr>
-        <w:t xml:space="preserve">MILEAGE</w:t>
-      </w:r>
-    </w:p>
-    <w:p>
-      <w:pPr>
-        <w:pStyle w:val="ListParagraph"/>
-        <w:numPr>
-          <w:ilvl w:val="0"/>
-          <w:numId w:val="1"/>
-        </w:numPr>
-        <w:spacing w:after="40"/>
-      </w:pPr>
-      <w:r>
-        <w:rPr>
-          <w:i w:val="false"/>
-          <w:iCs w:val="false"/>
-        </w:rPr>
-        <w:t xml:space="preserve">id</w:t>
-      </w:r>
-    </w:p>
-    <w:p>
-      <w:pPr>
-        <w:pStyle w:val="ListParagraph"/>
-        <w:numPr>
-          <w:ilvl w:val="0"/>
-          <w:numId w:val="1"/>
-        </w:numPr>
-        <w:spacing w:after="40"/>
-      </w:pPr>
-      <w:r>
-        <w:rPr>
-          <w:i w:val="false"/>
-          <w:iCs w:val="false"/>
-        </w:rPr>
-        <w:t xml:space="preserve">expense_id</w:t>
-      </w:r>
-    </w:p>
-    <w:p>
-      <w:pPr>
-        <w:pStyle w:val="ListParagraph"/>
-        <w:numPr>
-          <w:ilvl w:val="0"/>
-          <w:numId w:val="1"/>
-        </w:numPr>
-        <w:spacing w:after="40"/>
-      </w:pPr>
-      <w:r>
-        <w:rPr>
-          <w:i w:val="false"/>
-          <w:iCs w:val="false"/>
-        </w:rPr>
-        <w:t xml:space="preserve">start_location</w:t>
-      </w:r>
-    </w:p>
-    <w:p>
-      <w:pPr>
-        <w:pStyle w:val="ListParagraph"/>
-        <w:numPr>
-          <w:ilvl w:val="0"/>
-          <w:numId w:val="1"/>
-        </w:numPr>
-        <w:spacing w:after="40"/>
-      </w:pPr>
-      <w:r>
-        <w:rPr>
-          <w:i w:val="false"/>
-          <w:iCs w:val="false"/>
-        </w:rPr>
-        <w:t xml:space="preserve">end_location</w:t>
-      </w:r>
-    </w:p>
-    <w:p>
-      <w:pPr>
-        <w:pStyle w:val="ListParagraph"/>
-        <w:numPr>
-          <w:ilvl w:val="0"/>
-          <w:numId w:val="1"/>
-        </w:numPr>
-        <w:spacing w:after="40"/>
-      </w:pPr>
-      <w:r>
-        <w:rPr>
-          <w:i w:val="false"/>
-          <w:iCs w:val="false"/>
-        </w:rPr>
-        <w:t xml:space="preserve">start_time</w:t>
-      </w:r>
-    </w:p>
-    <w:p>
-      <w:pPr>
-        <w:pStyle w:val="ListParagraph"/>
-        <w:numPr>
-          <w:ilvl w:val="0"/>
-          <w:numId w:val="1"/>
-        </w:numPr>
-        <w:spacing w:after="40"/>
-      </w:pPr>
-      <w:r>
-        <w:rPr>
-          <w:i w:val="false"/>
-          <w:iCs w:val="false"/>
-        </w:rPr>
-        <w:t xml:space="preserve">end_time</w:t>
-      </w:r>
-    </w:p>
-    <w:p>
-      <w:pPr>
-        <w:pStyle w:val="ListParagraph"/>
-        <w:numPr>
-          <w:ilvl w:val="0"/>
-          <w:numId w:val="1"/>
-        </w:numPr>
-        <w:spacing w:after="40"/>
-      </w:pPr>
-      <w:r>
-        <w:rPr>
-          <w:i w:val="false"/>
-          <w:iCs w:val="false"/>
-        </w:rPr>
-        <w:t xml:space="preserve">initial_odometer</w:t>
-      </w:r>
-    </w:p>
-    <w:p>
-      <w:pPr>
-        <w:pStyle w:val="ListParagraph"/>
-        <w:numPr>
-          <w:ilvl w:val="0"/>
-          <w:numId w:val="1"/>
-        </w:numPr>
-        <w:spacing w:after="40"/>
-      </w:pPr>
-      <w:r>
-        <w:rPr>
-          <w:i w:val="false"/>
-          <w:iCs w:val="false"/>
-        </w:rPr>
-        <w:t xml:space="preserve">final_odometer</w:t>
-      </w:r>
-    </w:p>
-    <w:p>
-      <w:pPr>
-        <w:pStyle w:val="ListParagraph"/>
-        <w:numPr>
-          <w:ilvl w:val="0"/>
-          <w:numId w:val="1"/>
-        </w:numPr>
-        <w:spacing w:after="40"/>
-      </w:pPr>
-      <w:r>
-        <w:rPr>
-          <w:i w:val="false"/>
-          <w:iCs w:val="false"/>
-        </w:rPr>
-        <w:t xml:space="preserve">kilometers</w:t>
-      </w:r>
-    </w:p>
-    <w:p>
-      <w:pPr>
-        <w:pStyle w:val="Heading2"/>
-        <w:spacing w:after="100" w:before="200"/>
-      </w:pPr>
-      <w:r>
-        <w:rPr>
-          <w:i w:val="false"/>
-          <w:iCs w:val="false"/>
-        </w:rPr>
-        <w:t xml:space="preserve">EXPENSE_PHOTOS</w:t>
-      </w:r>
-    </w:p>
-    <w:p>
-      <w:pPr>
-        <w:pStyle w:val="ListParagraph"/>
-        <w:numPr>
-          <w:ilvl w:val="0"/>
-          <w:numId w:val="1"/>
-        </w:numPr>
-        <w:spacing w:after="40"/>
-      </w:pPr>
-      <w:r>
-        <w:rPr>
-          <w:i w:val="false"/>
-          <w:iCs w:val="false"/>
-        </w:rPr>
-        <w:t xml:space="preserve">id</w:t>
-      </w:r>
-    </w:p>
-    <w:p>
-      <w:pPr>
-        <w:pStyle w:val="ListParagraph"/>
-        <w:numPr>
-          <w:ilvl w:val="0"/>
-          <w:numId w:val="1"/>
-        </w:numPr>
-        <w:spacing w:after="40"/>
-      </w:pPr>
-      <w:r>
-        <w:rPr>
-          <w:i w:val="false"/>
-          <w:iCs w:val="false"/>
-        </w:rPr>
-        <w:t xml:space="preserve">expense_id</w:t>
-      </w:r>
-    </w:p>
-    <w:p>
-      <w:pPr>
-        <w:pStyle w:val="ListParagraph"/>
-        <w:numPr>
-          <w:ilvl w:val="0"/>
-          <w:numId w:val="1"/>
-        </w:numPr>
-        <w:spacing w:after="40"/>
-      </w:pPr>
-      <w:r>
-        <w:rPr>
-          <w:i w:val="false"/>
-          <w:iCs w:val="false"/>
-        </w:rPr>
-        <w:t xml:space="preserve">photo_type</w:t>
-      </w:r>
-    </w:p>
-    <w:p>
-      <w:pPr>
-        <w:pStyle w:val="ListParagraph"/>
-        <w:numPr>
-          <w:ilvl w:val="0"/>
-          <w:numId w:val="1"/>
-        </w:numPr>
-        <w:spacing w:after="40"/>
-      </w:pPr>
-      <w:r>
-        <w:rPr>
-          <w:i w:val="false"/>
-          <w:iCs w:val="false"/>
-        </w:rPr>
-        <w:t xml:space="preserve">file_url</w:t>
-      </w:r>
-    </w:p>
-    <w:p>
-      <w:pPr>
-        <w:pStyle w:val="ListParagraph"/>
-        <w:numPr>
-          <w:ilvl w:val="0"/>
-          <w:numId w:val="1"/>
-        </w:numPr>
-        <w:spacing w:after="40"/>
-      </w:pPr>
-      <w:r>
-        <w:rPr>
-          <w:i w:val="false"/>
-          <w:iCs w:val="false"/>
-        </w:rPr>
-        <w:t xml:space="preserve">created_at</w:t>
+        <w:t xml:space="preserve">APP_SETTINGS (adición posterior a este documento)</w:t>
+      </w:r>
+    </w:p>
+    <w:p>
+      <w:pPr>
+        <w:spacing w:after="120"/>
+      </w:pPr>
+      <w:r>
+        <w:rPr>
+          <w:i w:val="false"/>
+          <w:iCs w:val="false"/>
+        </w:rPr>
+        <w:t xml:space="preserve">Fila única de configuración global (ver sección 5, 11 y 21): presupuestos semanales por categoría de comida, presupuestos mensuales por rol (Caja chica / No directos), tarifa por km y día de pago semanal. Editable solo por un admin desde Configuración.</w:t>
       </w:r>
     </w:p>
     <w:p>
@@ -4642,6 +5672,53 @@
           </w:p>
         </w:tc>
       </w:tr>
+      <w:tr>
+        <w:trPr>
+          <w:tblHeader w:val="false"/>
+        </w:trPr>
+        <w:tc>
+          <w:tcPr>
+            <w:tcW w:type="pct" w:w="33%"/>
+          </w:tcPr>
+          <w:p>
+            <w:r>
+              <w:rPr>
+                <w:i w:val="false"/>
+                <w:iCs w:val="false"/>
+              </w:rPr>
+              <w:t xml:space="preserve">10</w:t>
+            </w:r>
+          </w:p>
+        </w:tc>
+        <w:tc>
+          <w:tcPr>
+            <w:tcW w:type="pct" w:w="33%"/>
+          </w:tcPr>
+          <w:p>
+            <w:r>
+              <w:rPr>
+                <w:i w:val="false"/>
+                <w:iCs w:val="false"/>
+              </w:rPr>
+              <w:t xml:space="preserve">Roles adicionales (No directo/Caja chica/Hotel), presupuestos, kilometraje asignado por admin y cierre de mes</w:t>
+            </w:r>
+          </w:p>
+        </w:tc>
+        <w:tc>
+          <w:tcPr>
+            <w:tcW w:type="pct" w:w="33%"/>
+          </w:tcPr>
+          <w:p>
+            <w:r>
+              <w:rPr>
+                <w:i w:val="false"/>
+                <w:iCs w:val="false"/>
+              </w:rPr>
+              <w:t xml:space="preserve">✅ Completada (adición posterior a este documento)</w:t>
+            </w:r>
+          </w:p>
+        </w:tc>
+      </w:tr>
     </w:tbl>
     <w:p>
       <w:pPr>
@@ -4904,7 +5981,7 @@
           <w:i w:val="false"/>
           <w:iCs w:val="false"/>
         </w:rPr>
-        <w:t xml:space="preserve">... para administradores, </w:t>
+        <w:t xml:space="preserve">... admin, </w:t>
       </w:r>
       <w:r>
         <w:rPr>
@@ -4919,22 +5996,52 @@
           <w:i w:val="false"/>
           <w:iCs w:val="false"/>
         </w:rPr>
-        <w:t xml:space="preserve">, </w:t>
-      </w:r>
-      <w:r>
-        <w:rPr>
-          <w:rFonts w:ascii="Consolas" w:cs="Consolas" w:eastAsia="Consolas" w:hAnsi="Consolas"/>
-          <w:i w:val="false"/>
-          <w:iCs w:val="false"/>
-        </w:rPr>
-        <w:t xml:space="preserve">E002</w:t>
-      </w:r>
-      <w:r>
-        <w:rPr>
-          <w:i w:val="false"/>
-          <w:iCs w:val="false"/>
-        </w:rPr>
-        <w:t xml:space="preserve">... para empleados, cada rol con su propio contador), correo autogenerado (</w:t>
+        <w:t xml:space="preserve">... empleado, </w:t>
+      </w:r>
+      <w:r>
+        <w:rPr>
+          <w:rFonts w:ascii="Consolas" w:cs="Consolas" w:eastAsia="Consolas" w:hAnsi="Consolas"/>
+          <w:i w:val="false"/>
+          <w:iCs w:val="false"/>
+        </w:rPr>
+        <w:t xml:space="preserve">N001</w:t>
+      </w:r>
+      <w:r>
+        <w:rPr>
+          <w:i w:val="false"/>
+          <w:iCs w:val="false"/>
+        </w:rPr>
+        <w:t xml:space="preserve">... no directo, </w:t>
+      </w:r>
+      <w:r>
+        <w:rPr>
+          <w:rFonts w:ascii="Consolas" w:cs="Consolas" w:eastAsia="Consolas" w:hAnsi="Consolas"/>
+          <w:i w:val="false"/>
+          <w:iCs w:val="false"/>
+        </w:rPr>
+        <w:t xml:space="preserve">C001</w:t>
+      </w:r>
+      <w:r>
+        <w:rPr>
+          <w:i w:val="false"/>
+          <w:iCs w:val="false"/>
+        </w:rPr>
+        <w:t xml:space="preserve">... caja chica, </w:t>
+      </w:r>
+      <w:r>
+        <w:rPr>
+          <w:rFonts w:ascii="Consolas" w:cs="Consolas" w:eastAsia="Consolas" w:hAnsi="Consolas"/>
+          <w:i w:val="false"/>
+          <w:iCs w:val="false"/>
+        </w:rPr>
+        <w:t xml:space="preserve">H001</w:t>
+      </w:r>
+      <w:r>
+        <w:rPr>
+          <w:i w:val="false"/>
+          <w:iCs w:val="false"/>
+        </w:rPr>
+        <w:t xml:space="preserve">... hotel — cada rol con su propio contador), correo autogenerado (</w:t>
       </w:r>
       <w:r>
         <w:rPr>
@@ -4981,7 +6088,7 @@
           <w:i w:val="false"/>
           <w:iCs w:val="false"/>
         </w:rPr>
-        <w:t xml:space="preserve">La lista de Empleados usa un diseño compacto de filas (no tabla ancha con scroll horizontal): "Editar" expande el formulario de edición directamente debajo de la fila en vez de abrir un popup — pensado para uso cómodo en celular. Dos pestañas ("Empleados" / "Admins", cada una con su contador) separan la lista por rol.</w:t>
+        <w:t xml:space="preserve">La lista de Usuarios (renombrada de "Empleados" — adición posterior a este documento) usa un diseño compacto de filas (no tabla ancha con scroll horizontal): "Editar" expande el formulario de edición directamente debajo de la fila en vez de abrir un popup — pensado para uso cómodo en celular. Cinco pestañas (Empleados / No directos / Caja chica / Hoteles / Admins, cada una con su contador) separan la lista por rol, y determinan el rol con el que se crea un usuario nuevo desde esa pestaña (ya no hay un desplegable de "Rol" en el formulario de creación).</w:t>
       </w:r>
     </w:p>
     <w:p>
@@ -5268,6 +6375,21 @@
           <w:i w:val="false"/>
           <w:iCs w:val="false"/>
         </w:rPr>
+        <w:t xml:space="preserve">, </w:t>
+      </w:r>
+      <w:r>
+        <w:rPr>
+          <w:rFonts w:ascii="Consolas" w:cs="Consolas" w:eastAsia="Consolas" w:hAnsi="Consolas"/>
+          <w:i w:val="false"/>
+          <w:iCs w:val="false"/>
+        </w:rPr>
+        <w:t xml:space="preserve">/empleado/reparacion-llantas</w:t>
+      </w:r>
+      <w:r>
+        <w:rPr>
+          <w:i w:val="false"/>
+          <w:iCs w:val="false"/>
+        </w:rPr>
         <w:t xml:space="preserve">: mismo formulario reutilizable (</w:t>
       </w:r>
       <w:r>
@@ -5283,7 +6405,68 @@
           <w:i w:val="false"/>
           <w:iCs w:val="false"/>
         </w:rPr>
-        <w:t xml:space="preserve">) parametrizado por tipo — fecha, hora, monto, moneda (USD/CRC), descripción opcional y foto de comprobante obligatoria, con vista previa antes de enviar.</w:t>
+        <w:t xml:space="preserve">) parametrizado por tipo — fecha (mínimo 5 semanas atrás, máximo hoy — </w:t>
+      </w:r>
+      <w:r>
+        <w:rPr>
+          <w:rFonts w:ascii="Consolas" w:cs="Consolas" w:eastAsia="Consolas" w:hAnsi="Consolas"/>
+          <w:i w:val="false"/>
+          <w:iCs w:val="false"/>
+        </w:rPr>
+        <w:t xml:space="preserve">minReportableDate()</w:t>
+      </w:r>
+      <w:r>
+        <w:rPr>
+          <w:i w:val="false"/>
+          <w:iCs w:val="false"/>
+        </w:rPr>
+        <w:t xml:space="preserve"> en </w:t>
+      </w:r>
+      <w:r>
+        <w:rPr>
+          <w:rFonts w:ascii="Consolas" w:cs="Consolas" w:eastAsia="Consolas" w:hAnsi="Consolas"/>
+          <w:i w:val="false"/>
+          <w:iCs w:val="false"/>
+        </w:rPr>
+        <w:t xml:space="preserve">src/lib/week.ts</w:t>
+      </w:r>
+      <w:r>
+        <w:rPr>
+          <w:i w:val="false"/>
+          <w:iCs w:val="false"/>
+        </w:rPr>
+        <w:t xml:space="preserve">, validado también en el servidor), hora, monto, moneda (USD/CRC) y foto de comprobante obligatoria, con vista previa antes de enviar. </w:t>
+      </w:r>
+      <w:r>
+        <w:rPr>
+          <w:b/>
+          <w:bCs/>
+          <w:i w:val="false"/>
+          <w:iCs w:val="false"/>
+        </w:rPr>
+        <w:t xml:space="preserve">El campo de descripción se quitó de estos formularios</w:t>
+      </w:r>
+      <w:r>
+        <w:rPr>
+          <w:i w:val="false"/>
+          <w:iCs w:val="false"/>
+        </w:rPr>
+        <w:t xml:space="preserve"> (adición posterior a este documento) — solo Caja chica lo pide, y ahí es obligatorio (</w:t>
+      </w:r>
+      <w:r>
+        <w:rPr>
+          <w:rFonts w:ascii="Consolas" w:cs="Consolas" w:eastAsia="Consolas" w:hAnsi="Consolas"/>
+          <w:i w:val="false"/>
+          <w:iCs w:val="false"/>
+        </w:rPr>
+        <w:t xml:space="preserve">requireDescription</w:t>
+      </w:r>
+      <w:r>
+        <w:rPr>
+          <w:i w:val="false"/>
+          <w:iCs w:val="false"/>
+        </w:rPr>
+        <w:t xml:space="preserve">).</w:t>
       </w:r>
     </w:p>
     <w:p>
@@ -5308,7 +6491,23 @@
           <w:i w:val="false"/>
           <w:iCs w:val="false"/>
         </w:rPr>
-        <w:t xml:space="preserve">: fecha, hora inicio/fin, lugar inicio/destino, kilometraje inicial/final (calcula los km recorridos en vivo mientras se escribe), descripción opcional, y dos fotos obligatorias (odómetro inicial y final).</w:t>
+        <w:t xml:space="preserve">: </w:t>
+      </w:r>
+      <w:r>
+        <w:rPr>
+          <w:b/>
+          <w:bCs/>
+          <w:i w:val="false"/>
+          <w:iCs w:val="false"/>
+        </w:rPr>
+        <w:t xml:space="preserve">simplificado</w:t>
+      </w:r>
+      <w:r>
+        <w:rPr>
+          <w:i w:val="false"/>
+          <w:iCs w:val="false"/>
+        </w:rPr>
+        <w:t xml:space="preserve"> (adición posterior a este documento) a solo fecha + dos fotos obligatorias (odómetro inicial y final) — ya no pide lugares, horas ni números de odómetro. El gasto se crea con monto 0; el administrador asigna los kilómetros al revisar las fotos y el sistema calcula el monto con la tarifa de Configuración (ver sección 5 y Fase 6 más abajo).</w:t>
       </w:r>
     </w:p>
     <w:p>
@@ -5521,7 +6720,7 @@
           <w:i w:val="false"/>
           <w:iCs w:val="false"/>
         </w:rPr>
-        <w:t xml:space="preserve">): tarjeta "Mi semana" (</w:t>
+        <w:t xml:space="preserve">): la tarjeta "Mi semana" (</w:t>
       </w:r>
       <w:r>
         <w:rPr>
@@ -5536,7 +6735,52 @@
           <w:i w:val="false"/>
           <w:iCs w:val="false"/>
         </w:rPr>
-        <w:t xml:space="preserve">) con los 7 días de la semana actual (lunes a domingo) y una bolita por día con el número de reportes diarios (Desayuno/Almuerzo/Cena, 0 a 3) que ya envió — gris si 0, ámbar si 1-2, verde si 3. Kilometraje no cuenta para esta bolita porque puede haber varios trayectos el mismo día, no es "uno por día" como las comidas.</w:t>
+        <w:t xml:space="preserve">) se muestra primero en la página (se quitó el texto de leyenda que había debajo del encabezado — adición posterior a este documento), con los 7 días de la semana actual (lunes a domingo) y una bolita por día con el número de reportes diarios que ya envió — gris si 0, ámbar si incompleto, verde si llegó a la meta del día. La meta y qué cuenta como "un reporte" dependen del rol (</w:t>
+      </w:r>
+      <w:r>
+        <w:rPr>
+          <w:rFonts w:ascii="Consolas" w:cs="Consolas" w:eastAsia="Consolas" w:hAnsi="Consolas"/>
+          <w:i w:val="false"/>
+          <w:iCs w:val="false"/>
+        </w:rPr>
+        <w:t xml:space="preserve">dailyTypesForRole</w:t>
+      </w:r>
+      <w:r>
+        <w:rPr>
+          <w:i w:val="false"/>
+          <w:iCs w:val="false"/>
+        </w:rPr>
+        <w:t xml:space="preserve">/</w:t>
+      </w:r>
+      <w:r>
+        <w:rPr>
+          <w:rFonts w:ascii="Consolas" w:cs="Consolas" w:eastAsia="Consolas" w:hAnsi="Consolas"/>
+          <w:i w:val="false"/>
+          <w:iCs w:val="false"/>
+        </w:rPr>
+        <w:t xml:space="preserve">optionsForRole</w:t>
+      </w:r>
+      <w:r>
+        <w:rPr>
+          <w:i w:val="false"/>
+          <w:iCs w:val="false"/>
+        </w:rPr>
+        <w:t xml:space="preserve"> en </w:t>
+      </w:r>
+      <w:r>
+        <w:rPr>
+          <w:rFonts w:ascii="Consolas" w:cs="Consolas" w:eastAsia="Consolas" w:hAnsi="Consolas"/>
+          <w:i w:val="false"/>
+          <w:iCs w:val="false"/>
+        </w:rPr>
+        <w:t xml:space="preserve">src/lib/employee-categories.tsx</w:t>
+      </w:r>
+      <w:r>
+        <w:rPr>
+          <w:i w:val="false"/>
+          <w:iCs w:val="false"/>
+        </w:rPr>
+        <w:t xml:space="preserve">): 4 para Empleado/No directo (Desayuno/Almuerzo/Cena/Kilometraje — Llantas no cuenta, no es rutina diaria), 1 para Caja chica y 1 para Hotel. Debajo, los botones de categoría se muestran centrados y compactos en una grilla de 2 columnas.</w:t>
       </w:r>
     </w:p>
     <w:p>
@@ -5568,7 +6812,7 @@
           <w:i w:val="false"/>
           <w:iCs w:val="false"/>
         </w:rPr>
-        <w:t xml:space="preserve">, que muestra los 3 tipos de comida del día: si ya se reportó, su estado (Reportado/Aprobado/Rechazado con motivo); si falta, un botón "Reportar" que lleva al formulario de esa categoría con la fecha ya puesta (parámetro </w:t>
+        <w:t xml:space="preserve">, que muestra las categorías del día según el rol: si ya se reportó, su estado (Reportado/Aprobado/ Rechazado con motivo); si falta, un botón "Reportar" que lleva al formulario de esa categoría con la fecha ya puesta (parámetro </w:t>
       </w:r>
       <w:r>
         <w:rPr>
@@ -5583,7 +6827,38 @@
           <w:i w:val="false"/>
           <w:iCs w:val="false"/>
         </w:rPr>
-        <w:t xml:space="preserve">). Al enviar un gasto de comida, el sistema redirige de vuelta a esta vista del día (en vez de a "Mis Gastos") para poder seguir completando lo que falte de una vez.</w:t>
+        <w:t xml:space="preserve">). Al enviar un gasto, el sistema redirige de vuelta a esta vista del día (en vez de a "Mis Gastos") para poder seguir completando lo que falte de una vez. Arriba de la lista hay una tarjeta </w:t>
+      </w:r>
+      <w:r>
+        <w:rPr>
+          <w:b/>
+          <w:bCs/>
+          <w:i w:val="false"/>
+          <w:iCs w:val="false"/>
+        </w:rPr>
+        <w:t xml:space="preserve">"Total del día"</w:t>
+      </w:r>
+      <w:r>
+        <w:rPr>
+          <w:i w:val="false"/>
+          <w:iCs w:val="false"/>
+        </w:rPr>
+        <w:t xml:space="preserve"> (monto total, y noches totales si aplica) — adición posterior a este documento. Las categorías marcadas </w:t>
+      </w:r>
+      <w:r>
+        <w:rPr>
+          <w:rFonts w:ascii="Consolas" w:cs="Consolas" w:eastAsia="Consolas" w:hAnsi="Consolas"/>
+          <w:i w:val="false"/>
+          <w:iCs w:val="false"/>
+        </w:rPr>
+        <w:t xml:space="preserve">allowMultiple</w:t>
+      </w:r>
+      <w:r>
+        <w:rPr>
+          <w:i w:val="false"/>
+          <w:iCs w:val="false"/>
+        </w:rPr>
+        <w:t xml:space="preserve"> (hoy solo Hospedaje) no se limitan a un slot por día: se listan todas las reportadas ese día con la opción "+ Reportar otra estadía".</w:t>
       </w:r>
     </w:p>
     <w:p>
@@ -5608,7 +6883,54 @@
           <w:i w:val="false"/>
           <w:iCs w:val="false"/>
         </w:rPr>
-        <w:t xml:space="preserve">: historial de gastos propios con estado (Reportado/Aprobado/Rechazado), motivo de rechazo cuando aplica, y enlace al comprobante (URL firmada de Storage, válida 1 hora).</w:t>
+        <w:t xml:space="preserve">: historial de gastos propios de la semana seleccionada, con </w:t>
+      </w:r>
+      <w:r>
+        <w:rPr>
+          <w:b/>
+          <w:bCs/>
+          <w:i w:val="false"/>
+          <w:iCs w:val="false"/>
+        </w:rPr>
+        <w:t xml:space="preserve">navegación semanal</w:t>
+      </w:r>
+      <w:r>
+        <w:rPr>
+          <w:i w:val="false"/>
+          <w:iCs w:val="false"/>
+        </w:rPr>
+        <w:t xml:space="preserve"> (← Anterior / Siguiente →, acotada a ±5 semanas — adición posterior a este documento), un KPI de "Listo para pagar" con el total aprobado de la semana pasada y su desglose (</w:t>
+      </w:r>
+      <w:r>
+        <w:rPr>
+          <w:rFonts w:ascii="Consolas" w:cs="Consolas" w:eastAsia="Consolas" w:hAnsi="Consolas"/>
+          <w:i w:val="false"/>
+          <w:iCs w:val="false"/>
+        </w:rPr>
+        <w:t xml:space="preserve">PaymentKpi</w:t>
+      </w:r>
+      <w:r>
+        <w:rPr>
+          <w:i w:val="false"/>
+          <w:iCs w:val="false"/>
+        </w:rPr>
+        <w:t xml:space="preserve">), estado (Reportado/Aprobado/Rechazado), motivo de rechazo cuando aplica, y enlace al comprobante (URL firmada de Storage, válida 1 hora). El inicio del empleado también muestra un aviso con el </w:t>
+      </w:r>
+      <w:r>
+        <w:rPr>
+          <w:b/>
+          <w:bCs/>
+          <w:i w:val="false"/>
+          <w:iCs w:val="false"/>
+        </w:rPr>
+        <w:t xml:space="preserve">monto</w:t>
+      </w:r>
+      <w:r>
+        <w:rPr>
+          <w:i w:val="false"/>
+          <w:iCs w:val="false"/>
+        </w:rPr>
+        <w:t xml:space="preserve"> (no solo la fecha) que se le pagará de la semana pasada y el día de pago configurado en Configuración.</w:t>
       </w:r>
     </w:p>
     <w:p>
@@ -5688,36 +7010,112 @@
     </w:p>
     <w:p>
       <w:pPr>
-        <w:pStyle w:val="ListParagraph"/>
-        <w:numPr>
-          <w:ilvl w:val="0"/>
-          <w:numId w:val="1"/>
-        </w:numPr>
-        <w:spacing w:after="40"/>
-      </w:pPr>
-      <w:r>
-        <w:rPr>
-          <w:i w:val="false"/>
-          <w:iCs w:val="false"/>
-        </w:rPr>
-        <w:t xml:space="preserve">Tabla compacta de todos los gastos (mismo patrón de filas que Empleados, con "Editar" en línea en vez de popup) con: fecha, empleado, categoría, monto o km, estado, comprobante.</w:t>
-      </w:r>
-    </w:p>
-    <w:p>
-      <w:pPr>
-        <w:pStyle w:val="ListParagraph"/>
-        <w:numPr>
-          <w:ilvl w:val="0"/>
-          <w:numId w:val="1"/>
-        </w:numPr>
-        <w:spacing w:after="40"/>
-      </w:pPr>
-      <w:r>
-        <w:rPr>
-          <w:i w:val="false"/>
-          <w:iCs w:val="false"/>
-        </w:rPr>
-        <w:t xml:space="preserve">Acciones: Aprobar / Rechazar (con motivo, solo cuando está "Reportado"), Editar (monto/moneda/fecha/hora/descripción — no aplica a Kilometraje), Eliminar, y </w:t>
+        <w:pBdr>
+          <w:left w:val="single" w:color="5B4CF0" w:sz="18" w:space="8"/>
+        </w:pBdr>
+        <w:spacing w:after="200"/>
+        <w:ind w:left="360"/>
+      </w:pPr>
+      <w:r>
+        <w:rPr>
+          <w:i/>
+          <w:iCs/>
+        </w:rPr>
+        <w:t xml:space="preserve">Adición posterior a este documento: </w:t>
+      </w:r>
+      <w:r>
+        <w:rPr>
+          <w:rFonts w:ascii="Consolas" w:cs="Consolas" w:eastAsia="Consolas" w:hAnsi="Consolas"/>
+          <w:i/>
+          <w:iCs/>
+        </w:rPr>
+        <w:t xml:space="preserve">/admin/gastos</w:t>
+      </w:r>
+      <w:r>
+        <w:rPr>
+          <w:i/>
+          <w:iCs/>
+        </w:rPr>
+        <w:t xml:space="preserve"> se rediseñó como una lista de empleados (con el conteo de reportes y pendientes de la semana actual, </w:t>
+      </w:r>
+      <w:r>
+        <w:rPr>
+          <w:rFonts w:ascii="Consolas" w:cs="Consolas" w:eastAsia="Consolas" w:hAnsi="Consolas"/>
+          <w:i/>
+          <w:iCs/>
+        </w:rPr>
+        <w:t xml:space="preserve">GastosEmployeeList</w:t>
+      </w:r>
+      <w:r>
+        <w:rPr>
+          <w:i/>
+          <w:iCs/>
+        </w:rPr>
+        <w:t xml:space="preserve">) que lleva al detalle de un empleado (</w:t>
+      </w:r>
+      <w:r>
+        <w:rPr>
+          <w:rFonts w:ascii="Consolas" w:cs="Consolas" w:eastAsia="Consolas" w:hAnsi="Consolas"/>
+          <w:i/>
+          <w:iCs/>
+        </w:rPr>
+        <w:t xml:space="preserve">/admin/gastos/[userId]</w:t>
+      </w:r>
+      <w:r>
+        <w:rPr>
+          <w:i/>
+          <w:iCs/>
+        </w:rPr>
+        <w:t xml:space="preserve">) con navegación semanal (← Anterior / Siguiente →, sin límite en este caso porque es el admin quien navega) y el resumen de presupuesto de esa semana. </w:t>
+      </w:r>
+      <w:r>
+        <w:rPr>
+          <w:rFonts w:ascii="Consolas" w:cs="Consolas" w:eastAsia="Consolas" w:hAnsi="Consolas"/>
+          <w:i/>
+          <w:iCs/>
+        </w:rPr>
+        <w:t xml:space="preserve">/admin/reportes</w:t>
+      </w:r>
+      <w:r>
+        <w:rPr>
+          <w:i/>
+          <w:iCs/>
+        </w:rPr>
+        <w:t xml:space="preserve"> conserva la tabla con todos los gastos y los filtros descritos abajo.</w:t>
+      </w:r>
+    </w:p>
+    <w:p>
+      <w:pPr>
+        <w:pStyle w:val="ListParagraph"/>
+        <w:numPr>
+          <w:ilvl w:val="0"/>
+          <w:numId w:val="1"/>
+        </w:numPr>
+        <w:spacing w:after="40"/>
+      </w:pPr>
+      <w:r>
+        <w:rPr>
+          <w:i w:val="false"/>
+          <w:iCs w:val="false"/>
+        </w:rPr>
+        <w:t xml:space="preserve">Tabla compacta de gastos (mismo patrón de filas que Usuarios, con "Editar" en línea en vez de popup) con: fecha, empleado, categoría, monto o km, estado, comprobante.</w:t>
+      </w:r>
+    </w:p>
+    <w:p>
+      <w:pPr>
+        <w:pStyle w:val="ListParagraph"/>
+        <w:numPr>
+          <w:ilvl w:val="0"/>
+          <w:numId w:val="1"/>
+        </w:numPr>
+        <w:spacing w:after="40"/>
+      </w:pPr>
+      <w:r>
+        <w:rPr>
+          <w:i w:val="false"/>
+          <w:iCs w:val="false"/>
+        </w:rPr>
+        <w:t xml:space="preserve">Acciones: Aprobar / Rechazar (con motivo, solo cuando está "Reportado"), Editar (monto/moneda/fecha/hora — no aplica a Kilometraje), Eliminar, y </w:t>
       </w:r>
       <w:r>
         <w:rPr>
@@ -5733,24 +7131,151 @@
           <w:i w:val="false"/>
           <w:iCs w:val="false"/>
         </w:rPr>
-        <w:t xml:space="preserve"> (el admin lo registra a nombre de un empleado; útil para gastos que no pasaron por el flujo normal).</w:t>
-      </w:r>
-    </w:p>
-    <w:p>
-      <w:pPr>
-        <w:pStyle w:val="ListParagraph"/>
-        <w:numPr>
-          <w:ilvl w:val="0"/>
-          <w:numId w:val="1"/>
-        </w:numPr>
-        <w:spacing w:after="40"/>
-      </w:pPr>
-      <w:r>
-        <w:rPr>
-          <w:i w:val="false"/>
-          <w:iCs w:val="false"/>
-        </w:rPr>
-        <w:t xml:space="preserve">Filtros combinables: fecha (hoy/semana/mes/mes anterior/rango personalizado), empleado (uno o varios), categoría, estado — vía querystring en un </w:t>
+        <w:t xml:space="preserve"> (el admin lo registra a nombre de un empleado; útil para gastos que no pasaron por el flujo normal). Cuando el diálogo se abre desde la página de un solo empleado, la categoría disponible se limita a lo que ese rol puede reportar (</w:t>
+      </w:r>
+      <w:r>
+        <w:rPr>
+          <w:rFonts w:ascii="Consolas" w:cs="Consolas" w:eastAsia="Consolas" w:hAnsi="Consolas"/>
+          <w:i w:val="false"/>
+          <w:iCs w:val="false"/>
+        </w:rPr>
+        <w:t xml:space="preserve">optionsForRole</w:t>
+      </w:r>
+      <w:r>
+        <w:rPr>
+          <w:i w:val="false"/>
+          <w:iCs w:val="false"/>
+        </w:rPr>
+        <w:t xml:space="preserve">) — adición posterior a este documento, evita crear p. ej. "Desayuno" para un Hotel.</w:t>
+      </w:r>
+    </w:p>
+    <w:p>
+      <w:pPr>
+        <w:pStyle w:val="ListParagraph"/>
+        <w:numPr>
+          <w:ilvl w:val="0"/>
+          <w:numId w:val="1"/>
+        </w:numPr>
+        <w:spacing w:after="40"/>
+      </w:pPr>
+      <w:r>
+        <w:rPr>
+          <w:b/>
+          <w:bCs/>
+          <w:i w:val="false"/>
+          <w:iCs w:val="false"/>
+        </w:rPr>
+        <w:t xml:space="preserve">Asignar kilometraje</w:t>
+      </w:r>
+      <w:r>
+        <w:rPr>
+          <w:i w:val="false"/>
+          <w:iCs w:val="false"/>
+        </w:rPr>
+        <w:t xml:space="preserve"> (adición posterior a este documento): para un gasto de Kilometraje sin km asignados, "Editar" muestra un formulario para que el admin escriba los km recorridos; el sistema calcula el monto (km × tarifa de Configuración) y lo guarda junto con una fila en </w:t>
+      </w:r>
+      <w:r>
+        <w:rPr>
+          <w:rFonts w:ascii="Consolas" w:cs="Consolas" w:eastAsia="Consolas" w:hAnsi="Consolas"/>
+          <w:i w:val="false"/>
+          <w:iCs w:val="false"/>
+        </w:rPr>
+        <w:t xml:space="preserve">mileage</w:t>
+      </w:r>
+      <w:r>
+        <w:rPr>
+          <w:i w:val="false"/>
+          <w:iCs w:val="false"/>
+        </w:rPr>
+        <w:t xml:space="preserve"> (</w:t>
+      </w:r>
+      <w:r>
+        <w:rPr>
+          <w:rFonts w:ascii="Consolas" w:cs="Consolas" w:eastAsia="Consolas" w:hAnsi="Consolas"/>
+          <w:i w:val="false"/>
+          <w:iCs w:val="false"/>
+        </w:rPr>
+        <w:t xml:space="preserve">assignMileageKm</w:t>
+      </w:r>
+      <w:r>
+        <w:rPr>
+          <w:i w:val="false"/>
+          <w:iCs w:val="false"/>
+        </w:rPr>
+        <w:t xml:space="preserve"> en </w:t>
+      </w:r>
+      <w:r>
+        <w:rPr>
+          <w:rFonts w:ascii="Consolas" w:cs="Consolas" w:eastAsia="Consolas" w:hAnsi="Consolas"/>
+          <w:i w:val="false"/>
+          <w:iCs w:val="false"/>
+        </w:rPr>
+        <w:t xml:space="preserve">src/app/admin/gastos/actions.ts</w:t>
+      </w:r>
+      <w:r>
+        <w:rPr>
+          <w:i w:val="false"/>
+          <w:iCs w:val="false"/>
+        </w:rPr>
+        <w:t xml:space="preserve">).</w:t>
+      </w:r>
+    </w:p>
+    <w:p>
+      <w:pPr>
+        <w:pStyle w:val="ListParagraph"/>
+        <w:numPr>
+          <w:ilvl w:val="0"/>
+          <w:numId w:val="1"/>
+        </w:numPr>
+        <w:spacing w:after="40"/>
+      </w:pPr>
+      <w:r>
+        <w:rPr>
+          <w:b/>
+          <w:bCs/>
+          <w:i w:val="false"/>
+          <w:iCs w:val="false"/>
+        </w:rPr>
+        <w:t xml:space="preserve">Alerta de tarifa de hotel</w:t>
+      </w:r>
+      <w:r>
+        <w:rPr>
+          <w:i w:val="false"/>
+          <w:iCs w:val="false"/>
+        </w:rPr>
+        <w:t xml:space="preserve"> (adición posterior a este documento): si un gasto de Hospedaje tiene una tarifa reportada por el hotel distinta a la tarifa configurada en su perfil, la fila muestra una alerta visible con ambos valores.</w:t>
+      </w:r>
+    </w:p>
+    <w:p>
+      <w:pPr>
+        <w:pStyle w:val="ListParagraph"/>
+        <w:numPr>
+          <w:ilvl w:val="0"/>
+          <w:numId w:val="1"/>
+        </w:numPr>
+        <w:spacing w:after="40"/>
+      </w:pPr>
+      <w:r>
+        <w:rPr>
+          <w:i w:val="false"/>
+          <w:iCs w:val="false"/>
+        </w:rPr>
+        <w:t xml:space="preserve">Filtros combinables (en </w:t>
+      </w:r>
+      <w:r>
+        <w:rPr>
+          <w:rFonts w:ascii="Consolas" w:cs="Consolas" w:eastAsia="Consolas" w:hAnsi="Consolas"/>
+          <w:i w:val="false"/>
+          <w:iCs w:val="false"/>
+        </w:rPr>
+        <w:t xml:space="preserve">/admin/reportes</w:t>
+      </w:r>
+      <w:r>
+        <w:rPr>
+          <w:i w:val="false"/>
+          <w:iCs w:val="false"/>
+        </w:rPr>
+        <w:t xml:space="preserve">): fecha (hoy/semana/mes/mes anterior/rango personalizado), empleado (uno o varios), categoría, estado — vía querystring en un </w:t>
       </w:r>
       <w:r>
         <w:rPr>
@@ -5778,120 +7303,131 @@
           <w:i w:val="false"/>
           <w:iCs w:val="false"/>
         </w:rPr>
-        <w:t xml:space="preserve">Fase 7 — detalle de lo implementado (Dashboard)</w:t>
-      </w:r>
-    </w:p>
-    <w:p>
-      <w:pPr>
-        <w:pStyle w:val="ListParagraph"/>
-        <w:numPr>
-          <w:ilvl w:val="0"/>
-          <w:numId w:val="1"/>
-        </w:numPr>
-        <w:spacing w:after="40"/>
-      </w:pPr>
-      <w:r>
-        <w:rPr>
-          <w:i w:val="false"/>
-          <w:iCs w:val="false"/>
-        </w:rPr>
-        <w:t xml:space="preserve">KPIs: gasto total (con variación % vs. mes anterior), total por categoría de comida, total de kilómetros, promedio de gasto por empleado activo.</w:t>
-      </w:r>
-    </w:p>
-    <w:p>
-      <w:pPr>
-        <w:pStyle w:val="ListParagraph"/>
-        <w:numPr>
-          <w:ilvl w:val="0"/>
-          <w:numId w:val="1"/>
-        </w:numPr>
-        <w:spacing w:after="40"/>
-      </w:pPr>
-      <w:r>
-        <w:rPr>
-          <w:i w:val="false"/>
-          <w:iCs w:val="false"/>
-        </w:rPr>
-        <w:t xml:space="preserve">Gráfico de tendencia (línea, gasto por día del mes) y de distribución por categoría (barras, solo las 3 categorías monetarias — kilometraje no se mezcla en la misma escala por tratarse de una unidad distinta, km vs. dinero).</w:t>
-      </w:r>
-    </w:p>
-    <w:p>
-      <w:pPr>
-        <w:pStyle w:val="ListParagraph"/>
-        <w:numPr>
-          <w:ilvl w:val="0"/>
-          <w:numId w:val="1"/>
-        </w:numPr>
-        <w:spacing w:after="40"/>
-      </w:pPr>
-      <w:r>
-        <w:rPr>
-          <w:i w:val="false"/>
-          <w:iCs w:val="false"/>
-        </w:rPr>
-        <w:t xml:space="preserve">Ranking de empleados por gasto (barras horizontales, top 8).</w:t>
-      </w:r>
-    </w:p>
-    <w:p>
-      <w:pPr>
-        <w:pStyle w:val="ListParagraph"/>
-        <w:numPr>
-          <w:ilvl w:val="0"/>
-          <w:numId w:val="1"/>
-        </w:numPr>
-        <w:spacing w:after="40"/>
-      </w:pPr>
-      <w:r>
-        <w:rPr>
-          <w:i w:val="false"/>
-          <w:iCs w:val="false"/>
-        </w:rPr>
-        <w:t xml:space="preserve">Colores por categoría fijos (no ciclan): Desayuno=azul, Almuerzo=naranja, Cena=aqua, Kilometraje=amarillo — paleta validada para daltonismo (skill </w:t>
-      </w:r>
-      <w:r>
-        <w:rPr>
-          <w:rFonts w:ascii="Consolas" w:cs="Consolas" w:eastAsia="Consolas" w:hAnsi="Consolas"/>
-          <w:i w:val="false"/>
-          <w:iCs w:val="false"/>
-        </w:rPr>
-        <w:t xml:space="preserve">dataviz</w:t>
-      </w:r>
-      <w:r>
-        <w:rPr>
-          <w:i w:val="false"/>
-          <w:iCs w:val="false"/>
-        </w:rPr>
-        <w:t xml:space="preserve">), tokens en </w:t>
-      </w:r>
-      <w:r>
-        <w:rPr>
-          <w:rFonts w:ascii="Consolas" w:cs="Consolas" w:eastAsia="Consolas" w:hAnsi="Consolas"/>
-          <w:i w:val="false"/>
-          <w:iCs w:val="false"/>
-        </w:rPr>
-        <w:t xml:space="preserve">globals.css</w:t>
-      </w:r>
-      <w:r>
-        <w:rPr>
-          <w:i w:val="false"/>
-          <w:iCs w:val="false"/>
-        </w:rPr>
-        <w:t xml:space="preserve"> (</w:t>
-      </w:r>
-      <w:r>
-        <w:rPr>
-          <w:rFonts w:ascii="Consolas" w:cs="Consolas" w:eastAsia="Consolas" w:hAnsi="Consolas"/>
-          <w:i w:val="false"/>
-          <w:iCs w:val="false"/>
-        </w:rPr>
-        <w:t xml:space="preserve">--chart-series-1..4</w:t>
-      </w:r>
-      <w:r>
-        <w:rPr>
-          <w:i w:val="false"/>
-          <w:iCs w:val="false"/>
-        </w:rPr>
-        <w:t xml:space="preserve">).</w:t>
+        <w:t xml:space="preserve">Configuración (adición posterior a este documento)</w:t>
+      </w:r>
+    </w:p>
+    <w:p>
+      <w:pPr>
+        <w:spacing w:after="120"/>
+      </w:pPr>
+      <w:r>
+        <w:rPr>
+          <w:rFonts w:ascii="Consolas" w:cs="Consolas" w:eastAsia="Consolas" w:hAnsi="Consolas"/>
+          <w:i w:val="false"/>
+          <w:iCs w:val="false"/>
+        </w:rPr>
+        <w:t xml:space="preserve">/admin/configuracion</w:t>
+      </w:r>
+      <w:r>
+        <w:rPr>
+          <w:i w:val="false"/>
+          <w:iCs w:val="false"/>
+        </w:rPr>
+        <w:t xml:space="preserve"> — pantalla rediseñada con tres tarjetas:</w:t>
+      </w:r>
+    </w:p>
+    <w:p>
+      <w:pPr>
+        <w:pStyle w:val="ListParagraph"/>
+        <w:numPr>
+          <w:ilvl w:val="0"/>
+          <w:numId w:val="1"/>
+        </w:numPr>
+        <w:spacing w:after="40"/>
+      </w:pPr>
+      <w:r>
+        <w:rPr>
+          <w:b/>
+          <w:bCs/>
+          <w:i w:val="false"/>
+          <w:iCs w:val="false"/>
+        </w:rPr>
+        <w:t xml:space="preserve">Presupuesto semanal por empleado</w:t>
+      </w:r>
+      <w:r>
+        <w:rPr>
+          <w:i w:val="false"/>
+          <w:iCs w:val="false"/>
+        </w:rPr>
+        <w:t xml:space="preserve">: total y por categoría de comida (Desayuno/Almuerzo/Cena) — solo informativo, 0 = sin aviso.</w:t>
+      </w:r>
+    </w:p>
+    <w:p>
+      <w:pPr>
+        <w:pStyle w:val="ListParagraph"/>
+        <w:numPr>
+          <w:ilvl w:val="0"/>
+          <w:numId w:val="1"/>
+        </w:numPr>
+        <w:spacing w:after="40"/>
+      </w:pPr>
+      <w:r>
+        <w:rPr>
+          <w:b/>
+          <w:bCs/>
+          <w:i w:val="false"/>
+          <w:iCs w:val="false"/>
+        </w:rPr>
+        <w:t xml:space="preserve">Presupuesto mensual por rol</w:t>
+      </w:r>
+      <w:r>
+        <w:rPr>
+          <w:i w:val="false"/>
+          <w:iCs w:val="false"/>
+        </w:rPr>
+        <w:t xml:space="preserve">: Caja chica y Empleados no directos — solo informativo, comparado contra el gasto real del mes (ver sección 11).</w:t>
+      </w:r>
+    </w:p>
+    <w:p>
+      <w:pPr>
+        <w:pStyle w:val="ListParagraph"/>
+        <w:numPr>
+          <w:ilvl w:val="0"/>
+          <w:numId w:val="1"/>
+        </w:numPr>
+        <w:spacing w:after="40"/>
+      </w:pPr>
+      <w:r>
+        <w:rPr>
+          <w:b/>
+          <w:bCs/>
+          <w:i w:val="false"/>
+          <w:iCs w:val="false"/>
+        </w:rPr>
+        <w:t xml:space="preserve">Kilometraje</w:t>
+      </w:r>
+      <w:r>
+        <w:rPr>
+          <w:i w:val="false"/>
+          <w:iCs w:val="false"/>
+        </w:rPr>
+        <w:t xml:space="preserve">: tarifa por km (CRC) usada para calcular el monto cuando el admin asigna kilómetros (ver Fase 6 arriba).</w:t>
+      </w:r>
+    </w:p>
+    <w:p>
+      <w:pPr>
+        <w:pStyle w:val="ListParagraph"/>
+        <w:numPr>
+          <w:ilvl w:val="0"/>
+          <w:numId w:val="1"/>
+        </w:numPr>
+        <w:spacing w:after="40"/>
+      </w:pPr>
+      <w:r>
+        <w:rPr>
+          <w:b/>
+          <w:bCs/>
+          <w:i w:val="false"/>
+          <w:iCs w:val="false"/>
+        </w:rPr>
+        <w:t xml:space="preserve">Día de pago</w:t>
+      </w:r>
+      <w:r>
+        <w:rPr>
+          <w:i w:val="false"/>
+          <w:iCs w:val="false"/>
+        </w:rPr>
+        <w:t xml:space="preserve">: día de la semana en que se paga la semana anterior — el empleado lo ve en su inicio junto con el monto (sección "Fases 2-5").</w:t>
       </w:r>
     </w:p>
     <w:p>
@@ -5904,6 +7440,165 @@
           <w:i w:val="false"/>
           <w:iCs w:val="false"/>
         </w:rPr>
+        <w:t xml:space="preserve">Fase 7 — detalle de lo implementado (Dashboard)</w:t>
+      </w:r>
+    </w:p>
+    <w:p>
+      <w:pPr>
+        <w:pStyle w:val="ListParagraph"/>
+        <w:numPr>
+          <w:ilvl w:val="0"/>
+          <w:numId w:val="1"/>
+        </w:numPr>
+        <w:spacing w:after="40"/>
+      </w:pPr>
+      <w:r>
+        <w:rPr>
+          <w:i w:val="false"/>
+          <w:iCs w:val="false"/>
+        </w:rPr>
+        <w:t xml:space="preserve">KPIs: gasto total (con variación % vs. mes anterior), total por categoría de comida, total de kilómetros, promedio de gasto por empleado activo.</w:t>
+      </w:r>
+    </w:p>
+    <w:p>
+      <w:pPr>
+        <w:pStyle w:val="ListParagraph"/>
+        <w:numPr>
+          <w:ilvl w:val="0"/>
+          <w:numId w:val="1"/>
+        </w:numPr>
+        <w:spacing w:after="40"/>
+      </w:pPr>
+      <w:r>
+        <w:rPr>
+          <w:i w:val="false"/>
+          <w:iCs w:val="false"/>
+        </w:rPr>
+        <w:t xml:space="preserve">Gráfico de tendencia (línea, gasto por día del mes) y de distribución por categoría (barras, solo las 3 categorías monetarias — kilometraje no se mezcla en la misma escala por tratarse de una unidad distinta, km vs. dinero).</w:t>
+      </w:r>
+    </w:p>
+    <w:p>
+      <w:pPr>
+        <w:pStyle w:val="ListParagraph"/>
+        <w:numPr>
+          <w:ilvl w:val="0"/>
+          <w:numId w:val="1"/>
+        </w:numPr>
+        <w:spacing w:after="40"/>
+      </w:pPr>
+      <w:r>
+        <w:rPr>
+          <w:i w:val="false"/>
+          <w:iCs w:val="false"/>
+        </w:rPr>
+        <w:t xml:space="preserve">Ranking de empleados por gasto (barras horizontales, top 8).</w:t>
+      </w:r>
+    </w:p>
+    <w:p>
+      <w:pPr>
+        <w:pStyle w:val="ListParagraph"/>
+        <w:numPr>
+          <w:ilvl w:val="0"/>
+          <w:numId w:val="1"/>
+        </w:numPr>
+        <w:spacing w:after="40"/>
+      </w:pPr>
+      <w:r>
+        <w:rPr>
+          <w:i w:val="false"/>
+          <w:iCs w:val="false"/>
+        </w:rPr>
+        <w:t xml:space="preserve">Colores por categoría fijos (no ciclan): Desayuno=azul, Almuerzo=naranja, Cena=aqua, Kilometraje=amarillo, Reparación de llantas=magenta, Caja chica=verde, Hospedaje=violeta — paleta validada para daltonismo (skill </w:t>
+      </w:r>
+      <w:r>
+        <w:rPr>
+          <w:rFonts w:ascii="Consolas" w:cs="Consolas" w:eastAsia="Consolas" w:hAnsi="Consolas"/>
+          <w:i w:val="false"/>
+          <w:iCs w:val="false"/>
+        </w:rPr>
+        <w:t xml:space="preserve">dataviz</w:t>
+      </w:r>
+      <w:r>
+        <w:rPr>
+          <w:i w:val="false"/>
+          <w:iCs w:val="false"/>
+        </w:rPr>
+        <w:t xml:space="preserve">), tokens en </w:t>
+      </w:r>
+      <w:r>
+        <w:rPr>
+          <w:rFonts w:ascii="Consolas" w:cs="Consolas" w:eastAsia="Consolas" w:hAnsi="Consolas"/>
+          <w:i w:val="false"/>
+          <w:iCs w:val="false"/>
+        </w:rPr>
+        <w:t xml:space="preserve">globals.css</w:t>
+      </w:r>
+      <w:r>
+        <w:rPr>
+          <w:i w:val="false"/>
+          <w:iCs w:val="false"/>
+        </w:rPr>
+        <w:t xml:space="preserve"> (</w:t>
+      </w:r>
+      <w:r>
+        <w:rPr>
+          <w:rFonts w:ascii="Consolas" w:cs="Consolas" w:eastAsia="Consolas" w:hAnsi="Consolas"/>
+          <w:i w:val="false"/>
+          <w:iCs w:val="false"/>
+        </w:rPr>
+        <w:t xml:space="preserve">--chart-series-1..7</w:t>
+      </w:r>
+      <w:r>
+        <w:rPr>
+          <w:i w:val="false"/>
+          <w:iCs w:val="false"/>
+        </w:rPr>
+        <w:t xml:space="preserve">).</w:t>
+      </w:r>
+    </w:p>
+    <w:p>
+      <w:pPr>
+        <w:pStyle w:val="ListParagraph"/>
+        <w:numPr>
+          <w:ilvl w:val="0"/>
+          <w:numId w:val="1"/>
+        </w:numPr>
+        <w:spacing w:after="40"/>
+      </w:pPr>
+      <w:r>
+        <w:rPr>
+          <w:i w:val="false"/>
+          <w:iCs w:val="false"/>
+        </w:rPr>
+        <w:t xml:space="preserve">Tarjeta de </w:t>
+      </w:r>
+      <w:r>
+        <w:rPr>
+          <w:b/>
+          <w:bCs/>
+          <w:i w:val="false"/>
+          <w:iCs w:val="false"/>
+        </w:rPr>
+        <w:t xml:space="preserve">presupuesto mensual por rol</w:t>
+      </w:r>
+      <w:r>
+        <w:rPr>
+          <w:i w:val="false"/>
+          <w:iCs w:val="false"/>
+        </w:rPr>
+        <w:t xml:space="preserve"> (adición posterior a este documento): ver sección 11.</w:t>
+      </w:r>
+    </w:p>
+    <w:p>
+      <w:pPr>
+        <w:pStyle w:val="Heading2"/>
+        <w:spacing w:after="100" w:before="200"/>
+      </w:pPr>
+      <w:r>
+        <w:rPr>
+          <w:i w:val="false"/>
+          <w:iCs w:val="false"/>
+        </w:rPr>
         <w:t xml:space="preserve">Fase 8 — detalle de lo implementado (Reportes)</w:t>
       </w:r>
     </w:p>
@@ -5954,7 +7649,62 @@
           <w:i w:val="false"/>
           <w:iCs w:val="false"/>
         </w:rPr>
-        <w:t xml:space="preserve"> (route handler): genera el CSV en el servidor con las columnas de la sección 14 (Fecha, Empleado, Categoría, Monto, Moneda, Estado, Kilometraje), respetando los filtros activos.</w:t>
+        <w:t xml:space="preserve"> (route handler): genera el CSV en el servidor con las columnas de la sección 14 (Fecha, Empleado, Categoría, Monto, Moneda, Estado, Kilometraje, Cédula, Cuenta bancaria), respetando los filtros activos.</w:t>
+      </w:r>
+    </w:p>
+    <w:p>
+      <w:pPr>
+        <w:pStyle w:val="ListParagraph"/>
+        <w:numPr>
+          <w:ilvl w:val="0"/>
+          <w:numId w:val="1"/>
+        </w:numPr>
+        <w:spacing w:after="40"/>
+      </w:pPr>
+      <w:r>
+        <w:rPr>
+          <w:rFonts w:ascii="Consolas" w:cs="Consolas" w:eastAsia="Consolas" w:hAnsi="Consolas"/>
+          <w:i w:val="false"/>
+          <w:iCs w:val="false"/>
+        </w:rPr>
+        <w:t xml:space="preserve">/admin/reportes/cierre-mes</w:t>
+      </w:r>
+      <w:r>
+        <w:rPr>
+          <w:i w:val="false"/>
+          <w:iCs w:val="false"/>
+        </w:rPr>
+        <w:t xml:space="preserve"> (route handler, adición posterior a este documento): genera el </w:t>
+      </w:r>
+      <w:r>
+        <w:rPr>
+          <w:rFonts w:ascii="Consolas" w:cs="Consolas" w:eastAsia="Consolas" w:hAnsi="Consolas"/>
+          <w:i w:val="false"/>
+          <w:iCs w:val="false"/>
+        </w:rPr>
+        <w:t xml:space="preserve">.xlsx</w:t>
+      </w:r>
+      <w:r>
+        <w:rPr>
+          <w:i w:val="false"/>
+          <w:iCs w:val="false"/>
+        </w:rPr>
+        <w:t xml:space="preserve"> de cierre de mes descrito en la sección 14 usando </w:t>
+      </w:r>
+      <w:r>
+        <w:rPr>
+          <w:rFonts w:ascii="Consolas" w:cs="Consolas" w:eastAsia="Consolas" w:hAnsi="Consolas"/>
+          <w:i w:val="false"/>
+          <w:iCs w:val="false"/>
+        </w:rPr>
+        <w:t xml:space="preserve">exceljs</w:t>
+      </w:r>
+      <w:r>
+        <w:rPr>
+          <w:i w:val="false"/>
+          <w:iCs w:val="false"/>
+        </w:rPr>
+        <w:t xml:space="preserve">.</w:t>
       </w:r>
     </w:p>
     <w:p>
